--- a/Week6/Isabel_Workshop_Week6.docx
+++ b/Week6/Isabel_Workshop_Week6.docx
@@ -842,23 +842,641 @@
           <w:kern w:val="0"/>
           <w14:ligatures w14:val="none"/>
         </w:rPr>
+        <w:t>SELECT</w:t>
+      </w:r>
+      <w:r>
+        <w:rPr>
+          <w:rFonts w:ascii="Times New Roman" w:eastAsia="Times New Roman" w:hAnsi="Times New Roman" w:cs="Times New Roman"/>
+          <w:color w:val="215E99" w:themeColor="text2" w:themeTint="BF"/>
+          <w:kern w:val="0"/>
+          <w14:ligatures w14:val="none"/>
+        </w:rPr>
+        <w:br/>
+      </w:r>
+      <w:proofErr w:type="spellStart"/>
+      <w:r>
+        <w:rPr>
+          <w:rFonts w:ascii="Times New Roman" w:eastAsia="Times New Roman" w:hAnsi="Times New Roman" w:cs="Times New Roman"/>
+          <w:color w:val="215E99" w:themeColor="text2" w:themeTint="BF"/>
+          <w:kern w:val="0"/>
+          <w14:ligatures w14:val="none"/>
+        </w:rPr>
+        <w:t>Loans.loan_id</w:t>
+      </w:r>
+      <w:proofErr w:type="spellEnd"/>
+      <w:r>
+        <w:rPr>
+          <w:rFonts w:ascii="Times New Roman" w:eastAsia="Times New Roman" w:hAnsi="Times New Roman" w:cs="Times New Roman"/>
+          <w:color w:val="215E99" w:themeColor="text2" w:themeTint="BF"/>
+          <w:kern w:val="0"/>
+          <w14:ligatures w14:val="none"/>
+        </w:rPr>
+        <w:t>,</w:t>
+      </w:r>
+      <w:r>
+        <w:rPr>
+          <w:rFonts w:ascii="Times New Roman" w:eastAsia="Times New Roman" w:hAnsi="Times New Roman" w:cs="Times New Roman"/>
+          <w:color w:val="215E99" w:themeColor="text2" w:themeTint="BF"/>
+          <w:kern w:val="0"/>
+          <w14:ligatures w14:val="none"/>
+        </w:rPr>
+        <w:br/>
+      </w:r>
+      <w:proofErr w:type="spellStart"/>
+      <w:r>
+        <w:rPr>
+          <w:rFonts w:ascii="Times New Roman" w:eastAsia="Times New Roman" w:hAnsi="Times New Roman" w:cs="Times New Roman"/>
+          <w:color w:val="215E99" w:themeColor="text2" w:themeTint="BF"/>
+          <w:kern w:val="0"/>
+          <w14:ligatures w14:val="none"/>
+        </w:rPr>
+        <w:t>Loans.checkout_date</w:t>
+      </w:r>
+      <w:proofErr w:type="spellEnd"/>
+      <w:r>
+        <w:rPr>
+          <w:rFonts w:ascii="Times New Roman" w:eastAsia="Times New Roman" w:hAnsi="Times New Roman" w:cs="Times New Roman"/>
+          <w:color w:val="215E99" w:themeColor="text2" w:themeTint="BF"/>
+          <w:kern w:val="0"/>
+          <w14:ligatures w14:val="none"/>
+        </w:rPr>
+        <w:t>,</w:t>
+      </w:r>
+      <w:r>
+        <w:rPr>
+          <w:rFonts w:ascii="Times New Roman" w:eastAsia="Times New Roman" w:hAnsi="Times New Roman" w:cs="Times New Roman"/>
+          <w:color w:val="215E99" w:themeColor="text2" w:themeTint="BF"/>
+          <w:kern w:val="0"/>
+          <w14:ligatures w14:val="none"/>
+        </w:rPr>
+        <w:br/>
+      </w:r>
+      <w:proofErr w:type="spellStart"/>
+      <w:r>
+        <w:rPr>
+          <w:rFonts w:ascii="Times New Roman" w:eastAsia="Times New Roman" w:hAnsi="Times New Roman" w:cs="Times New Roman"/>
+          <w:color w:val="215E99" w:themeColor="text2" w:themeTint="BF"/>
+          <w:kern w:val="0"/>
+          <w14:ligatures w14:val="none"/>
+        </w:rPr>
+        <w:t>Loans.due_date</w:t>
+      </w:r>
+      <w:proofErr w:type="spellEnd"/>
+      <w:r>
+        <w:rPr>
+          <w:rFonts w:ascii="Times New Roman" w:eastAsia="Times New Roman" w:hAnsi="Times New Roman" w:cs="Times New Roman"/>
+          <w:color w:val="215E99" w:themeColor="text2" w:themeTint="BF"/>
+          <w:kern w:val="0"/>
+          <w14:ligatures w14:val="none"/>
+        </w:rPr>
+        <w:t>,</w:t>
+      </w:r>
+      <w:r>
+        <w:rPr>
+          <w:rFonts w:ascii="Times New Roman" w:eastAsia="Times New Roman" w:hAnsi="Times New Roman" w:cs="Times New Roman"/>
+          <w:color w:val="215E99" w:themeColor="text2" w:themeTint="BF"/>
+          <w:kern w:val="0"/>
+          <w14:ligatures w14:val="none"/>
+        </w:rPr>
+        <w:br/>
+      </w:r>
+      <w:proofErr w:type="spellStart"/>
+      <w:r>
+        <w:rPr>
+          <w:rFonts w:ascii="Times New Roman" w:eastAsia="Times New Roman" w:hAnsi="Times New Roman" w:cs="Times New Roman"/>
+          <w:color w:val="215E99" w:themeColor="text2" w:themeTint="BF"/>
+          <w:kern w:val="0"/>
+          <w14:ligatures w14:val="none"/>
+        </w:rPr>
+        <w:t>Patrons.first_name</w:t>
+      </w:r>
+      <w:proofErr w:type="spellEnd"/>
+      <w:r>
+        <w:rPr>
+          <w:rFonts w:ascii="Times New Roman" w:eastAsia="Times New Roman" w:hAnsi="Times New Roman" w:cs="Times New Roman"/>
+          <w:color w:val="215E99" w:themeColor="text2" w:themeTint="BF"/>
+          <w:kern w:val="0"/>
+          <w14:ligatures w14:val="none"/>
+        </w:rPr>
+        <w:t>,</w:t>
+      </w:r>
+      <w:r>
+        <w:rPr>
+          <w:rFonts w:ascii="Times New Roman" w:eastAsia="Times New Roman" w:hAnsi="Times New Roman" w:cs="Times New Roman"/>
+          <w:color w:val="215E99" w:themeColor="text2" w:themeTint="BF"/>
+          <w:kern w:val="0"/>
+          <w14:ligatures w14:val="none"/>
+        </w:rPr>
+        <w:br/>
+      </w:r>
+      <w:proofErr w:type="spellStart"/>
+      <w:r>
+        <w:rPr>
+          <w:rFonts w:ascii="Times New Roman" w:eastAsia="Times New Roman" w:hAnsi="Times New Roman" w:cs="Times New Roman"/>
+          <w:color w:val="215E99" w:themeColor="text2" w:themeTint="BF"/>
+          <w:kern w:val="0"/>
+          <w14:ligatures w14:val="none"/>
+        </w:rPr>
+        <w:t>Patrons.last_name</w:t>
+      </w:r>
+      <w:proofErr w:type="spellEnd"/>
+      <w:r>
+        <w:rPr>
+          <w:rFonts w:ascii="Times New Roman" w:eastAsia="Times New Roman" w:hAnsi="Times New Roman" w:cs="Times New Roman"/>
+          <w:color w:val="215E99" w:themeColor="text2" w:themeTint="BF"/>
+          <w:kern w:val="0"/>
+          <w14:ligatures w14:val="none"/>
+        </w:rPr>
+        <w:t>,</w:t>
+      </w:r>
+      <w:r>
+        <w:rPr>
+          <w:rFonts w:ascii="Times New Roman" w:eastAsia="Times New Roman" w:hAnsi="Times New Roman" w:cs="Times New Roman"/>
+          <w:color w:val="215E99" w:themeColor="text2" w:themeTint="BF"/>
+          <w:kern w:val="0"/>
+          <w14:ligatures w14:val="none"/>
+        </w:rPr>
+        <w:br/>
+      </w:r>
+      <w:proofErr w:type="spellStart"/>
+      <w:r>
+        <w:rPr>
+          <w:rFonts w:ascii="Times New Roman" w:eastAsia="Times New Roman" w:hAnsi="Times New Roman" w:cs="Times New Roman"/>
+          <w:color w:val="215E99" w:themeColor="text2" w:themeTint="BF"/>
+          <w:kern w:val="0"/>
+          <w14:ligatures w14:val="none"/>
+        </w:rPr>
+        <w:t>Patrons.email</w:t>
+      </w:r>
+      <w:proofErr w:type="spellEnd"/>
+      <w:r>
+        <w:rPr>
+          <w:rFonts w:ascii="Times New Roman" w:eastAsia="Times New Roman" w:hAnsi="Times New Roman" w:cs="Times New Roman"/>
+          <w:color w:val="215E99" w:themeColor="text2" w:themeTint="BF"/>
+          <w:kern w:val="0"/>
+          <w14:ligatures w14:val="none"/>
+        </w:rPr>
+        <w:br/>
+        <w:t>FROM Loans</w:t>
+      </w:r>
+      <w:r>
+        <w:rPr>
+          <w:rFonts w:ascii="Times New Roman" w:eastAsia="Times New Roman" w:hAnsi="Times New Roman" w:cs="Times New Roman"/>
+          <w:color w:val="215E99" w:themeColor="text2" w:themeTint="BF"/>
+          <w:kern w:val="0"/>
+          <w14:ligatures w14:val="none"/>
+        </w:rPr>
+        <w:br/>
+        <w:t>JOIN Patrons</w:t>
+      </w:r>
+      <w:r>
+        <w:rPr>
+          <w:rFonts w:ascii="Times New Roman" w:eastAsia="Times New Roman" w:hAnsi="Times New Roman" w:cs="Times New Roman"/>
+          <w:color w:val="215E99" w:themeColor="text2" w:themeTint="BF"/>
+          <w:kern w:val="0"/>
+          <w14:ligatures w14:val="none"/>
+        </w:rPr>
+        <w:br/>
+        <w:t xml:space="preserve">ON </w:t>
+      </w:r>
+      <w:proofErr w:type="spellStart"/>
+      <w:r>
+        <w:rPr>
+          <w:rFonts w:ascii="Times New Roman" w:eastAsia="Times New Roman" w:hAnsi="Times New Roman" w:cs="Times New Roman"/>
+          <w:color w:val="215E99" w:themeColor="text2" w:themeTint="BF"/>
+          <w:kern w:val="0"/>
+          <w14:ligatures w14:val="none"/>
+        </w:rPr>
+        <w:t>Loans.patron_id</w:t>
+      </w:r>
+      <w:proofErr w:type="spellEnd"/>
+      <w:r>
+        <w:rPr>
+          <w:rFonts w:ascii="Times New Roman" w:eastAsia="Times New Roman" w:hAnsi="Times New Roman" w:cs="Times New Roman"/>
+          <w:color w:val="215E99" w:themeColor="text2" w:themeTint="BF"/>
+          <w:kern w:val="0"/>
+          <w14:ligatures w14:val="none"/>
+        </w:rPr>
+        <w:t xml:space="preserve"> = </w:t>
+      </w:r>
+      <w:proofErr w:type="spellStart"/>
+      <w:r>
+        <w:rPr>
+          <w:rFonts w:ascii="Times New Roman" w:eastAsia="Times New Roman" w:hAnsi="Times New Roman" w:cs="Times New Roman"/>
+          <w:color w:val="215E99" w:themeColor="text2" w:themeTint="BF"/>
+          <w:kern w:val="0"/>
+          <w14:ligatures w14:val="none"/>
+        </w:rPr>
+        <w:t>Patrons.patron_id</w:t>
+      </w:r>
+      <w:proofErr w:type="spellEnd"/>
+      <w:r>
+        <w:rPr>
+          <w:rFonts w:ascii="Times New Roman" w:eastAsia="Times New Roman" w:hAnsi="Times New Roman" w:cs="Times New Roman"/>
+          <w:color w:val="215E99" w:themeColor="text2" w:themeTint="BF"/>
+          <w:kern w:val="0"/>
+          <w14:ligatures w14:val="none"/>
+        </w:rPr>
+        <w:br/>
+        <w:t xml:space="preserve">WHERE </w:t>
+      </w:r>
+      <w:proofErr w:type="spellStart"/>
+      <w:r>
+        <w:rPr>
+          <w:rFonts w:ascii="Times New Roman" w:eastAsia="Times New Roman" w:hAnsi="Times New Roman" w:cs="Times New Roman"/>
+          <w:color w:val="215E99" w:themeColor="text2" w:themeTint="BF"/>
+          <w:kern w:val="0"/>
+          <w14:ligatures w14:val="none"/>
+        </w:rPr>
+        <w:t>Loans.checkout_date</w:t>
+      </w:r>
+      <w:proofErr w:type="spellEnd"/>
+      <w:r>
+        <w:rPr>
+          <w:rFonts w:ascii="Times New Roman" w:eastAsia="Times New Roman" w:hAnsi="Times New Roman" w:cs="Times New Roman"/>
+          <w:color w:val="215E99" w:themeColor="text2" w:themeTint="BF"/>
+          <w:kern w:val="0"/>
+          <w14:ligatures w14:val="none"/>
+        </w:rPr>
+        <w:t xml:space="preserve"> BETWEEN '2023-01-01' AND '2023-01-31';</w:t>
+      </w:r>
+    </w:p>
+    <w:p>
+      <w:pPr>
+        <w:spacing w:after="0" w:line="240" w:lineRule="auto"/>
+        <w:rPr>
+          <w:rFonts w:ascii="Times New Roman" w:eastAsia="Times New Roman" w:hAnsi="Times New Roman" w:cs="Times New Roman"/>
+          <w:color w:val="215E99" w:themeColor="text2" w:themeTint="BF"/>
+          <w:kern w:val="0"/>
+          <w14:ligatures w14:val="none"/>
+        </w:rPr>
+      </w:pPr>
+    </w:p>
+    <w:p>
+      <w:pPr>
+        <w:spacing w:after="0" w:line="240" w:lineRule="auto"/>
+        <w:rPr>
+          <w:rFonts w:ascii="Times New Roman" w:eastAsia="Times New Roman" w:hAnsi="Times New Roman" w:cs="Times New Roman"/>
+          <w:kern w:val="0"/>
+          <w14:ligatures w14:val="none"/>
+        </w:rPr>
+      </w:pPr>
+    </w:p>
+    <w:p>
+      <w:pPr>
+        <w:numPr>
+          <w:ilvl w:val="0"/>
+          <w:numId w:val="6"/>
+        </w:numPr>
+        <w:rPr>
+          <w:rFonts w:ascii="Times New Roman" w:hAnsi="Times New Roman" w:cs="Times New Roman"/>
+        </w:rPr>
+      </w:pPr>
+      <w:r>
+        <w:rPr>
+          <w:rFonts w:ascii="Times New Roman" w:eastAsia="Times New Roman" w:hAnsi="Times New Roman" w:cs="Times New Roman"/>
+          <w:kern w:val="0"/>
+          <w14:ligatures w14:val="none"/>
+        </w:rPr>
+        <w:lastRenderedPageBreak/>
+        <w:t xml:space="preserve">ORDER BY </w:t>
+      </w:r>
+      <w:proofErr w:type="spellStart"/>
+      <w:r>
+        <w:rPr>
+          <w:rFonts w:ascii="Times New Roman" w:eastAsia="Times New Roman" w:hAnsi="Times New Roman" w:cs="Times New Roman"/>
+          <w:kern w:val="0"/>
+          <w14:ligatures w14:val="none"/>
+        </w:rPr>
+        <w:t>Loans.checkout_</w:t>
+      </w:r>
+      <w:proofErr w:type="gramStart"/>
+      <w:r>
+        <w:rPr>
+          <w:rFonts w:ascii="Times New Roman" w:eastAsia="Times New Roman" w:hAnsi="Times New Roman" w:cs="Times New Roman"/>
+          <w:kern w:val="0"/>
+          <w14:ligatures w14:val="none"/>
+        </w:rPr>
+        <w:t>date;</w:t>
+      </w:r>
+      <w:r>
+        <w:rPr>
+          <w:rFonts w:ascii="Times New Roman" w:hAnsi="Times New Roman" w:cs="Times New Roman"/>
+          <w:b/>
+          <w:bCs/>
+        </w:rPr>
+        <w:t>Multi</w:t>
+      </w:r>
+      <w:proofErr w:type="gramEnd"/>
+      <w:r>
+        <w:rPr>
+          <w:rFonts w:ascii="Times New Roman" w:hAnsi="Times New Roman" w:cs="Times New Roman"/>
+          <w:b/>
+          <w:bCs/>
+        </w:rPr>
+        <w:t>-table</w:t>
+      </w:r>
+      <w:proofErr w:type="spellEnd"/>
+      <w:r>
+        <w:rPr>
+          <w:rFonts w:ascii="Times New Roman" w:hAnsi="Times New Roman" w:cs="Times New Roman"/>
+          <w:b/>
+          <w:bCs/>
+        </w:rPr>
+        <w:t xml:space="preserve"> JOIN</w:t>
+      </w:r>
+      <w:r>
+        <w:rPr>
+          <w:rFonts w:ascii="Times New Roman" w:hAnsi="Times New Roman" w:cs="Times New Roman"/>
+        </w:rPr>
+        <w:t xml:space="preserve">: Show book details (title, author's full name, </w:t>
+      </w:r>
+      <w:proofErr w:type="spellStart"/>
+      <w:r>
+        <w:rPr>
+          <w:rFonts w:ascii="Times New Roman" w:hAnsi="Times New Roman" w:cs="Times New Roman"/>
+        </w:rPr>
+        <w:t>genre_name</w:t>
+      </w:r>
+      <w:proofErr w:type="spellEnd"/>
+      <w:r>
+        <w:rPr>
+          <w:rFonts w:ascii="Times New Roman" w:hAnsi="Times New Roman" w:cs="Times New Roman"/>
+        </w:rPr>
+        <w:t xml:space="preserve">) for each loan, along with the </w:t>
+      </w:r>
+      <w:proofErr w:type="spellStart"/>
+      <w:r>
+        <w:rPr>
+          <w:rFonts w:ascii="Times New Roman" w:hAnsi="Times New Roman" w:cs="Times New Roman"/>
+        </w:rPr>
+        <w:t>checkout_date</w:t>
+      </w:r>
+      <w:proofErr w:type="spellEnd"/>
+      <w:r>
+        <w:rPr>
+          <w:rFonts w:ascii="Times New Roman" w:hAnsi="Times New Roman" w:cs="Times New Roman"/>
+        </w:rPr>
+        <w:t xml:space="preserve"> and </w:t>
+      </w:r>
+      <w:proofErr w:type="spellStart"/>
+      <w:r>
+        <w:rPr>
+          <w:rFonts w:ascii="Times New Roman" w:hAnsi="Times New Roman" w:cs="Times New Roman"/>
+        </w:rPr>
+        <w:t>due_date</w:t>
+      </w:r>
+      <w:proofErr w:type="spellEnd"/>
+      <w:r>
+        <w:rPr>
+          <w:rFonts w:ascii="Times New Roman" w:hAnsi="Times New Roman" w:cs="Times New Roman"/>
+        </w:rPr>
+        <w:t>.</w:t>
+      </w:r>
+    </w:p>
+    <w:p>
+      <w:pPr>
+        <w:spacing w:after="0" w:line="240" w:lineRule="auto"/>
+        <w:ind w:left="360"/>
+        <w:rPr>
+          <w:rFonts w:ascii="Times New Roman" w:eastAsia="Times New Roman" w:hAnsi="Times New Roman" w:cs="Times New Roman"/>
+          <w:color w:val="215E99" w:themeColor="text2" w:themeTint="BF"/>
+          <w:kern w:val="0"/>
+          <w14:ligatures w14:val="none"/>
+        </w:rPr>
+      </w:pPr>
+      <w:r>
+        <w:rPr>
+          <w:rFonts w:ascii="Times New Roman" w:eastAsia="Times New Roman" w:hAnsi="Times New Roman" w:cs="Times New Roman"/>
+          <w:color w:val="215E99" w:themeColor="text2" w:themeTint="BF"/>
+          <w:kern w:val="0"/>
+          <w14:ligatures w14:val="none"/>
+        </w:rPr>
         <w:t xml:space="preserve">SELECT </w:t>
       </w:r>
-      <w:proofErr w:type="spellStart"/>
-      <w:r>
-        <w:rPr>
-          <w:rFonts w:ascii="Times New Roman" w:eastAsia="Times New Roman" w:hAnsi="Times New Roman" w:cs="Times New Roman"/>
-          <w:color w:val="215E99" w:themeColor="text2" w:themeTint="BF"/>
-          <w:kern w:val="0"/>
-          <w14:ligatures w14:val="none"/>
-        </w:rPr>
-        <w:t>checkout_date</w:t>
-      </w:r>
-      <w:proofErr w:type="spellEnd"/>
     </w:p>
     <w:p>
       <w:pPr>
         <w:spacing w:after="0" w:line="240" w:lineRule="auto"/>
+        <w:ind w:left="360"/>
+        <w:rPr>
+          <w:rFonts w:ascii="Times New Roman" w:eastAsia="Times New Roman" w:hAnsi="Times New Roman" w:cs="Times New Roman"/>
+          <w:color w:val="215E99" w:themeColor="text2" w:themeTint="BF"/>
+          <w:kern w:val="0"/>
+          <w14:ligatures w14:val="none"/>
+        </w:rPr>
+      </w:pPr>
+      <w:proofErr w:type="spellStart"/>
+      <w:r>
+        <w:rPr>
+          <w:rFonts w:ascii="Times New Roman" w:eastAsia="Times New Roman" w:hAnsi="Times New Roman" w:cs="Times New Roman"/>
+          <w:color w:val="215E99" w:themeColor="text2" w:themeTint="BF"/>
+          <w:kern w:val="0"/>
+          <w14:ligatures w14:val="none"/>
+        </w:rPr>
+        <w:t>Books.title</w:t>
+      </w:r>
+      <w:proofErr w:type="spellEnd"/>
+      <w:r>
+        <w:rPr>
+          <w:rFonts w:ascii="Times New Roman" w:eastAsia="Times New Roman" w:hAnsi="Times New Roman" w:cs="Times New Roman"/>
+          <w:color w:val="215E99" w:themeColor="text2" w:themeTint="BF"/>
+          <w:kern w:val="0"/>
+          <w14:ligatures w14:val="none"/>
+        </w:rPr>
+        <w:t>,</w:t>
+      </w:r>
+    </w:p>
+    <w:p>
+      <w:pPr>
+        <w:spacing w:after="0" w:line="240" w:lineRule="auto"/>
+        <w:ind w:left="360"/>
+        <w:rPr>
+          <w:rFonts w:ascii="Times New Roman" w:eastAsia="Times New Roman" w:hAnsi="Times New Roman" w:cs="Times New Roman"/>
+          <w:color w:val="215E99" w:themeColor="text2" w:themeTint="BF"/>
+          <w:kern w:val="0"/>
+          <w14:ligatures w14:val="none"/>
+        </w:rPr>
+      </w:pPr>
+      <w:proofErr w:type="gramStart"/>
+      <w:r>
+        <w:rPr>
+          <w:rFonts w:ascii="Times New Roman" w:hAnsi="Times New Roman" w:cs="Times New Roman"/>
+          <w:color w:val="215E99" w:themeColor="text2" w:themeTint="BF"/>
+        </w:rPr>
+        <w:t>CONCAT(</w:t>
+      </w:r>
+      <w:proofErr w:type="spellStart"/>
+      <w:proofErr w:type="gramEnd"/>
+      <w:r>
+        <w:rPr>
+          <w:rFonts w:ascii="Times New Roman" w:hAnsi="Times New Roman" w:cs="Times New Roman"/>
+          <w:color w:val="215E99" w:themeColor="text2" w:themeTint="BF"/>
+        </w:rPr>
+        <w:t>Authors.first_name</w:t>
+      </w:r>
+      <w:proofErr w:type="spellEnd"/>
+      <w:r>
+        <w:rPr>
+          <w:rFonts w:ascii="Times New Roman" w:hAnsi="Times New Roman" w:cs="Times New Roman"/>
+          <w:color w:val="215E99" w:themeColor="text2" w:themeTint="BF"/>
+        </w:rPr>
+        <w:t xml:space="preserve">, </w:t>
+      </w:r>
+      <w:r>
+        <w:rPr>
+          <w:rStyle w:val="k"/>
+          <w:rFonts w:ascii="Times New Roman" w:hAnsi="Times New Roman" w:cs="Times New Roman"/>
+          <w:color w:val="215E99" w:themeColor="text2" w:themeTint="BF"/>
+        </w:rPr>
+        <w:t>' '</w:t>
+      </w:r>
+      <w:r>
+        <w:rPr>
+          <w:rFonts w:ascii="Times New Roman" w:hAnsi="Times New Roman" w:cs="Times New Roman"/>
+          <w:color w:val="215E99" w:themeColor="text2" w:themeTint="BF"/>
+        </w:rPr>
+        <w:t xml:space="preserve">, </w:t>
+      </w:r>
+      <w:proofErr w:type="spellStart"/>
+      <w:r>
+        <w:rPr>
+          <w:rFonts w:ascii="Times New Roman" w:hAnsi="Times New Roman" w:cs="Times New Roman"/>
+          <w:color w:val="215E99" w:themeColor="text2" w:themeTint="BF"/>
+        </w:rPr>
+        <w:t>Authors.last_name</w:t>
+      </w:r>
+      <w:proofErr w:type="spellEnd"/>
+      <w:r>
+        <w:rPr>
+          <w:rFonts w:ascii="Times New Roman" w:hAnsi="Times New Roman" w:cs="Times New Roman"/>
+          <w:color w:val="215E99" w:themeColor="text2" w:themeTint="BF"/>
+        </w:rPr>
+        <w:t xml:space="preserve">) </w:t>
+      </w:r>
+      <w:r>
+        <w:rPr>
+          <w:rStyle w:val="g"/>
+          <w:rFonts w:ascii="Times New Roman" w:hAnsi="Times New Roman" w:cs="Times New Roman"/>
+          <w:color w:val="215E99" w:themeColor="text2" w:themeTint="BF"/>
+        </w:rPr>
+        <w:t>AS</w:t>
+      </w:r>
+      <w:r>
+        <w:rPr>
+          <w:rFonts w:ascii="Times New Roman" w:hAnsi="Times New Roman" w:cs="Times New Roman"/>
+          <w:color w:val="215E99" w:themeColor="text2" w:themeTint="BF"/>
+        </w:rPr>
+        <w:t xml:space="preserve"> </w:t>
+      </w:r>
+      <w:proofErr w:type="spellStart"/>
+      <w:r>
+        <w:rPr>
+          <w:rFonts w:ascii="Times New Roman" w:hAnsi="Times New Roman" w:cs="Times New Roman"/>
+          <w:color w:val="215E99" w:themeColor="text2" w:themeTint="BF"/>
+        </w:rPr>
+        <w:t>author_name</w:t>
+      </w:r>
+      <w:proofErr w:type="spellEnd"/>
+      <w:r>
+        <w:rPr>
+          <w:rFonts w:ascii="Times New Roman" w:hAnsi="Times New Roman" w:cs="Times New Roman"/>
+          <w:color w:val="215E99" w:themeColor="text2" w:themeTint="BF"/>
+        </w:rPr>
+        <w:t>,</w:t>
+      </w:r>
+    </w:p>
+    <w:p>
+      <w:pPr>
+        <w:spacing w:after="0" w:line="240" w:lineRule="auto"/>
+        <w:ind w:left="360"/>
+        <w:rPr>
+          <w:rFonts w:ascii="Times New Roman" w:eastAsia="Times New Roman" w:hAnsi="Times New Roman" w:cs="Times New Roman"/>
+          <w:color w:val="215E99" w:themeColor="text2" w:themeTint="BF"/>
+          <w:kern w:val="0"/>
+          <w14:ligatures w14:val="none"/>
+        </w:rPr>
+      </w:pPr>
+      <w:proofErr w:type="spellStart"/>
+      <w:r>
+        <w:rPr>
+          <w:rFonts w:ascii="Times New Roman" w:eastAsia="Times New Roman" w:hAnsi="Times New Roman" w:cs="Times New Roman"/>
+          <w:color w:val="215E99" w:themeColor="text2" w:themeTint="BF"/>
+          <w:kern w:val="0"/>
+          <w14:ligatures w14:val="none"/>
+        </w:rPr>
+        <w:t>Genres.genre_name</w:t>
+      </w:r>
+      <w:proofErr w:type="spellEnd"/>
+      <w:r>
+        <w:rPr>
+          <w:rFonts w:ascii="Times New Roman" w:eastAsia="Times New Roman" w:hAnsi="Times New Roman" w:cs="Times New Roman"/>
+          <w:color w:val="215E99" w:themeColor="text2" w:themeTint="BF"/>
+          <w:kern w:val="0"/>
+          <w14:ligatures w14:val="none"/>
+        </w:rPr>
+        <w:t>,</w:t>
+      </w:r>
+    </w:p>
+    <w:p>
+      <w:pPr>
+        <w:spacing w:after="0" w:line="240" w:lineRule="auto"/>
+        <w:ind w:left="360"/>
+        <w:rPr>
+          <w:rFonts w:ascii="Times New Roman" w:eastAsia="Times New Roman" w:hAnsi="Times New Roman" w:cs="Times New Roman"/>
+          <w:color w:val="215E99" w:themeColor="text2" w:themeTint="BF"/>
+          <w:kern w:val="0"/>
+          <w14:ligatures w14:val="none"/>
+        </w:rPr>
+      </w:pPr>
+      <w:proofErr w:type="spellStart"/>
+      <w:r>
+        <w:rPr>
+          <w:rFonts w:ascii="Times New Roman" w:eastAsia="Times New Roman" w:hAnsi="Times New Roman" w:cs="Times New Roman"/>
+          <w:color w:val="215E99" w:themeColor="text2" w:themeTint="BF"/>
+          <w:kern w:val="0"/>
+          <w14:ligatures w14:val="none"/>
+        </w:rPr>
+        <w:t>Loans.checkout_date</w:t>
+      </w:r>
+      <w:proofErr w:type="spellEnd"/>
+      <w:r>
+        <w:rPr>
+          <w:rFonts w:ascii="Times New Roman" w:eastAsia="Times New Roman" w:hAnsi="Times New Roman" w:cs="Times New Roman"/>
+          <w:color w:val="215E99" w:themeColor="text2" w:themeTint="BF"/>
+          <w:kern w:val="0"/>
+          <w14:ligatures w14:val="none"/>
+        </w:rPr>
+        <w:t>,</w:t>
+      </w:r>
+    </w:p>
+    <w:p>
+      <w:pPr>
+        <w:spacing w:after="0" w:line="240" w:lineRule="auto"/>
+        <w:ind w:left="360"/>
+        <w:rPr>
+          <w:rFonts w:ascii="Times New Roman" w:eastAsia="Times New Roman" w:hAnsi="Times New Roman" w:cs="Times New Roman"/>
+          <w:color w:val="215E99" w:themeColor="text2" w:themeTint="BF"/>
+          <w:kern w:val="0"/>
+          <w14:ligatures w14:val="none"/>
+        </w:rPr>
+      </w:pPr>
+      <w:proofErr w:type="spellStart"/>
+      <w:r>
+        <w:rPr>
+          <w:rFonts w:ascii="Times New Roman" w:eastAsia="Times New Roman" w:hAnsi="Times New Roman" w:cs="Times New Roman"/>
+          <w:color w:val="215E99" w:themeColor="text2" w:themeTint="BF"/>
+          <w:kern w:val="0"/>
+          <w14:ligatures w14:val="none"/>
+        </w:rPr>
+        <w:t>Loans.due_date</w:t>
+      </w:r>
+      <w:proofErr w:type="spellEnd"/>
+    </w:p>
+    <w:p>
+      <w:pPr>
+        <w:spacing w:after="0" w:line="240" w:lineRule="auto"/>
+        <w:ind w:left="360"/>
         <w:rPr>
           <w:rFonts w:ascii="Times New Roman" w:eastAsia="Times New Roman" w:hAnsi="Times New Roman" w:cs="Times New Roman"/>
           <w:color w:val="215E99" w:themeColor="text2" w:themeTint="BF"/>
@@ -879,31 +1497,218 @@
     <w:p>
       <w:pPr>
         <w:spacing w:after="0" w:line="240" w:lineRule="auto"/>
-        <w:rPr>
-          <w:rFonts w:ascii="Times New Roman" w:eastAsia="Times New Roman" w:hAnsi="Times New Roman" w:cs="Times New Roman"/>
-          <w:color w:val="215E99" w:themeColor="text2" w:themeTint="BF"/>
-          <w:kern w:val="0"/>
-          <w14:ligatures w14:val="none"/>
-        </w:rPr>
-      </w:pPr>
-      <w:r>
-        <w:rPr>
-          <w:rFonts w:ascii="Times New Roman" w:eastAsia="Times New Roman" w:hAnsi="Times New Roman" w:cs="Times New Roman"/>
-          <w:color w:val="215E99" w:themeColor="text2" w:themeTint="BF"/>
-          <w:kern w:val="0"/>
-          <w14:ligatures w14:val="none"/>
-        </w:rPr>
-        <w:t xml:space="preserve">ORDER BY </w:t>
-      </w:r>
-      <w:proofErr w:type="spellStart"/>
-      <w:r>
-        <w:rPr>
-          <w:rFonts w:ascii="Times New Roman" w:eastAsia="Times New Roman" w:hAnsi="Times New Roman" w:cs="Times New Roman"/>
-          <w:color w:val="215E99" w:themeColor="text2" w:themeTint="BF"/>
-          <w:kern w:val="0"/>
-          <w14:ligatures w14:val="none"/>
-        </w:rPr>
-        <w:t>checkout_date</w:t>
+        <w:ind w:left="360"/>
+        <w:rPr>
+          <w:rFonts w:ascii="Times New Roman" w:eastAsia="Times New Roman" w:hAnsi="Times New Roman" w:cs="Times New Roman"/>
+          <w:color w:val="215E99" w:themeColor="text2" w:themeTint="BF"/>
+          <w:kern w:val="0"/>
+          <w14:ligatures w14:val="none"/>
+        </w:rPr>
+      </w:pPr>
+      <w:r>
+        <w:rPr>
+          <w:rFonts w:ascii="Times New Roman" w:eastAsia="Times New Roman" w:hAnsi="Times New Roman" w:cs="Times New Roman"/>
+          <w:color w:val="215E99" w:themeColor="text2" w:themeTint="BF"/>
+          <w:kern w:val="0"/>
+          <w14:ligatures w14:val="none"/>
+        </w:rPr>
+        <w:t>JOIN Books</w:t>
+      </w:r>
+    </w:p>
+    <w:p>
+      <w:pPr>
+        <w:spacing w:after="0" w:line="240" w:lineRule="auto"/>
+        <w:ind w:left="360"/>
+        <w:rPr>
+          <w:rFonts w:ascii="Times New Roman" w:eastAsia="Times New Roman" w:hAnsi="Times New Roman" w:cs="Times New Roman"/>
+          <w:color w:val="215E99" w:themeColor="text2" w:themeTint="BF"/>
+          <w:kern w:val="0"/>
+          <w14:ligatures w14:val="none"/>
+        </w:rPr>
+      </w:pPr>
+      <w:r>
+        <w:rPr>
+          <w:rFonts w:ascii="Times New Roman" w:eastAsia="Times New Roman" w:hAnsi="Times New Roman" w:cs="Times New Roman"/>
+          <w:color w:val="215E99" w:themeColor="text2" w:themeTint="BF"/>
+          <w:kern w:val="0"/>
+          <w14:ligatures w14:val="none"/>
+        </w:rPr>
+        <w:t xml:space="preserve">ON </w:t>
+      </w:r>
+      <w:proofErr w:type="spellStart"/>
+      <w:r>
+        <w:rPr>
+          <w:rFonts w:ascii="Times New Roman" w:eastAsia="Times New Roman" w:hAnsi="Times New Roman" w:cs="Times New Roman"/>
+          <w:color w:val="215E99" w:themeColor="text2" w:themeTint="BF"/>
+          <w:kern w:val="0"/>
+          <w14:ligatures w14:val="none"/>
+        </w:rPr>
+        <w:t>Loans.book_id</w:t>
+      </w:r>
+      <w:proofErr w:type="spellEnd"/>
+      <w:r>
+        <w:rPr>
+          <w:rFonts w:ascii="Times New Roman" w:eastAsia="Times New Roman" w:hAnsi="Times New Roman" w:cs="Times New Roman"/>
+          <w:color w:val="215E99" w:themeColor="text2" w:themeTint="BF"/>
+          <w:kern w:val="0"/>
+          <w14:ligatures w14:val="none"/>
+        </w:rPr>
+        <w:t xml:space="preserve"> = </w:t>
+      </w:r>
+      <w:proofErr w:type="spellStart"/>
+      <w:r>
+        <w:rPr>
+          <w:rFonts w:ascii="Times New Roman" w:eastAsia="Times New Roman" w:hAnsi="Times New Roman" w:cs="Times New Roman"/>
+          <w:color w:val="215E99" w:themeColor="text2" w:themeTint="BF"/>
+          <w:kern w:val="0"/>
+          <w14:ligatures w14:val="none"/>
+        </w:rPr>
+        <w:t>Books.book_id</w:t>
+      </w:r>
+      <w:proofErr w:type="spellEnd"/>
+    </w:p>
+    <w:p>
+      <w:pPr>
+        <w:spacing w:after="0" w:line="240" w:lineRule="auto"/>
+        <w:ind w:left="360"/>
+        <w:rPr>
+          <w:rFonts w:ascii="Times New Roman" w:eastAsia="Times New Roman" w:hAnsi="Times New Roman" w:cs="Times New Roman"/>
+          <w:color w:val="215E99" w:themeColor="text2" w:themeTint="BF"/>
+          <w:kern w:val="0"/>
+          <w14:ligatures w14:val="none"/>
+        </w:rPr>
+      </w:pPr>
+      <w:r>
+        <w:rPr>
+          <w:rFonts w:ascii="Times New Roman" w:eastAsia="Times New Roman" w:hAnsi="Times New Roman" w:cs="Times New Roman"/>
+          <w:color w:val="215E99" w:themeColor="text2" w:themeTint="BF"/>
+          <w:kern w:val="0"/>
+          <w14:ligatures w14:val="none"/>
+        </w:rPr>
+        <w:t>JOIN Authors</w:t>
+      </w:r>
+    </w:p>
+    <w:p>
+      <w:pPr>
+        <w:spacing w:after="0" w:line="240" w:lineRule="auto"/>
+        <w:ind w:left="360"/>
+        <w:rPr>
+          <w:rFonts w:ascii="Times New Roman" w:eastAsia="Times New Roman" w:hAnsi="Times New Roman" w:cs="Times New Roman"/>
+          <w:color w:val="215E99" w:themeColor="text2" w:themeTint="BF"/>
+          <w:kern w:val="0"/>
+          <w14:ligatures w14:val="none"/>
+        </w:rPr>
+      </w:pPr>
+      <w:r>
+        <w:rPr>
+          <w:rFonts w:ascii="Times New Roman" w:eastAsia="Times New Roman" w:hAnsi="Times New Roman" w:cs="Times New Roman"/>
+          <w:color w:val="215E99" w:themeColor="text2" w:themeTint="BF"/>
+          <w:kern w:val="0"/>
+          <w14:ligatures w14:val="none"/>
+        </w:rPr>
+        <w:t xml:space="preserve">ON </w:t>
+      </w:r>
+      <w:proofErr w:type="spellStart"/>
+      <w:r>
+        <w:rPr>
+          <w:rFonts w:ascii="Times New Roman" w:eastAsia="Times New Roman" w:hAnsi="Times New Roman" w:cs="Times New Roman"/>
+          <w:color w:val="215E99" w:themeColor="text2" w:themeTint="BF"/>
+          <w:kern w:val="0"/>
+          <w14:ligatures w14:val="none"/>
+        </w:rPr>
+        <w:t>Books.author_id</w:t>
+      </w:r>
+      <w:proofErr w:type="spellEnd"/>
+      <w:r>
+        <w:rPr>
+          <w:rFonts w:ascii="Times New Roman" w:eastAsia="Times New Roman" w:hAnsi="Times New Roman" w:cs="Times New Roman"/>
+          <w:color w:val="215E99" w:themeColor="text2" w:themeTint="BF"/>
+          <w:kern w:val="0"/>
+          <w14:ligatures w14:val="none"/>
+        </w:rPr>
+        <w:t xml:space="preserve"> = </w:t>
+      </w:r>
+      <w:proofErr w:type="spellStart"/>
+      <w:r>
+        <w:rPr>
+          <w:rFonts w:ascii="Times New Roman" w:eastAsia="Times New Roman" w:hAnsi="Times New Roman" w:cs="Times New Roman"/>
+          <w:color w:val="215E99" w:themeColor="text2" w:themeTint="BF"/>
+          <w:kern w:val="0"/>
+          <w14:ligatures w14:val="none"/>
+        </w:rPr>
+        <w:t>Authors.author_id</w:t>
+      </w:r>
+      <w:proofErr w:type="spellEnd"/>
+    </w:p>
+    <w:p>
+      <w:pPr>
+        <w:spacing w:after="0" w:line="240" w:lineRule="auto"/>
+        <w:ind w:left="360"/>
+        <w:rPr>
+          <w:rFonts w:ascii="Times New Roman" w:eastAsia="Times New Roman" w:hAnsi="Times New Roman" w:cs="Times New Roman"/>
+          <w:color w:val="215E99" w:themeColor="text2" w:themeTint="BF"/>
+          <w:kern w:val="0"/>
+          <w14:ligatures w14:val="none"/>
+        </w:rPr>
+      </w:pPr>
+      <w:r>
+        <w:rPr>
+          <w:rFonts w:ascii="Times New Roman" w:eastAsia="Times New Roman" w:hAnsi="Times New Roman" w:cs="Times New Roman"/>
+          <w:color w:val="215E99" w:themeColor="text2" w:themeTint="BF"/>
+          <w:kern w:val="0"/>
+          <w14:ligatures w14:val="none"/>
+        </w:rPr>
+        <w:t>JOIN Genres</w:t>
+      </w:r>
+    </w:p>
+    <w:p>
+      <w:pPr>
+        <w:ind w:left="360"/>
+        <w:rPr>
+          <w:rFonts w:ascii="Times New Roman" w:eastAsia="Times New Roman" w:hAnsi="Times New Roman" w:cs="Times New Roman"/>
+          <w:color w:val="215E99" w:themeColor="text2" w:themeTint="BF"/>
+          <w:kern w:val="0"/>
+          <w14:ligatures w14:val="none"/>
+        </w:rPr>
+      </w:pPr>
+      <w:r>
+        <w:rPr>
+          <w:rFonts w:ascii="Times New Roman" w:eastAsia="Times New Roman" w:hAnsi="Times New Roman" w:cs="Times New Roman"/>
+          <w:color w:val="215E99" w:themeColor="text2" w:themeTint="BF"/>
+          <w:kern w:val="0"/>
+          <w14:ligatures w14:val="none"/>
+        </w:rPr>
+        <w:t xml:space="preserve">ON </w:t>
+      </w:r>
+      <w:proofErr w:type="spellStart"/>
+      <w:r>
+        <w:rPr>
+          <w:rFonts w:ascii="Times New Roman" w:eastAsia="Times New Roman" w:hAnsi="Times New Roman" w:cs="Times New Roman"/>
+          <w:color w:val="215E99" w:themeColor="text2" w:themeTint="BF"/>
+          <w:kern w:val="0"/>
+          <w14:ligatures w14:val="none"/>
+        </w:rPr>
+        <w:t>Books.genre_id</w:t>
+      </w:r>
+      <w:proofErr w:type="spellEnd"/>
+      <w:r>
+        <w:rPr>
+          <w:rFonts w:ascii="Times New Roman" w:eastAsia="Times New Roman" w:hAnsi="Times New Roman" w:cs="Times New Roman"/>
+          <w:color w:val="215E99" w:themeColor="text2" w:themeTint="BF"/>
+          <w:kern w:val="0"/>
+          <w14:ligatures w14:val="none"/>
+        </w:rPr>
+        <w:t xml:space="preserve"> = </w:t>
+      </w:r>
+      <w:proofErr w:type="spellStart"/>
+      <w:r>
+        <w:rPr>
+          <w:rFonts w:ascii="Times New Roman" w:eastAsia="Times New Roman" w:hAnsi="Times New Roman" w:cs="Times New Roman"/>
+          <w:color w:val="215E99" w:themeColor="text2" w:themeTint="BF"/>
+          <w:kern w:val="0"/>
+          <w14:ligatures w14:val="none"/>
+        </w:rPr>
+        <w:t>Genres.genre_id</w:t>
       </w:r>
       <w:proofErr w:type="spellEnd"/>
       <w:r>
@@ -918,332 +1723,43 @@
     </w:p>
     <w:p>
       <w:pPr>
-        <w:spacing w:after="0" w:line="240" w:lineRule="auto"/>
-        <w:rPr>
-          <w:rFonts w:ascii="Times New Roman" w:eastAsia="Times New Roman" w:hAnsi="Times New Roman" w:cs="Times New Roman"/>
-          <w:color w:val="215E99" w:themeColor="text2" w:themeTint="BF"/>
-          <w:kern w:val="0"/>
-          <w14:ligatures w14:val="none"/>
-        </w:rPr>
-      </w:pPr>
-      <w:r>
-        <w:rPr>
-          <w:rFonts w:ascii="Times New Roman" w:eastAsia="Times New Roman" w:hAnsi="Times New Roman" w:cs="Times New Roman"/>
-          <w:color w:val="215E99" w:themeColor="text2" w:themeTint="BF"/>
-          <w:kern w:val="0"/>
-          <w14:ligatures w14:val="none"/>
-        </w:rPr>
-        <w:t xml:space="preserve">SELECT </w:t>
-      </w:r>
-    </w:p>
-    <w:p>
-      <w:pPr>
-        <w:spacing w:after="0" w:line="240" w:lineRule="auto"/>
-        <w:rPr>
-          <w:rFonts w:ascii="Times New Roman" w:eastAsia="Times New Roman" w:hAnsi="Times New Roman" w:cs="Times New Roman"/>
-          <w:color w:val="215E99" w:themeColor="text2" w:themeTint="BF"/>
-          <w:kern w:val="0"/>
-          <w14:ligatures w14:val="none"/>
-        </w:rPr>
-      </w:pPr>
-      <w:proofErr w:type="spellStart"/>
-      <w:r>
-        <w:rPr>
-          <w:rFonts w:ascii="Times New Roman" w:eastAsia="Times New Roman" w:hAnsi="Times New Roman" w:cs="Times New Roman"/>
-          <w:color w:val="215E99" w:themeColor="text2" w:themeTint="BF"/>
-          <w:kern w:val="0"/>
-          <w14:ligatures w14:val="none"/>
-        </w:rPr>
-        <w:t>Loans.loan_id</w:t>
-      </w:r>
-      <w:proofErr w:type="spellEnd"/>
-      <w:r>
-        <w:rPr>
-          <w:rFonts w:ascii="Times New Roman" w:eastAsia="Times New Roman" w:hAnsi="Times New Roman" w:cs="Times New Roman"/>
-          <w:color w:val="215E99" w:themeColor="text2" w:themeTint="BF"/>
-          <w:kern w:val="0"/>
-          <w14:ligatures w14:val="none"/>
-        </w:rPr>
-        <w:t>,</w:t>
-      </w:r>
-    </w:p>
-    <w:p>
-      <w:pPr>
-        <w:spacing w:after="0" w:line="240" w:lineRule="auto"/>
-        <w:rPr>
-          <w:rFonts w:ascii="Times New Roman" w:eastAsia="Times New Roman" w:hAnsi="Times New Roman" w:cs="Times New Roman"/>
-          <w:color w:val="215E99" w:themeColor="text2" w:themeTint="BF"/>
-          <w:kern w:val="0"/>
-          <w14:ligatures w14:val="none"/>
-        </w:rPr>
-      </w:pPr>
-      <w:proofErr w:type="spellStart"/>
-      <w:r>
-        <w:rPr>
-          <w:rFonts w:ascii="Times New Roman" w:eastAsia="Times New Roman" w:hAnsi="Times New Roman" w:cs="Times New Roman"/>
-          <w:color w:val="215E99" w:themeColor="text2" w:themeTint="BF"/>
-          <w:kern w:val="0"/>
-          <w14:ligatures w14:val="none"/>
-        </w:rPr>
-        <w:t>Loans.checkout_date</w:t>
-      </w:r>
-      <w:proofErr w:type="spellEnd"/>
-      <w:r>
-        <w:rPr>
-          <w:rFonts w:ascii="Times New Roman" w:eastAsia="Times New Roman" w:hAnsi="Times New Roman" w:cs="Times New Roman"/>
-          <w:color w:val="215E99" w:themeColor="text2" w:themeTint="BF"/>
-          <w:kern w:val="0"/>
-          <w14:ligatures w14:val="none"/>
-        </w:rPr>
-        <w:t>,</w:t>
-      </w:r>
-    </w:p>
-    <w:p>
-      <w:pPr>
-        <w:spacing w:after="0" w:line="240" w:lineRule="auto"/>
-        <w:rPr>
-          <w:rFonts w:ascii="Times New Roman" w:eastAsia="Times New Roman" w:hAnsi="Times New Roman" w:cs="Times New Roman"/>
-          <w:color w:val="215E99" w:themeColor="text2" w:themeTint="BF"/>
-          <w:kern w:val="0"/>
-          <w14:ligatures w14:val="none"/>
-        </w:rPr>
-      </w:pPr>
-      <w:proofErr w:type="spellStart"/>
-      <w:r>
-        <w:rPr>
-          <w:rFonts w:ascii="Times New Roman" w:eastAsia="Times New Roman" w:hAnsi="Times New Roman" w:cs="Times New Roman"/>
-          <w:color w:val="215E99" w:themeColor="text2" w:themeTint="BF"/>
-          <w:kern w:val="0"/>
-          <w14:ligatures w14:val="none"/>
-        </w:rPr>
-        <w:t>Loans.due_date</w:t>
-      </w:r>
-      <w:proofErr w:type="spellEnd"/>
-      <w:r>
-        <w:rPr>
-          <w:rFonts w:ascii="Times New Roman" w:eastAsia="Times New Roman" w:hAnsi="Times New Roman" w:cs="Times New Roman"/>
-          <w:color w:val="215E99" w:themeColor="text2" w:themeTint="BF"/>
-          <w:kern w:val="0"/>
-          <w14:ligatures w14:val="none"/>
-        </w:rPr>
-        <w:t>,</w:t>
-      </w:r>
-    </w:p>
-    <w:p>
-      <w:pPr>
-        <w:spacing w:after="0" w:line="240" w:lineRule="auto"/>
-        <w:rPr>
-          <w:rFonts w:ascii="Times New Roman" w:eastAsia="Times New Roman" w:hAnsi="Times New Roman" w:cs="Times New Roman"/>
-          <w:color w:val="215E99" w:themeColor="text2" w:themeTint="BF"/>
-          <w:kern w:val="0"/>
-          <w14:ligatures w14:val="none"/>
-        </w:rPr>
-      </w:pPr>
-      <w:proofErr w:type="spellStart"/>
-      <w:r>
-        <w:rPr>
-          <w:rFonts w:ascii="Times New Roman" w:eastAsia="Times New Roman" w:hAnsi="Times New Roman" w:cs="Times New Roman"/>
-          <w:color w:val="215E99" w:themeColor="text2" w:themeTint="BF"/>
-          <w:kern w:val="0"/>
-          <w14:ligatures w14:val="none"/>
-        </w:rPr>
-        <w:t>Patrons.first_name</w:t>
-      </w:r>
-      <w:proofErr w:type="spellEnd"/>
-      <w:r>
-        <w:rPr>
-          <w:rFonts w:ascii="Times New Roman" w:eastAsia="Times New Roman" w:hAnsi="Times New Roman" w:cs="Times New Roman"/>
-          <w:color w:val="215E99" w:themeColor="text2" w:themeTint="BF"/>
-          <w:kern w:val="0"/>
-          <w14:ligatures w14:val="none"/>
-        </w:rPr>
-        <w:t>,</w:t>
-      </w:r>
-    </w:p>
-    <w:p>
-      <w:pPr>
-        <w:spacing w:after="0" w:line="240" w:lineRule="auto"/>
-        <w:rPr>
-          <w:rFonts w:ascii="Times New Roman" w:eastAsia="Times New Roman" w:hAnsi="Times New Roman" w:cs="Times New Roman"/>
-          <w:color w:val="215E99" w:themeColor="text2" w:themeTint="BF"/>
-          <w:kern w:val="0"/>
-          <w14:ligatures w14:val="none"/>
-        </w:rPr>
-      </w:pPr>
-      <w:proofErr w:type="spellStart"/>
-      <w:r>
-        <w:rPr>
-          <w:rFonts w:ascii="Times New Roman" w:eastAsia="Times New Roman" w:hAnsi="Times New Roman" w:cs="Times New Roman"/>
-          <w:color w:val="215E99" w:themeColor="text2" w:themeTint="BF"/>
-          <w:kern w:val="0"/>
-          <w14:ligatures w14:val="none"/>
-        </w:rPr>
-        <w:t>Patrons.last_name</w:t>
-      </w:r>
-      <w:proofErr w:type="spellEnd"/>
-      <w:r>
-        <w:rPr>
-          <w:rFonts w:ascii="Times New Roman" w:eastAsia="Times New Roman" w:hAnsi="Times New Roman" w:cs="Times New Roman"/>
-          <w:color w:val="215E99" w:themeColor="text2" w:themeTint="BF"/>
-          <w:kern w:val="0"/>
-          <w14:ligatures w14:val="none"/>
-        </w:rPr>
-        <w:t>,</w:t>
-      </w:r>
-    </w:p>
-    <w:p>
-      <w:pPr>
-        <w:spacing w:after="0" w:line="240" w:lineRule="auto"/>
-        <w:rPr>
-          <w:rFonts w:ascii="Times New Roman" w:eastAsia="Times New Roman" w:hAnsi="Times New Roman" w:cs="Times New Roman"/>
-          <w:color w:val="215E99" w:themeColor="text2" w:themeTint="BF"/>
-          <w:kern w:val="0"/>
-          <w14:ligatures w14:val="none"/>
-        </w:rPr>
-      </w:pPr>
-      <w:proofErr w:type="spellStart"/>
-      <w:r>
-        <w:rPr>
-          <w:rFonts w:ascii="Times New Roman" w:eastAsia="Times New Roman" w:hAnsi="Times New Roman" w:cs="Times New Roman"/>
-          <w:color w:val="215E99" w:themeColor="text2" w:themeTint="BF"/>
-          <w:kern w:val="0"/>
-          <w14:ligatures w14:val="none"/>
-        </w:rPr>
-        <w:t>Patrons.email</w:t>
-      </w:r>
-      <w:proofErr w:type="spellEnd"/>
-    </w:p>
-    <w:p>
-      <w:pPr>
-        <w:spacing w:after="0" w:line="240" w:lineRule="auto"/>
-        <w:rPr>
-          <w:rFonts w:ascii="Times New Roman" w:eastAsia="Times New Roman" w:hAnsi="Times New Roman" w:cs="Times New Roman"/>
-          <w:color w:val="215E99" w:themeColor="text2" w:themeTint="BF"/>
-          <w:kern w:val="0"/>
-          <w14:ligatures w14:val="none"/>
-        </w:rPr>
-      </w:pPr>
-      <w:r>
-        <w:rPr>
-          <w:rFonts w:ascii="Times New Roman" w:eastAsia="Times New Roman" w:hAnsi="Times New Roman" w:cs="Times New Roman"/>
-          <w:color w:val="215E99" w:themeColor="text2" w:themeTint="BF"/>
-          <w:kern w:val="0"/>
-          <w14:ligatures w14:val="none"/>
-        </w:rPr>
-        <w:t>FROM Loans</w:t>
-      </w:r>
-    </w:p>
-    <w:p>
-      <w:pPr>
-        <w:spacing w:after="0" w:line="240" w:lineRule="auto"/>
-        <w:rPr>
-          <w:rFonts w:ascii="Times New Roman" w:eastAsia="Times New Roman" w:hAnsi="Times New Roman" w:cs="Times New Roman"/>
-          <w:color w:val="215E99" w:themeColor="text2" w:themeTint="BF"/>
-          <w:kern w:val="0"/>
-          <w14:ligatures w14:val="none"/>
-        </w:rPr>
-      </w:pPr>
-      <w:r>
-        <w:rPr>
-          <w:rFonts w:ascii="Times New Roman" w:eastAsia="Times New Roman" w:hAnsi="Times New Roman" w:cs="Times New Roman"/>
-          <w:color w:val="215E99" w:themeColor="text2" w:themeTint="BF"/>
-          <w:kern w:val="0"/>
-          <w14:ligatures w14:val="none"/>
-        </w:rPr>
-        <w:t>JOIN Patrons</w:t>
-      </w:r>
-    </w:p>
-    <w:p>
-      <w:pPr>
-        <w:spacing w:after="0" w:line="240" w:lineRule="auto"/>
-        <w:rPr>
-          <w:rFonts w:ascii="Times New Roman" w:eastAsia="Times New Roman" w:hAnsi="Times New Roman" w:cs="Times New Roman"/>
-          <w:color w:val="215E99" w:themeColor="text2" w:themeTint="BF"/>
-          <w:kern w:val="0"/>
-          <w14:ligatures w14:val="none"/>
-        </w:rPr>
-      </w:pPr>
-      <w:r>
-        <w:rPr>
-          <w:rFonts w:ascii="Times New Roman" w:eastAsia="Times New Roman" w:hAnsi="Times New Roman" w:cs="Times New Roman"/>
-          <w:color w:val="215E99" w:themeColor="text2" w:themeTint="BF"/>
-          <w:kern w:val="0"/>
-          <w14:ligatures w14:val="none"/>
-        </w:rPr>
-        <w:t xml:space="preserve">ON </w:t>
-      </w:r>
-      <w:proofErr w:type="spellStart"/>
-      <w:r>
-        <w:rPr>
-          <w:rFonts w:ascii="Times New Roman" w:eastAsia="Times New Roman" w:hAnsi="Times New Roman" w:cs="Times New Roman"/>
-          <w:color w:val="215E99" w:themeColor="text2" w:themeTint="BF"/>
-          <w:kern w:val="0"/>
-          <w14:ligatures w14:val="none"/>
-        </w:rPr>
-        <w:t>Loans.patron_id</w:t>
-      </w:r>
-      <w:proofErr w:type="spellEnd"/>
-      <w:r>
-        <w:rPr>
-          <w:rFonts w:ascii="Times New Roman" w:eastAsia="Times New Roman" w:hAnsi="Times New Roman" w:cs="Times New Roman"/>
-          <w:color w:val="215E99" w:themeColor="text2" w:themeTint="BF"/>
-          <w:kern w:val="0"/>
-          <w14:ligatures w14:val="none"/>
-        </w:rPr>
-        <w:t xml:space="preserve"> = </w:t>
-      </w:r>
-      <w:proofErr w:type="spellStart"/>
-      <w:r>
-        <w:rPr>
-          <w:rFonts w:ascii="Times New Roman" w:eastAsia="Times New Roman" w:hAnsi="Times New Roman" w:cs="Times New Roman"/>
-          <w:color w:val="215E99" w:themeColor="text2" w:themeTint="BF"/>
-          <w:kern w:val="0"/>
-          <w14:ligatures w14:val="none"/>
-        </w:rPr>
-        <w:t>Patrons.patron_id</w:t>
-      </w:r>
-      <w:proofErr w:type="spellEnd"/>
-    </w:p>
-    <w:p>
-      <w:pPr>
-        <w:spacing w:after="0" w:line="240" w:lineRule="auto"/>
-        <w:rPr>
-          <w:rFonts w:ascii="Times New Roman" w:eastAsia="Times New Roman" w:hAnsi="Times New Roman" w:cs="Times New Roman"/>
-          <w:kern w:val="0"/>
-          <w14:ligatures w14:val="none"/>
-        </w:rPr>
-      </w:pPr>
-    </w:p>
-    <w:p>
-      <w:pPr>
-        <w:spacing w:after="0" w:line="240" w:lineRule="auto"/>
-        <w:rPr>
-          <w:rFonts w:ascii="Times New Roman" w:eastAsia="Times New Roman" w:hAnsi="Times New Roman" w:cs="Times New Roman"/>
-          <w:kern w:val="0"/>
-          <w14:ligatures w14:val="none"/>
-        </w:rPr>
-      </w:pPr>
-      <w:r>
-        <w:rPr>
-          <w:rFonts w:ascii="Times New Roman" w:eastAsia="Times New Roman" w:hAnsi="Times New Roman" w:cs="Times New Roman"/>
+        <w:ind w:left="360"/>
+        <w:rPr>
+          <w:rFonts w:ascii="Times New Roman" w:eastAsia="Times New Roman" w:hAnsi="Times New Roman" w:cs="Times New Roman"/>
+          <w:color w:val="215E99" w:themeColor="text2" w:themeTint="BF"/>
+          <w:kern w:val="0"/>
+          <w14:ligatures w14:val="none"/>
+        </w:rPr>
+      </w:pPr>
+    </w:p>
+    <w:p>
+      <w:pPr>
+        <w:ind w:left="360"/>
+        <w:rPr>
+          <w:rFonts w:ascii="Times New Roman" w:eastAsia="Times New Roman" w:hAnsi="Times New Roman" w:cs="Times New Roman"/>
+          <w:color w:val="215E99" w:themeColor="text2" w:themeTint="BF"/>
+          <w:kern w:val="0"/>
+          <w14:ligatures w14:val="none"/>
+        </w:rPr>
+      </w:pPr>
+      <w:r>
+        <w:rPr>
+          <w:rFonts w:ascii="Times New Roman" w:hAnsi="Times New Roman" w:cs="Times New Roman"/>
           <w:noProof/>
-          <w:kern w:val="0"/>
-          <w14:ligatures w14:val="none"/>
-        </w:rPr>
-        <w:lastRenderedPageBreak/>
+        </w:rPr>
         <w:drawing>
-          <wp:anchor distT="0" distB="0" distL="114300" distR="114300" simplePos="0" relativeHeight="251671552" behindDoc="1" locked="0" layoutInCell="1" allowOverlap="1" wp14:anchorId="1F5495B7" wp14:editId="2D4078A7">
+          <wp:anchor distT="0" distB="0" distL="114300" distR="114300" simplePos="0" relativeHeight="251662336" behindDoc="1" locked="0" layoutInCell="1" allowOverlap="1" wp14:anchorId="46192662" wp14:editId="0E1CD4A3">
             <wp:simplePos x="0" y="0"/>
             <wp:positionH relativeFrom="margin">
-              <wp:posOffset>3232611</wp:posOffset>
+              <wp:posOffset>462280</wp:posOffset>
             </wp:positionH>
             <wp:positionV relativeFrom="paragraph">
-              <wp:posOffset>-286385</wp:posOffset>
+              <wp:posOffset>44450</wp:posOffset>
             </wp:positionV>
-            <wp:extent cx="2959735" cy="1974215"/>
-            <wp:effectExtent l="19050" t="19050" r="12065" b="26035"/>
+            <wp:extent cx="4976343" cy="3985883"/>
+            <wp:effectExtent l="19050" t="19050" r="15240" b="15240"/>
             <wp:wrapNone/>
-            <wp:docPr id="1265686593" name="Picture 2"/>
+            <wp:docPr id="368204395" name="Picture 5"/>
             <wp:cNvGraphicFramePr>
               <a:graphicFrameLocks xmlns:a="http://schemas.openxmlformats.org/drawingml/2006/main" noChangeAspect="1"/>
             </wp:cNvGraphicFramePr>
@@ -1251,7 +1767,7 @@
               <a:graphicData uri="http://schemas.openxmlformats.org/drawingml/2006/picture">
                 <pic:pic xmlns:pic="http://schemas.openxmlformats.org/drawingml/2006/picture">
                   <pic:nvPicPr>
-                    <pic:cNvPr id="0" name="Picture 2"/>
+                    <pic:cNvPr id="0" name="Picture 5"/>
                     <pic:cNvPicPr>
                       <a:picLocks noChangeAspect="1" noChangeArrowheads="1"/>
                     </pic:cNvPicPr>
@@ -1272,845 +1788,7 @@
                   <pic:spPr bwMode="auto">
                     <a:xfrm>
                       <a:off x="0" y="0"/>
-                      <a:ext cx="2959735" cy="1974215"/>
-                    </a:xfrm>
-                    <a:prstGeom prst="rect">
-                      <a:avLst/>
-                    </a:prstGeom>
-                    <a:noFill/>
-                    <a:ln>
-                      <a:solidFill>
-                        <a:schemeClr val="accent1"/>
-                      </a:solidFill>
-                    </a:ln>
-                  </pic:spPr>
-                </pic:pic>
-              </a:graphicData>
-            </a:graphic>
-            <wp14:sizeRelH relativeFrom="page">
-              <wp14:pctWidth>0</wp14:pctWidth>
-            </wp14:sizeRelH>
-            <wp14:sizeRelV relativeFrom="page">
-              <wp14:pctHeight>0</wp14:pctHeight>
-            </wp14:sizeRelV>
-          </wp:anchor>
-        </w:drawing>
-      </w:r>
-      <w:r>
-        <w:rPr>
-          <w:rFonts w:ascii="Times New Roman" w:eastAsia="Times New Roman" w:hAnsi="Times New Roman" w:cs="Times New Roman"/>
-          <w:noProof/>
-          <w:kern w:val="0"/>
-          <w14:ligatures w14:val="none"/>
-        </w:rPr>
-        <w:drawing>
-          <wp:anchor distT="0" distB="0" distL="114300" distR="114300" simplePos="0" relativeHeight="251670528" behindDoc="1" locked="0" layoutInCell="1" allowOverlap="1" wp14:anchorId="3039DA5C" wp14:editId="6CBD2E05">
-            <wp:simplePos x="0" y="0"/>
-            <wp:positionH relativeFrom="margin">
-              <wp:posOffset>-43296</wp:posOffset>
-            </wp:positionH>
-            <wp:positionV relativeFrom="paragraph">
-              <wp:posOffset>-342842</wp:posOffset>
-            </wp:positionV>
-            <wp:extent cx="2875129" cy="2074985"/>
-            <wp:effectExtent l="19050" t="19050" r="20955" b="20955"/>
-            <wp:wrapNone/>
-            <wp:docPr id="508972540" name="Picture 1"/>
-            <wp:cNvGraphicFramePr>
-              <a:graphicFrameLocks xmlns:a="http://schemas.openxmlformats.org/drawingml/2006/main" noChangeAspect="1"/>
-            </wp:cNvGraphicFramePr>
-            <a:graphic xmlns:a="http://schemas.openxmlformats.org/drawingml/2006/main">
-              <a:graphicData uri="http://schemas.openxmlformats.org/drawingml/2006/picture">
-                <pic:pic xmlns:pic="http://schemas.openxmlformats.org/drawingml/2006/picture">
-                  <pic:nvPicPr>
-                    <pic:cNvPr id="0" name="Picture 1"/>
-                    <pic:cNvPicPr>
-                      <a:picLocks noChangeAspect="1" noChangeArrowheads="1"/>
-                    </pic:cNvPicPr>
-                  </pic:nvPicPr>
-                  <pic:blipFill>
-                    <a:blip r:embed="rId10" cstate="print">
-                      <a:extLst>
-                        <a:ext uri="{28A0092B-C50C-407E-A947-70E740481C1C}">
-                          <a14:useLocalDpi xmlns:a14="http://schemas.microsoft.com/office/drawing/2010/main" val="0"/>
-                        </a:ext>
-                      </a:extLst>
-                    </a:blip>
-                    <a:srcRect/>
-                    <a:stretch>
-                      <a:fillRect/>
-                    </a:stretch>
-                  </pic:blipFill>
-                  <pic:spPr bwMode="auto">
-                    <a:xfrm>
-                      <a:off x="0" y="0"/>
-                      <a:ext cx="2875129" cy="2074985"/>
-                    </a:xfrm>
-                    <a:prstGeom prst="rect">
-                      <a:avLst/>
-                    </a:prstGeom>
-                    <a:noFill/>
-                    <a:ln>
-                      <a:solidFill>
-                        <a:schemeClr val="accent1"/>
-                      </a:solidFill>
-                    </a:ln>
-                  </pic:spPr>
-                </pic:pic>
-              </a:graphicData>
-            </a:graphic>
-            <wp14:sizeRelH relativeFrom="page">
-              <wp14:pctWidth>0</wp14:pctWidth>
-            </wp14:sizeRelH>
-            <wp14:sizeRelV relativeFrom="page">
-              <wp14:pctHeight>0</wp14:pctHeight>
-            </wp14:sizeRelV>
-          </wp:anchor>
-        </w:drawing>
-      </w:r>
-    </w:p>
-    <w:p>
-      <w:pPr>
-        <w:spacing w:after="0" w:line="240" w:lineRule="auto"/>
-        <w:rPr>
-          <w:rFonts w:ascii="Times New Roman" w:eastAsia="Times New Roman" w:hAnsi="Times New Roman" w:cs="Times New Roman"/>
-          <w:kern w:val="0"/>
-          <w14:ligatures w14:val="none"/>
-        </w:rPr>
-      </w:pPr>
-    </w:p>
-    <w:p>
-      <w:pPr>
-        <w:spacing w:after="0" w:line="240" w:lineRule="auto"/>
-        <w:rPr>
-          <w:rFonts w:ascii="Times New Roman" w:eastAsia="Times New Roman" w:hAnsi="Times New Roman" w:cs="Times New Roman"/>
-          <w:kern w:val="0"/>
-          <w14:ligatures w14:val="none"/>
-        </w:rPr>
-      </w:pPr>
-    </w:p>
-    <w:p>
-      <w:pPr>
-        <w:spacing w:after="0" w:line="240" w:lineRule="auto"/>
-        <w:rPr>
-          <w:rFonts w:ascii="Times New Roman" w:eastAsia="Times New Roman" w:hAnsi="Times New Roman" w:cs="Times New Roman"/>
-          <w:kern w:val="0"/>
-          <w14:ligatures w14:val="none"/>
-        </w:rPr>
-      </w:pPr>
-    </w:p>
-    <w:p>
-      <w:pPr>
-        <w:tabs>
-          <w:tab w:val="left" w:pos="6319"/>
-        </w:tabs>
-        <w:spacing w:after="0" w:line="240" w:lineRule="auto"/>
-        <w:rPr>
-          <w:rFonts w:ascii="Times New Roman" w:eastAsia="Times New Roman" w:hAnsi="Times New Roman" w:cs="Times New Roman"/>
-          <w:kern w:val="0"/>
-          <w14:ligatures w14:val="none"/>
-        </w:rPr>
-      </w:pPr>
-      <w:r>
-        <w:rPr>
-          <w:rFonts w:ascii="Times New Roman" w:eastAsia="Times New Roman" w:hAnsi="Times New Roman" w:cs="Times New Roman"/>
-          <w:kern w:val="0"/>
-          <w14:ligatures w14:val="none"/>
-        </w:rPr>
-        <w:tab/>
-      </w:r>
-    </w:p>
-    <w:p>
-      <w:pPr>
-        <w:spacing w:after="0" w:line="240" w:lineRule="auto"/>
-        <w:rPr>
-          <w:rFonts w:ascii="Times New Roman" w:eastAsia="Times New Roman" w:hAnsi="Times New Roman" w:cs="Times New Roman"/>
-          <w:kern w:val="0"/>
-          <w14:ligatures w14:val="none"/>
-        </w:rPr>
-      </w:pPr>
-    </w:p>
-    <w:p>
-      <w:pPr>
-        <w:spacing w:after="0" w:line="240" w:lineRule="auto"/>
-        <w:rPr>
-          <w:rFonts w:ascii="Times New Roman" w:eastAsia="Times New Roman" w:hAnsi="Times New Roman" w:cs="Times New Roman"/>
-          <w:kern w:val="0"/>
-          <w14:ligatures w14:val="none"/>
-        </w:rPr>
-      </w:pPr>
-    </w:p>
-    <w:p>
-      <w:pPr>
-        <w:tabs>
-          <w:tab w:val="left" w:pos="2443"/>
-        </w:tabs>
-        <w:spacing w:after="0" w:line="240" w:lineRule="auto"/>
-        <w:rPr>
-          <w:rFonts w:ascii="Times New Roman" w:eastAsia="Times New Roman" w:hAnsi="Times New Roman" w:cs="Times New Roman"/>
-          <w:kern w:val="0"/>
-          <w14:ligatures w14:val="none"/>
-        </w:rPr>
-      </w:pPr>
-      <w:r>
-        <w:rPr>
-          <w:rFonts w:ascii="Times New Roman" w:eastAsia="Times New Roman" w:hAnsi="Times New Roman" w:cs="Times New Roman"/>
-          <w:kern w:val="0"/>
-          <w14:ligatures w14:val="none"/>
-        </w:rPr>
-        <w:tab/>
-      </w:r>
-    </w:p>
-    <w:p>
-      <w:pPr>
-        <w:spacing w:after="0" w:line="240" w:lineRule="auto"/>
-        <w:rPr>
-          <w:rFonts w:ascii="Times New Roman" w:eastAsia="Times New Roman" w:hAnsi="Times New Roman" w:cs="Times New Roman"/>
-          <w:kern w:val="0"/>
-          <w14:ligatures w14:val="none"/>
-        </w:rPr>
-      </w:pPr>
-    </w:p>
-    <w:p>
-      <w:pPr>
-        <w:spacing w:after="0" w:line="240" w:lineRule="auto"/>
-        <w:rPr>
-          <w:rFonts w:ascii="Times New Roman" w:eastAsia="Times New Roman" w:hAnsi="Times New Roman" w:cs="Times New Roman"/>
-          <w:kern w:val="0"/>
-          <w14:ligatures w14:val="none"/>
-        </w:rPr>
-      </w:pPr>
-    </w:p>
-    <w:p>
-      <w:pPr>
-        <w:spacing w:after="0" w:line="240" w:lineRule="auto"/>
-        <w:rPr>
-          <w:rFonts w:ascii="Times New Roman" w:eastAsia="Times New Roman" w:hAnsi="Times New Roman" w:cs="Times New Roman"/>
-          <w:kern w:val="0"/>
-          <w14:ligatures w14:val="none"/>
-        </w:rPr>
-      </w:pPr>
-    </w:p>
-    <w:p>
-      <w:pPr>
-        <w:spacing w:after="0" w:line="240" w:lineRule="auto"/>
-        <w:rPr>
-          <w:rFonts w:ascii="Times New Roman" w:eastAsia="Times New Roman" w:hAnsi="Times New Roman" w:cs="Times New Roman"/>
-          <w:kern w:val="0"/>
-          <w14:ligatures w14:val="none"/>
-        </w:rPr>
-      </w:pPr>
-    </w:p>
-    <w:p>
-      <w:pPr>
-        <w:numPr>
-          <w:ilvl w:val="0"/>
-          <w:numId w:val="6"/>
-        </w:numPr>
-        <w:rPr>
-          <w:rFonts w:ascii="Times New Roman" w:hAnsi="Times New Roman" w:cs="Times New Roman"/>
-        </w:rPr>
-      </w:pPr>
-      <w:r>
-        <w:rPr>
-          <w:rFonts w:ascii="Times New Roman" w:eastAsia="Times New Roman" w:hAnsi="Times New Roman" w:cs="Times New Roman"/>
-          <w:kern w:val="0"/>
-          <w14:ligatures w14:val="none"/>
-        </w:rPr>
-        <w:t xml:space="preserve">ORDER BY </w:t>
-      </w:r>
-      <w:proofErr w:type="spellStart"/>
-      <w:r>
-        <w:rPr>
-          <w:rFonts w:ascii="Times New Roman" w:eastAsia="Times New Roman" w:hAnsi="Times New Roman" w:cs="Times New Roman"/>
-          <w:kern w:val="0"/>
-          <w14:ligatures w14:val="none"/>
-        </w:rPr>
-        <w:t>Loans.checkout_date;</w:t>
-      </w:r>
-      <w:r>
-        <w:rPr>
-          <w:rFonts w:ascii="Times New Roman" w:hAnsi="Times New Roman" w:cs="Times New Roman"/>
-          <w:b/>
-          <w:bCs/>
-        </w:rPr>
-        <w:t>Multi-table</w:t>
-      </w:r>
-      <w:proofErr w:type="spellEnd"/>
-      <w:r>
-        <w:rPr>
-          <w:rFonts w:ascii="Times New Roman" w:hAnsi="Times New Roman" w:cs="Times New Roman"/>
-          <w:b/>
-          <w:bCs/>
-        </w:rPr>
-        <w:t xml:space="preserve"> JOIN</w:t>
-      </w:r>
-      <w:r>
-        <w:rPr>
-          <w:rFonts w:ascii="Times New Roman" w:hAnsi="Times New Roman" w:cs="Times New Roman"/>
-        </w:rPr>
-        <w:t xml:space="preserve">: Show book details (title, author's full name, </w:t>
-      </w:r>
-      <w:proofErr w:type="spellStart"/>
-      <w:r>
-        <w:rPr>
-          <w:rFonts w:ascii="Times New Roman" w:hAnsi="Times New Roman" w:cs="Times New Roman"/>
-        </w:rPr>
-        <w:t>genre_name</w:t>
-      </w:r>
-      <w:proofErr w:type="spellEnd"/>
-      <w:r>
-        <w:rPr>
-          <w:rFonts w:ascii="Times New Roman" w:hAnsi="Times New Roman" w:cs="Times New Roman"/>
-        </w:rPr>
-        <w:t xml:space="preserve">) for each loan, along with the </w:t>
-      </w:r>
-      <w:proofErr w:type="spellStart"/>
-      <w:r>
-        <w:rPr>
-          <w:rFonts w:ascii="Times New Roman" w:hAnsi="Times New Roman" w:cs="Times New Roman"/>
-        </w:rPr>
-        <w:t>checkout_date</w:t>
-      </w:r>
-      <w:proofErr w:type="spellEnd"/>
-      <w:r>
-        <w:rPr>
-          <w:rFonts w:ascii="Times New Roman" w:hAnsi="Times New Roman" w:cs="Times New Roman"/>
-        </w:rPr>
-        <w:t xml:space="preserve"> and </w:t>
-      </w:r>
-      <w:proofErr w:type="spellStart"/>
-      <w:r>
-        <w:rPr>
-          <w:rFonts w:ascii="Times New Roman" w:hAnsi="Times New Roman" w:cs="Times New Roman"/>
-        </w:rPr>
-        <w:t>due_date</w:t>
-      </w:r>
-      <w:proofErr w:type="spellEnd"/>
-      <w:r>
-        <w:rPr>
-          <w:rFonts w:ascii="Times New Roman" w:hAnsi="Times New Roman" w:cs="Times New Roman"/>
-        </w:rPr>
-        <w:t>.</w:t>
-      </w:r>
-    </w:p>
-    <w:p>
-      <w:pPr>
-        <w:spacing w:after="0" w:line="240" w:lineRule="auto"/>
-        <w:ind w:left="360"/>
-        <w:rPr>
-          <w:rFonts w:ascii="Times New Roman" w:eastAsia="Times New Roman" w:hAnsi="Times New Roman" w:cs="Times New Roman"/>
-          <w:color w:val="215E99" w:themeColor="text2" w:themeTint="BF"/>
-          <w:kern w:val="0"/>
-          <w14:ligatures w14:val="none"/>
-        </w:rPr>
-      </w:pPr>
-      <w:r>
-        <w:rPr>
-          <w:rFonts w:ascii="Times New Roman" w:eastAsia="Times New Roman" w:hAnsi="Times New Roman" w:cs="Times New Roman"/>
-          <w:color w:val="215E99" w:themeColor="text2" w:themeTint="BF"/>
-          <w:kern w:val="0"/>
-          <w14:ligatures w14:val="none"/>
-        </w:rPr>
-        <w:t xml:space="preserve">SELECT </w:t>
-      </w:r>
-    </w:p>
-    <w:p>
-      <w:pPr>
-        <w:spacing w:after="0" w:line="240" w:lineRule="auto"/>
-        <w:ind w:left="360"/>
-        <w:rPr>
-          <w:rFonts w:ascii="Times New Roman" w:eastAsia="Times New Roman" w:hAnsi="Times New Roman" w:cs="Times New Roman"/>
-          <w:color w:val="215E99" w:themeColor="text2" w:themeTint="BF"/>
-          <w:kern w:val="0"/>
-          <w14:ligatures w14:val="none"/>
-        </w:rPr>
-      </w:pPr>
-      <w:proofErr w:type="spellStart"/>
-      <w:r>
-        <w:rPr>
-          <w:rFonts w:ascii="Times New Roman" w:eastAsia="Times New Roman" w:hAnsi="Times New Roman" w:cs="Times New Roman"/>
-          <w:color w:val="215E99" w:themeColor="text2" w:themeTint="BF"/>
-          <w:kern w:val="0"/>
-          <w14:ligatures w14:val="none"/>
-        </w:rPr>
-        <w:t>Books.title</w:t>
-      </w:r>
-      <w:proofErr w:type="spellEnd"/>
-      <w:r>
-        <w:rPr>
-          <w:rFonts w:ascii="Times New Roman" w:eastAsia="Times New Roman" w:hAnsi="Times New Roman" w:cs="Times New Roman"/>
-          <w:color w:val="215E99" w:themeColor="text2" w:themeTint="BF"/>
-          <w:kern w:val="0"/>
-          <w14:ligatures w14:val="none"/>
-        </w:rPr>
-        <w:t>,</w:t>
-      </w:r>
-    </w:p>
-    <w:p>
-      <w:pPr>
-        <w:spacing w:after="0" w:line="240" w:lineRule="auto"/>
-        <w:ind w:left="360"/>
-        <w:rPr>
-          <w:rFonts w:ascii="Times New Roman" w:eastAsia="Times New Roman" w:hAnsi="Times New Roman" w:cs="Times New Roman"/>
-          <w:color w:val="215E99" w:themeColor="text2" w:themeTint="BF"/>
-          <w:kern w:val="0"/>
-          <w14:ligatures w14:val="none"/>
-        </w:rPr>
-      </w:pPr>
-      <w:proofErr w:type="spellStart"/>
-      <w:r>
-        <w:rPr>
-          <w:rFonts w:ascii="Times New Roman" w:eastAsia="Times New Roman" w:hAnsi="Times New Roman" w:cs="Times New Roman"/>
-          <w:color w:val="215E99" w:themeColor="text2" w:themeTint="BF"/>
-          <w:kern w:val="0"/>
-          <w14:ligatures w14:val="none"/>
-        </w:rPr>
-        <w:t>Authors.first_name</w:t>
-      </w:r>
-      <w:proofErr w:type="spellEnd"/>
-      <w:r>
-        <w:rPr>
-          <w:rFonts w:ascii="Times New Roman" w:eastAsia="Times New Roman" w:hAnsi="Times New Roman" w:cs="Times New Roman"/>
-          <w:color w:val="215E99" w:themeColor="text2" w:themeTint="BF"/>
-          <w:kern w:val="0"/>
-          <w14:ligatures w14:val="none"/>
-        </w:rPr>
-        <w:t xml:space="preserve"> || ' ' || </w:t>
-      </w:r>
-      <w:proofErr w:type="spellStart"/>
-      <w:r>
-        <w:rPr>
-          <w:rFonts w:ascii="Times New Roman" w:eastAsia="Times New Roman" w:hAnsi="Times New Roman" w:cs="Times New Roman"/>
-          <w:color w:val="215E99" w:themeColor="text2" w:themeTint="BF"/>
-          <w:kern w:val="0"/>
-          <w14:ligatures w14:val="none"/>
-        </w:rPr>
-        <w:t>Authors.last_name</w:t>
-      </w:r>
-      <w:proofErr w:type="spellEnd"/>
-      <w:r>
-        <w:rPr>
-          <w:rFonts w:ascii="Times New Roman" w:eastAsia="Times New Roman" w:hAnsi="Times New Roman" w:cs="Times New Roman"/>
-          <w:color w:val="215E99" w:themeColor="text2" w:themeTint="BF"/>
-          <w:kern w:val="0"/>
-          <w14:ligatures w14:val="none"/>
-        </w:rPr>
-        <w:t xml:space="preserve"> AS </w:t>
-      </w:r>
-      <w:proofErr w:type="spellStart"/>
-      <w:r>
-        <w:rPr>
-          <w:rFonts w:ascii="Times New Roman" w:eastAsia="Times New Roman" w:hAnsi="Times New Roman" w:cs="Times New Roman"/>
-          <w:color w:val="215E99" w:themeColor="text2" w:themeTint="BF"/>
-          <w:kern w:val="0"/>
-          <w14:ligatures w14:val="none"/>
-        </w:rPr>
-        <w:t>author_name</w:t>
-      </w:r>
-      <w:proofErr w:type="spellEnd"/>
-      <w:r>
-        <w:rPr>
-          <w:rFonts w:ascii="Times New Roman" w:eastAsia="Times New Roman" w:hAnsi="Times New Roman" w:cs="Times New Roman"/>
-          <w:color w:val="215E99" w:themeColor="text2" w:themeTint="BF"/>
-          <w:kern w:val="0"/>
-          <w14:ligatures w14:val="none"/>
-        </w:rPr>
-        <w:t>,</w:t>
-      </w:r>
-    </w:p>
-    <w:p>
-      <w:pPr>
-        <w:spacing w:after="0" w:line="240" w:lineRule="auto"/>
-        <w:ind w:left="360"/>
-        <w:rPr>
-          <w:rFonts w:ascii="Times New Roman" w:eastAsia="Times New Roman" w:hAnsi="Times New Roman" w:cs="Times New Roman"/>
-          <w:color w:val="215E99" w:themeColor="text2" w:themeTint="BF"/>
-          <w:kern w:val="0"/>
-          <w14:ligatures w14:val="none"/>
-        </w:rPr>
-      </w:pPr>
-      <w:proofErr w:type="spellStart"/>
-      <w:r>
-        <w:rPr>
-          <w:rFonts w:ascii="Times New Roman" w:eastAsia="Times New Roman" w:hAnsi="Times New Roman" w:cs="Times New Roman"/>
-          <w:color w:val="215E99" w:themeColor="text2" w:themeTint="BF"/>
-          <w:kern w:val="0"/>
-          <w14:ligatures w14:val="none"/>
-        </w:rPr>
-        <w:t>Genres.genre_name</w:t>
-      </w:r>
-      <w:proofErr w:type="spellEnd"/>
-      <w:r>
-        <w:rPr>
-          <w:rFonts w:ascii="Times New Roman" w:eastAsia="Times New Roman" w:hAnsi="Times New Roman" w:cs="Times New Roman"/>
-          <w:color w:val="215E99" w:themeColor="text2" w:themeTint="BF"/>
-          <w:kern w:val="0"/>
-          <w14:ligatures w14:val="none"/>
-        </w:rPr>
-        <w:t>,</w:t>
-      </w:r>
-    </w:p>
-    <w:p>
-      <w:pPr>
-        <w:spacing w:after="0" w:line="240" w:lineRule="auto"/>
-        <w:ind w:left="360"/>
-        <w:rPr>
-          <w:rFonts w:ascii="Times New Roman" w:eastAsia="Times New Roman" w:hAnsi="Times New Roman" w:cs="Times New Roman"/>
-          <w:color w:val="215E99" w:themeColor="text2" w:themeTint="BF"/>
-          <w:kern w:val="0"/>
-          <w14:ligatures w14:val="none"/>
-        </w:rPr>
-      </w:pPr>
-      <w:proofErr w:type="spellStart"/>
-      <w:r>
-        <w:rPr>
-          <w:rFonts w:ascii="Times New Roman" w:eastAsia="Times New Roman" w:hAnsi="Times New Roman" w:cs="Times New Roman"/>
-          <w:color w:val="215E99" w:themeColor="text2" w:themeTint="BF"/>
-          <w:kern w:val="0"/>
-          <w14:ligatures w14:val="none"/>
-        </w:rPr>
-        <w:t>Loans.checkout_date</w:t>
-      </w:r>
-      <w:proofErr w:type="spellEnd"/>
-      <w:r>
-        <w:rPr>
-          <w:rFonts w:ascii="Times New Roman" w:eastAsia="Times New Roman" w:hAnsi="Times New Roman" w:cs="Times New Roman"/>
-          <w:color w:val="215E99" w:themeColor="text2" w:themeTint="BF"/>
-          <w:kern w:val="0"/>
-          <w14:ligatures w14:val="none"/>
-        </w:rPr>
-        <w:t>,</w:t>
-      </w:r>
-    </w:p>
-    <w:p>
-      <w:pPr>
-        <w:spacing w:after="0" w:line="240" w:lineRule="auto"/>
-        <w:ind w:left="360"/>
-        <w:rPr>
-          <w:rFonts w:ascii="Times New Roman" w:eastAsia="Times New Roman" w:hAnsi="Times New Roman" w:cs="Times New Roman"/>
-          <w:color w:val="215E99" w:themeColor="text2" w:themeTint="BF"/>
-          <w:kern w:val="0"/>
-          <w14:ligatures w14:val="none"/>
-        </w:rPr>
-      </w:pPr>
-      <w:proofErr w:type="spellStart"/>
-      <w:r>
-        <w:rPr>
-          <w:rFonts w:ascii="Times New Roman" w:eastAsia="Times New Roman" w:hAnsi="Times New Roman" w:cs="Times New Roman"/>
-          <w:color w:val="215E99" w:themeColor="text2" w:themeTint="BF"/>
-          <w:kern w:val="0"/>
-          <w14:ligatures w14:val="none"/>
-        </w:rPr>
-        <w:t>Loans.due_date</w:t>
-      </w:r>
-      <w:proofErr w:type="spellEnd"/>
-    </w:p>
-    <w:p>
-      <w:pPr>
-        <w:spacing w:after="0" w:line="240" w:lineRule="auto"/>
-        <w:ind w:left="360"/>
-        <w:rPr>
-          <w:rFonts w:ascii="Times New Roman" w:eastAsia="Times New Roman" w:hAnsi="Times New Roman" w:cs="Times New Roman"/>
-          <w:color w:val="215E99" w:themeColor="text2" w:themeTint="BF"/>
-          <w:kern w:val="0"/>
-          <w14:ligatures w14:val="none"/>
-        </w:rPr>
-      </w:pPr>
-      <w:r>
-        <w:rPr>
-          <w:rFonts w:ascii="Times New Roman" w:eastAsia="Times New Roman" w:hAnsi="Times New Roman" w:cs="Times New Roman"/>
-          <w:color w:val="215E99" w:themeColor="text2" w:themeTint="BF"/>
-          <w:kern w:val="0"/>
-          <w14:ligatures w14:val="none"/>
-        </w:rPr>
-        <w:t>FROM Loans</w:t>
-      </w:r>
-    </w:p>
-    <w:p>
-      <w:pPr>
-        <w:spacing w:after="0" w:line="240" w:lineRule="auto"/>
-        <w:ind w:left="360"/>
-        <w:rPr>
-          <w:rFonts w:ascii="Times New Roman" w:eastAsia="Times New Roman" w:hAnsi="Times New Roman" w:cs="Times New Roman"/>
-          <w:color w:val="215E99" w:themeColor="text2" w:themeTint="BF"/>
-          <w:kern w:val="0"/>
-          <w14:ligatures w14:val="none"/>
-        </w:rPr>
-      </w:pPr>
-      <w:r>
-        <w:rPr>
-          <w:rFonts w:ascii="Times New Roman" w:eastAsia="Times New Roman" w:hAnsi="Times New Roman" w:cs="Times New Roman"/>
-          <w:color w:val="215E99" w:themeColor="text2" w:themeTint="BF"/>
-          <w:kern w:val="0"/>
-          <w14:ligatures w14:val="none"/>
-        </w:rPr>
-        <w:t>JOIN Books</w:t>
-      </w:r>
-    </w:p>
-    <w:p>
-      <w:pPr>
-        <w:spacing w:after="0" w:line="240" w:lineRule="auto"/>
-        <w:ind w:left="360"/>
-        <w:rPr>
-          <w:rFonts w:ascii="Times New Roman" w:eastAsia="Times New Roman" w:hAnsi="Times New Roman" w:cs="Times New Roman"/>
-          <w:color w:val="215E99" w:themeColor="text2" w:themeTint="BF"/>
-          <w:kern w:val="0"/>
-          <w14:ligatures w14:val="none"/>
-        </w:rPr>
-      </w:pPr>
-      <w:r>
-        <w:rPr>
-          <w:rFonts w:ascii="Times New Roman" w:eastAsia="Times New Roman" w:hAnsi="Times New Roman" w:cs="Times New Roman"/>
-          <w:color w:val="215E99" w:themeColor="text2" w:themeTint="BF"/>
-          <w:kern w:val="0"/>
-          <w14:ligatures w14:val="none"/>
-        </w:rPr>
-        <w:t xml:space="preserve">ON </w:t>
-      </w:r>
-      <w:proofErr w:type="spellStart"/>
-      <w:r>
-        <w:rPr>
-          <w:rFonts w:ascii="Times New Roman" w:eastAsia="Times New Roman" w:hAnsi="Times New Roman" w:cs="Times New Roman"/>
-          <w:color w:val="215E99" w:themeColor="text2" w:themeTint="BF"/>
-          <w:kern w:val="0"/>
-          <w14:ligatures w14:val="none"/>
-        </w:rPr>
-        <w:t>Loans.book_id</w:t>
-      </w:r>
-      <w:proofErr w:type="spellEnd"/>
-      <w:r>
-        <w:rPr>
-          <w:rFonts w:ascii="Times New Roman" w:eastAsia="Times New Roman" w:hAnsi="Times New Roman" w:cs="Times New Roman"/>
-          <w:color w:val="215E99" w:themeColor="text2" w:themeTint="BF"/>
-          <w:kern w:val="0"/>
-          <w14:ligatures w14:val="none"/>
-        </w:rPr>
-        <w:t xml:space="preserve"> = </w:t>
-      </w:r>
-      <w:proofErr w:type="spellStart"/>
-      <w:r>
-        <w:rPr>
-          <w:rFonts w:ascii="Times New Roman" w:eastAsia="Times New Roman" w:hAnsi="Times New Roman" w:cs="Times New Roman"/>
-          <w:color w:val="215E99" w:themeColor="text2" w:themeTint="BF"/>
-          <w:kern w:val="0"/>
-          <w14:ligatures w14:val="none"/>
-        </w:rPr>
-        <w:t>Books.book_id</w:t>
-      </w:r>
-      <w:proofErr w:type="spellEnd"/>
-    </w:p>
-    <w:p>
-      <w:pPr>
-        <w:spacing w:after="0" w:line="240" w:lineRule="auto"/>
-        <w:ind w:left="360"/>
-        <w:rPr>
-          <w:rFonts w:ascii="Times New Roman" w:eastAsia="Times New Roman" w:hAnsi="Times New Roman" w:cs="Times New Roman"/>
-          <w:color w:val="215E99" w:themeColor="text2" w:themeTint="BF"/>
-          <w:kern w:val="0"/>
-          <w14:ligatures w14:val="none"/>
-        </w:rPr>
-      </w:pPr>
-      <w:r>
-        <w:rPr>
-          <w:rFonts w:ascii="Times New Roman" w:eastAsia="Times New Roman" w:hAnsi="Times New Roman" w:cs="Times New Roman"/>
-          <w:color w:val="215E99" w:themeColor="text2" w:themeTint="BF"/>
-          <w:kern w:val="0"/>
-          <w14:ligatures w14:val="none"/>
-        </w:rPr>
-        <w:t>JOIN Authors</w:t>
-      </w:r>
-    </w:p>
-    <w:p>
-      <w:pPr>
-        <w:spacing w:after="0" w:line="240" w:lineRule="auto"/>
-        <w:ind w:left="360"/>
-        <w:rPr>
-          <w:rFonts w:ascii="Times New Roman" w:eastAsia="Times New Roman" w:hAnsi="Times New Roman" w:cs="Times New Roman"/>
-          <w:color w:val="215E99" w:themeColor="text2" w:themeTint="BF"/>
-          <w:kern w:val="0"/>
-          <w14:ligatures w14:val="none"/>
-        </w:rPr>
-      </w:pPr>
-      <w:r>
-        <w:rPr>
-          <w:rFonts w:ascii="Times New Roman" w:eastAsia="Times New Roman" w:hAnsi="Times New Roman" w:cs="Times New Roman"/>
-          <w:color w:val="215E99" w:themeColor="text2" w:themeTint="BF"/>
-          <w:kern w:val="0"/>
-          <w14:ligatures w14:val="none"/>
-        </w:rPr>
-        <w:t xml:space="preserve">ON </w:t>
-      </w:r>
-      <w:proofErr w:type="spellStart"/>
-      <w:r>
-        <w:rPr>
-          <w:rFonts w:ascii="Times New Roman" w:eastAsia="Times New Roman" w:hAnsi="Times New Roman" w:cs="Times New Roman"/>
-          <w:color w:val="215E99" w:themeColor="text2" w:themeTint="BF"/>
-          <w:kern w:val="0"/>
-          <w14:ligatures w14:val="none"/>
-        </w:rPr>
-        <w:t>Books.author_id</w:t>
-      </w:r>
-      <w:proofErr w:type="spellEnd"/>
-      <w:r>
-        <w:rPr>
-          <w:rFonts w:ascii="Times New Roman" w:eastAsia="Times New Roman" w:hAnsi="Times New Roman" w:cs="Times New Roman"/>
-          <w:color w:val="215E99" w:themeColor="text2" w:themeTint="BF"/>
-          <w:kern w:val="0"/>
-          <w14:ligatures w14:val="none"/>
-        </w:rPr>
-        <w:t xml:space="preserve"> = </w:t>
-      </w:r>
-      <w:proofErr w:type="spellStart"/>
-      <w:r>
-        <w:rPr>
-          <w:rFonts w:ascii="Times New Roman" w:eastAsia="Times New Roman" w:hAnsi="Times New Roman" w:cs="Times New Roman"/>
-          <w:color w:val="215E99" w:themeColor="text2" w:themeTint="BF"/>
-          <w:kern w:val="0"/>
-          <w14:ligatures w14:val="none"/>
-        </w:rPr>
-        <w:t>Authors.author_id</w:t>
-      </w:r>
-      <w:proofErr w:type="spellEnd"/>
-    </w:p>
-    <w:p>
-      <w:pPr>
-        <w:spacing w:after="0" w:line="240" w:lineRule="auto"/>
-        <w:ind w:left="360"/>
-        <w:rPr>
-          <w:rFonts w:ascii="Times New Roman" w:eastAsia="Times New Roman" w:hAnsi="Times New Roman" w:cs="Times New Roman"/>
-          <w:color w:val="215E99" w:themeColor="text2" w:themeTint="BF"/>
-          <w:kern w:val="0"/>
-          <w14:ligatures w14:val="none"/>
-        </w:rPr>
-      </w:pPr>
-      <w:r>
-        <w:rPr>
-          <w:rFonts w:ascii="Times New Roman" w:eastAsia="Times New Roman" w:hAnsi="Times New Roman" w:cs="Times New Roman"/>
-          <w:color w:val="215E99" w:themeColor="text2" w:themeTint="BF"/>
-          <w:kern w:val="0"/>
-          <w14:ligatures w14:val="none"/>
-        </w:rPr>
-        <w:t>JOIN Genres</w:t>
-      </w:r>
-    </w:p>
-    <w:p>
-      <w:pPr>
-        <w:ind w:left="360"/>
-        <w:rPr>
-          <w:rFonts w:ascii="Times New Roman" w:eastAsia="Times New Roman" w:hAnsi="Times New Roman" w:cs="Times New Roman"/>
-          <w:color w:val="215E99" w:themeColor="text2" w:themeTint="BF"/>
-          <w:kern w:val="0"/>
-          <w14:ligatures w14:val="none"/>
-        </w:rPr>
-      </w:pPr>
-      <w:r>
-        <w:rPr>
-          <w:rFonts w:ascii="Times New Roman" w:eastAsia="Times New Roman" w:hAnsi="Times New Roman" w:cs="Times New Roman"/>
-          <w:color w:val="215E99" w:themeColor="text2" w:themeTint="BF"/>
-          <w:kern w:val="0"/>
-          <w14:ligatures w14:val="none"/>
-        </w:rPr>
-        <w:t xml:space="preserve">ON </w:t>
-      </w:r>
-      <w:proofErr w:type="spellStart"/>
-      <w:r>
-        <w:rPr>
-          <w:rFonts w:ascii="Times New Roman" w:eastAsia="Times New Roman" w:hAnsi="Times New Roman" w:cs="Times New Roman"/>
-          <w:color w:val="215E99" w:themeColor="text2" w:themeTint="BF"/>
-          <w:kern w:val="0"/>
-          <w14:ligatures w14:val="none"/>
-        </w:rPr>
-        <w:t>Books.genre_id</w:t>
-      </w:r>
-      <w:proofErr w:type="spellEnd"/>
-      <w:r>
-        <w:rPr>
-          <w:rFonts w:ascii="Times New Roman" w:eastAsia="Times New Roman" w:hAnsi="Times New Roman" w:cs="Times New Roman"/>
-          <w:color w:val="215E99" w:themeColor="text2" w:themeTint="BF"/>
-          <w:kern w:val="0"/>
-          <w14:ligatures w14:val="none"/>
-        </w:rPr>
-        <w:t xml:space="preserve"> = </w:t>
-      </w:r>
-      <w:proofErr w:type="spellStart"/>
-      <w:r>
-        <w:rPr>
-          <w:rFonts w:ascii="Times New Roman" w:eastAsia="Times New Roman" w:hAnsi="Times New Roman" w:cs="Times New Roman"/>
-          <w:color w:val="215E99" w:themeColor="text2" w:themeTint="BF"/>
-          <w:kern w:val="0"/>
-          <w14:ligatures w14:val="none"/>
-        </w:rPr>
-        <w:t>Genres.genre_id</w:t>
-      </w:r>
-      <w:proofErr w:type="spellEnd"/>
-      <w:r>
-        <w:rPr>
-          <w:rFonts w:ascii="Times New Roman" w:eastAsia="Times New Roman" w:hAnsi="Times New Roman" w:cs="Times New Roman"/>
-          <w:color w:val="215E99" w:themeColor="text2" w:themeTint="BF"/>
-          <w:kern w:val="0"/>
-          <w14:ligatures w14:val="none"/>
-        </w:rPr>
-        <w:t>;</w:t>
-      </w:r>
-    </w:p>
-    <w:p>
-      <w:pPr>
-        <w:ind w:left="360"/>
-        <w:rPr>
-          <w:rFonts w:ascii="Times New Roman" w:eastAsia="Times New Roman" w:hAnsi="Times New Roman" w:cs="Times New Roman"/>
-          <w:color w:val="215E99" w:themeColor="text2" w:themeTint="BF"/>
-          <w:kern w:val="0"/>
-          <w14:ligatures w14:val="none"/>
-        </w:rPr>
-      </w:pPr>
-      <w:r>
-        <w:rPr>
-          <w:rFonts w:ascii="Times New Roman" w:hAnsi="Times New Roman" w:cs="Times New Roman"/>
-          <w:noProof/>
-        </w:rPr>
-        <w:drawing>
-          <wp:anchor distT="0" distB="0" distL="114300" distR="114300" simplePos="0" relativeHeight="251662336" behindDoc="1" locked="0" layoutInCell="1" allowOverlap="1" wp14:anchorId="46192662" wp14:editId="74C86060">
-            <wp:simplePos x="0" y="0"/>
-            <wp:positionH relativeFrom="margin">
-              <wp:posOffset>697288</wp:posOffset>
-            </wp:positionH>
-            <wp:positionV relativeFrom="paragraph">
-              <wp:posOffset>88323</wp:posOffset>
-            </wp:positionV>
-            <wp:extent cx="4588139" cy="3674944"/>
-            <wp:effectExtent l="19050" t="19050" r="22225" b="20955"/>
-            <wp:wrapNone/>
-            <wp:docPr id="368204395" name="Picture 5"/>
-            <wp:cNvGraphicFramePr>
-              <a:graphicFrameLocks xmlns:a="http://schemas.openxmlformats.org/drawingml/2006/main" noChangeAspect="1"/>
-            </wp:cNvGraphicFramePr>
-            <a:graphic xmlns:a="http://schemas.openxmlformats.org/drawingml/2006/main">
-              <a:graphicData uri="http://schemas.openxmlformats.org/drawingml/2006/picture">
-                <pic:pic xmlns:pic="http://schemas.openxmlformats.org/drawingml/2006/picture">
-                  <pic:nvPicPr>
-                    <pic:cNvPr id="0" name="Picture 5"/>
-                    <pic:cNvPicPr>
-                      <a:picLocks noChangeAspect="1" noChangeArrowheads="1"/>
-                    </pic:cNvPicPr>
-                  </pic:nvPicPr>
-                  <pic:blipFill>
-                    <a:blip r:embed="rId11" cstate="print">
-                      <a:extLst>
-                        <a:ext uri="{28A0092B-C50C-407E-A947-70E740481C1C}">
-                          <a14:useLocalDpi xmlns:a14="http://schemas.microsoft.com/office/drawing/2010/main" val="0"/>
-                        </a:ext>
-                      </a:extLst>
-                    </a:blip>
-                    <a:srcRect/>
-                    <a:stretch>
-                      <a:fillRect/>
-                    </a:stretch>
-                  </pic:blipFill>
-                  <pic:spPr bwMode="auto">
-                    <a:xfrm>
-                      <a:off x="0" y="0"/>
-                      <a:ext cx="4588139" cy="3674944"/>
+                      <a:ext cx="4976343" cy="3985883"/>
                     </a:xfrm>
                     <a:prstGeom prst="rect">
                       <a:avLst/>
@@ -2140,17 +1818,6 @@
     </w:p>
     <w:p>
       <w:pPr>
-        <w:ind w:left="360"/>
-        <w:rPr>
-          <w:rFonts w:ascii="Times New Roman" w:eastAsia="Times New Roman" w:hAnsi="Times New Roman" w:cs="Times New Roman"/>
-          <w:color w:val="215E99" w:themeColor="text2" w:themeTint="BF"/>
-          <w:kern w:val="0"/>
-          <w14:ligatures w14:val="none"/>
-        </w:rPr>
-      </w:pPr>
-    </w:p>
-    <w:p>
-      <w:pPr>
         <w:rPr>
           <w:rFonts w:ascii="Times New Roman" w:hAnsi="Times New Roman" w:cs="Times New Roman"/>
         </w:rPr>
@@ -2232,6 +1899,55 @@
     </w:p>
     <w:p>
       <w:pPr>
+        <w:rPr>
+          <w:rFonts w:ascii="Times New Roman" w:hAnsi="Times New Roman" w:cs="Times New Roman"/>
+        </w:rPr>
+      </w:pPr>
+    </w:p>
+    <w:p>
+      <w:pPr>
+        <w:rPr>
+          <w:rFonts w:ascii="Times New Roman" w:hAnsi="Times New Roman" w:cs="Times New Roman"/>
+        </w:rPr>
+      </w:pPr>
+    </w:p>
+    <w:p>
+      <w:pPr>
+        <w:rPr>
+          <w:rFonts w:ascii="Times New Roman" w:hAnsi="Times New Roman" w:cs="Times New Roman"/>
+        </w:rPr>
+      </w:pPr>
+    </w:p>
+    <w:p>
+      <w:pPr>
+        <w:rPr>
+          <w:rFonts w:ascii="Times New Roman" w:hAnsi="Times New Roman" w:cs="Times New Roman"/>
+        </w:rPr>
+      </w:pPr>
+    </w:p>
+    <w:p>
+      <w:pPr>
+        <w:rPr>
+          <w:rFonts w:ascii="Times New Roman" w:hAnsi="Times New Roman" w:cs="Times New Roman"/>
+        </w:rPr>
+      </w:pPr>
+    </w:p>
+    <w:p>
+      <w:pPr>
+        <w:rPr>
+          <w:rFonts w:ascii="Times New Roman" w:hAnsi="Times New Roman" w:cs="Times New Roman"/>
+        </w:rPr>
+      </w:pPr>
+    </w:p>
+    <w:p>
+      <w:pPr>
+        <w:rPr>
+          <w:rFonts w:ascii="Times New Roman" w:hAnsi="Times New Roman" w:cs="Times New Roman"/>
+        </w:rPr>
+      </w:pPr>
+    </w:p>
+    <w:p>
+      <w:pPr>
         <w:numPr>
           <w:ilvl w:val="0"/>
           <w:numId w:val="6"/>
@@ -2247,13 +1963,13 @@
         </w:rPr>
         <w:lastRenderedPageBreak/>
         <w:drawing>
-          <wp:anchor distT="0" distB="0" distL="114300" distR="114300" simplePos="0" relativeHeight="251663360" behindDoc="1" locked="0" layoutInCell="1" allowOverlap="1" wp14:anchorId="1535D72F" wp14:editId="4226608A">
+          <wp:anchor distT="0" distB="0" distL="114300" distR="114300" simplePos="0" relativeHeight="251663360" behindDoc="1" locked="0" layoutInCell="1" allowOverlap="1" wp14:anchorId="1535D72F" wp14:editId="72439442">
             <wp:simplePos x="0" y="0"/>
             <wp:positionH relativeFrom="margin">
-              <wp:posOffset>3163916</wp:posOffset>
+              <wp:posOffset>3023870</wp:posOffset>
             </wp:positionH>
             <wp:positionV relativeFrom="paragraph">
-              <wp:posOffset>372283</wp:posOffset>
+              <wp:posOffset>365760</wp:posOffset>
             </wp:positionV>
             <wp:extent cx="1657350" cy="2705071"/>
             <wp:effectExtent l="19050" t="19050" r="19050" b="19685"/>
@@ -2272,7 +1988,7 @@
                     </pic:cNvPicPr>
                   </pic:nvPicPr>
                   <pic:blipFill>
-                    <a:blip r:embed="rId12" cstate="print">
+                    <a:blip r:embed="rId10" cstate="print">
                       <a:extLst>
                         <a:ext uri="{28A0092B-C50C-407E-A947-70E740481C1C}">
                           <a14:useLocalDpi xmlns:a14="http://schemas.microsoft.com/office/drawing/2010/main" val="0"/>
@@ -2348,7 +2064,7 @@
           <w:noProof/>
         </w:rPr>
         <w:drawing>
-          <wp:anchor distT="0" distB="0" distL="114300" distR="114300" simplePos="0" relativeHeight="251664384" behindDoc="1" locked="0" layoutInCell="1" allowOverlap="1" wp14:anchorId="59F48125" wp14:editId="67E7C967">
+          <wp:anchor distT="0" distB="0" distL="114300" distR="114300" simplePos="0" relativeHeight="251664384" behindDoc="1" locked="0" layoutInCell="1" allowOverlap="1" wp14:anchorId="59F48125" wp14:editId="1CB94ADA">
             <wp:simplePos x="0" y="0"/>
             <wp:positionH relativeFrom="column">
               <wp:posOffset>4902257</wp:posOffset>
@@ -2373,7 +2089,7 @@
                     </pic:cNvPicPr>
                   </pic:nvPicPr>
                   <pic:blipFill>
-                    <a:blip r:embed="rId13" cstate="print">
+                    <a:blip r:embed="rId11" cstate="print">
                       <a:extLst>
                         <a:ext uri="{28A0092B-C50C-407E-A947-70E740481C1C}">
                           <a14:useLocalDpi xmlns:a14="http://schemas.microsoft.com/office/drawing/2010/main" val="0"/>
@@ -2436,14 +2152,65 @@
           <w14:ligatures w14:val="none"/>
         </w:rPr>
       </w:pPr>
-      <w:r>
-        <w:rPr>
-          <w:rFonts w:ascii="Times New Roman" w:eastAsia="Times New Roman" w:hAnsi="Times New Roman" w:cs="Times New Roman"/>
-          <w:color w:val="215E99" w:themeColor="text2" w:themeTint="BF"/>
-          <w:kern w:val="0"/>
-          <w14:ligatures w14:val="none"/>
-        </w:rPr>
-        <w:t>p1.first_name || ' ' || p1.last_name AS patron_1,</w:t>
+      <w:proofErr w:type="gramStart"/>
+      <w:r>
+        <w:rPr>
+          <w:rFonts w:ascii="Times New Roman" w:eastAsia="Times New Roman" w:hAnsi="Times New Roman" w:cs="Times New Roman"/>
+          <w:color w:val="215E99" w:themeColor="text2" w:themeTint="BF"/>
+          <w:kern w:val="0"/>
+          <w14:ligatures w14:val="none"/>
+        </w:rPr>
+        <w:t>CONCAT(</w:t>
+      </w:r>
+      <w:proofErr w:type="gramEnd"/>
+      <w:r>
+        <w:rPr>
+          <w:rFonts w:ascii="Times New Roman" w:eastAsia="Times New Roman" w:hAnsi="Times New Roman" w:cs="Times New Roman"/>
+          <w:color w:val="215E99" w:themeColor="text2" w:themeTint="BF"/>
+          <w:kern w:val="0"/>
+          <w14:ligatures w14:val="none"/>
+        </w:rPr>
+        <w:t>p</w:t>
+      </w:r>
+      <w:proofErr w:type="gramStart"/>
+      <w:r>
+        <w:rPr>
+          <w:rFonts w:ascii="Times New Roman" w:eastAsia="Times New Roman" w:hAnsi="Times New Roman" w:cs="Times New Roman"/>
+          <w:color w:val="215E99" w:themeColor="text2" w:themeTint="BF"/>
+          <w:kern w:val="0"/>
+          <w14:ligatures w14:val="none"/>
+        </w:rPr>
+        <w:t>1.first</w:t>
+      </w:r>
+      <w:proofErr w:type="gramEnd"/>
+      <w:r>
+        <w:rPr>
+          <w:rFonts w:ascii="Times New Roman" w:eastAsia="Times New Roman" w:hAnsi="Times New Roman" w:cs="Times New Roman"/>
+          <w:color w:val="215E99" w:themeColor="text2" w:themeTint="BF"/>
+          <w:kern w:val="0"/>
+          <w14:ligatures w14:val="none"/>
+        </w:rPr>
+        <w:t>_name, ' ', p</w:t>
+      </w:r>
+      <w:proofErr w:type="gramStart"/>
+      <w:r>
+        <w:rPr>
+          <w:rFonts w:ascii="Times New Roman" w:eastAsia="Times New Roman" w:hAnsi="Times New Roman" w:cs="Times New Roman"/>
+          <w:color w:val="215E99" w:themeColor="text2" w:themeTint="BF"/>
+          <w:kern w:val="0"/>
+          <w14:ligatures w14:val="none"/>
+        </w:rPr>
+        <w:t>1.last</w:t>
+      </w:r>
+      <w:proofErr w:type="gramEnd"/>
+      <w:r>
+        <w:rPr>
+          <w:rFonts w:ascii="Times New Roman" w:eastAsia="Times New Roman" w:hAnsi="Times New Roman" w:cs="Times New Roman"/>
+          <w:color w:val="215E99" w:themeColor="text2" w:themeTint="BF"/>
+          <w:kern w:val="0"/>
+          <w14:ligatures w14:val="none"/>
+        </w:rPr>
+        <w:t xml:space="preserve">_name) </w:t>
       </w:r>
     </w:p>
     <w:p>
@@ -2464,7 +2231,76 @@
           <w:kern w:val="0"/>
           <w14:ligatures w14:val="none"/>
         </w:rPr>
-        <w:t>p2.first_name || ' ' || p2.last_name AS patron_2,</w:t>
+        <w:t>AS patron_1,</w:t>
+      </w:r>
+      <w:r>
+        <w:rPr>
+          <w:rFonts w:ascii="Times New Roman" w:eastAsia="Times New Roman" w:hAnsi="Times New Roman" w:cs="Times New Roman"/>
+          <w:color w:val="215E99" w:themeColor="text2" w:themeTint="BF"/>
+          <w:kern w:val="0"/>
+          <w14:ligatures w14:val="none"/>
+        </w:rPr>
+        <w:br/>
+      </w:r>
+      <w:proofErr w:type="gramStart"/>
+      <w:r>
+        <w:rPr>
+          <w:rFonts w:ascii="Times New Roman" w:eastAsia="Times New Roman" w:hAnsi="Times New Roman" w:cs="Times New Roman"/>
+          <w:color w:val="215E99" w:themeColor="text2" w:themeTint="BF"/>
+          <w:kern w:val="0"/>
+          <w14:ligatures w14:val="none"/>
+        </w:rPr>
+        <w:t>CONCAT(</w:t>
+      </w:r>
+      <w:proofErr w:type="gramEnd"/>
+      <w:r>
+        <w:rPr>
+          <w:rFonts w:ascii="Times New Roman" w:eastAsia="Times New Roman" w:hAnsi="Times New Roman" w:cs="Times New Roman"/>
+          <w:color w:val="215E99" w:themeColor="text2" w:themeTint="BF"/>
+          <w:kern w:val="0"/>
+          <w14:ligatures w14:val="none"/>
+        </w:rPr>
+        <w:t>p</w:t>
+      </w:r>
+      <w:proofErr w:type="gramStart"/>
+      <w:r>
+        <w:rPr>
+          <w:rFonts w:ascii="Times New Roman" w:eastAsia="Times New Roman" w:hAnsi="Times New Roman" w:cs="Times New Roman"/>
+          <w:color w:val="215E99" w:themeColor="text2" w:themeTint="BF"/>
+          <w:kern w:val="0"/>
+          <w14:ligatures w14:val="none"/>
+        </w:rPr>
+        <w:t>2.first</w:t>
+      </w:r>
+      <w:proofErr w:type="gramEnd"/>
+      <w:r>
+        <w:rPr>
+          <w:rFonts w:ascii="Times New Roman" w:eastAsia="Times New Roman" w:hAnsi="Times New Roman" w:cs="Times New Roman"/>
+          <w:color w:val="215E99" w:themeColor="text2" w:themeTint="BF"/>
+          <w:kern w:val="0"/>
+          <w14:ligatures w14:val="none"/>
+        </w:rPr>
+        <w:t>_name, ' ', p</w:t>
+      </w:r>
+      <w:proofErr w:type="gramStart"/>
+      <w:r>
+        <w:rPr>
+          <w:rFonts w:ascii="Times New Roman" w:eastAsia="Times New Roman" w:hAnsi="Times New Roman" w:cs="Times New Roman"/>
+          <w:color w:val="215E99" w:themeColor="text2" w:themeTint="BF"/>
+          <w:kern w:val="0"/>
+          <w14:ligatures w14:val="none"/>
+        </w:rPr>
+        <w:t>2.last</w:t>
+      </w:r>
+      <w:proofErr w:type="gramEnd"/>
+      <w:r>
+        <w:rPr>
+          <w:rFonts w:ascii="Times New Roman" w:eastAsia="Times New Roman" w:hAnsi="Times New Roman" w:cs="Times New Roman"/>
+          <w:color w:val="215E99" w:themeColor="text2" w:themeTint="BF"/>
+          <w:kern w:val="0"/>
+          <w14:ligatures w14:val="none"/>
+        </w:rPr>
+        <w:t xml:space="preserve">_name) </w:t>
       </w:r>
     </w:p>
     <w:p>
@@ -2485,6 +2321,16 @@
           <w:kern w:val="0"/>
           <w14:ligatures w14:val="none"/>
         </w:rPr>
+        <w:t>AS patron_2,</w:t>
+      </w:r>
+      <w:r>
+        <w:rPr>
+          <w:rFonts w:ascii="Times New Roman" w:eastAsia="Times New Roman" w:hAnsi="Times New Roman" w:cs="Times New Roman"/>
+          <w:color w:val="215E99" w:themeColor="text2" w:themeTint="BF"/>
+          <w:kern w:val="0"/>
+          <w14:ligatures w14:val="none"/>
+        </w:rPr>
+        <w:br/>
         <w:t>p1.city</w:t>
       </w:r>
     </w:p>
@@ -2548,8 +2394,39 @@
           <w:kern w:val="0"/>
           <w14:ligatures w14:val="none"/>
         </w:rPr>
-        <w:t>ON p1.city = p2.city</w:t>
-      </w:r>
+        <w:t>ON p</w:t>
+      </w:r>
+      <w:proofErr w:type="gramStart"/>
+      <w:r>
+        <w:rPr>
+          <w:rFonts w:ascii="Times New Roman" w:eastAsia="Times New Roman" w:hAnsi="Times New Roman" w:cs="Times New Roman"/>
+          <w:color w:val="215E99" w:themeColor="text2" w:themeTint="BF"/>
+          <w:kern w:val="0"/>
+          <w14:ligatures w14:val="none"/>
+        </w:rPr>
+        <w:t>1.city</w:t>
+      </w:r>
+      <w:proofErr w:type="gramEnd"/>
+      <w:r>
+        <w:rPr>
+          <w:rFonts w:ascii="Times New Roman" w:eastAsia="Times New Roman" w:hAnsi="Times New Roman" w:cs="Times New Roman"/>
+          <w:color w:val="215E99" w:themeColor="text2" w:themeTint="BF"/>
+          <w:kern w:val="0"/>
+          <w14:ligatures w14:val="none"/>
+        </w:rPr>
+        <w:t xml:space="preserve"> = p</w:t>
+      </w:r>
+      <w:proofErr w:type="gramStart"/>
+      <w:r>
+        <w:rPr>
+          <w:rFonts w:ascii="Times New Roman" w:eastAsia="Times New Roman" w:hAnsi="Times New Roman" w:cs="Times New Roman"/>
+          <w:color w:val="215E99" w:themeColor="text2" w:themeTint="BF"/>
+          <w:kern w:val="0"/>
+          <w14:ligatures w14:val="none"/>
+        </w:rPr>
+        <w:t>2.city</w:t>
+      </w:r>
+      <w:proofErr w:type="gramEnd"/>
     </w:p>
     <w:p>
       <w:pPr>
@@ -2566,15 +2443,48 @@
           <w:kern w:val="0"/>
           <w14:ligatures w14:val="none"/>
         </w:rPr>
-        <w:t>AND p1.patron_id &lt; p2.patron_id;</w:t>
-      </w:r>
-    </w:p>
-    <w:p>
-      <w:pPr>
-        <w:rPr>
-          <w:rFonts w:ascii="Times New Roman" w:hAnsi="Times New Roman" w:cs="Times New Roman"/>
-        </w:rPr>
-      </w:pPr>
+        <w:t>AND p</w:t>
+      </w:r>
+      <w:proofErr w:type="gramStart"/>
+      <w:r>
+        <w:rPr>
+          <w:rFonts w:ascii="Times New Roman" w:eastAsia="Times New Roman" w:hAnsi="Times New Roman" w:cs="Times New Roman"/>
+          <w:color w:val="215E99" w:themeColor="text2" w:themeTint="BF"/>
+          <w:kern w:val="0"/>
+          <w14:ligatures w14:val="none"/>
+        </w:rPr>
+        <w:t>1.patron</w:t>
+      </w:r>
+      <w:proofErr w:type="gramEnd"/>
+      <w:r>
+        <w:rPr>
+          <w:rFonts w:ascii="Times New Roman" w:eastAsia="Times New Roman" w:hAnsi="Times New Roman" w:cs="Times New Roman"/>
+          <w:color w:val="215E99" w:themeColor="text2" w:themeTint="BF"/>
+          <w:kern w:val="0"/>
+          <w14:ligatures w14:val="none"/>
+        </w:rPr>
+        <w:t>_id &lt; p</w:t>
+      </w:r>
+      <w:proofErr w:type="gramStart"/>
+      <w:r>
+        <w:rPr>
+          <w:rFonts w:ascii="Times New Roman" w:eastAsia="Times New Roman" w:hAnsi="Times New Roman" w:cs="Times New Roman"/>
+          <w:color w:val="215E99" w:themeColor="text2" w:themeTint="BF"/>
+          <w:kern w:val="0"/>
+          <w14:ligatures w14:val="none"/>
+        </w:rPr>
+        <w:t>2.patron</w:t>
+      </w:r>
+      <w:proofErr w:type="gramEnd"/>
+      <w:r>
+        <w:rPr>
+          <w:rFonts w:ascii="Times New Roman" w:eastAsia="Times New Roman" w:hAnsi="Times New Roman" w:cs="Times New Roman"/>
+          <w:color w:val="215E99" w:themeColor="text2" w:themeTint="BF"/>
+          <w:kern w:val="0"/>
+          <w14:ligatures w14:val="none"/>
+        </w:rPr>
+        <w:t>_id;</w:t>
+      </w:r>
     </w:p>
     <w:p>
       <w:pPr>
@@ -2645,7 +2555,21 @@
         <w:rPr>
           <w:rFonts w:ascii="Times New Roman" w:hAnsi="Times New Roman" w:cs="Times New Roman"/>
         </w:rPr>
-        <w:t xml:space="preserve"> = 1) that have been borrowed, along with the patron name and the branch where they were borrowed from.</w:t>
+        <w:t xml:space="preserve"> = 1) that have been borrowed, along with the </w:t>
+      </w:r>
+      <w:proofErr w:type="gramStart"/>
+      <w:r>
+        <w:rPr>
+          <w:rFonts w:ascii="Times New Roman" w:hAnsi="Times New Roman" w:cs="Times New Roman"/>
+        </w:rPr>
+        <w:t>patron</w:t>
+      </w:r>
+      <w:proofErr w:type="gramEnd"/>
+      <w:r>
+        <w:rPr>
+          <w:rFonts w:ascii="Times New Roman" w:hAnsi="Times New Roman" w:cs="Times New Roman"/>
+        </w:rPr>
+        <w:t xml:space="preserve"> name and the branch where they were borrowed from.</w:t>
       </w:r>
     </w:p>
     <w:p>
@@ -2715,7 +2639,18 @@
           <w14:ligatures w14:val="none"/>
         </w:rPr>
       </w:pPr>
-      <w:proofErr w:type="spellStart"/>
+      <w:proofErr w:type="gramStart"/>
+      <w:r>
+        <w:rPr>
+          <w:rFonts w:ascii="Times New Roman" w:eastAsia="Times New Roman" w:hAnsi="Times New Roman" w:cs="Times New Roman"/>
+          <w:color w:val="215E99" w:themeColor="text2" w:themeTint="BF"/>
+          <w:kern w:val="0"/>
+          <w14:ligatures w14:val="none"/>
+        </w:rPr>
+        <w:t>CONCAT(</w:t>
+      </w:r>
+      <w:proofErr w:type="spellStart"/>
+      <w:proofErr w:type="gramEnd"/>
       <w:r>
         <w:rPr>
           <w:rFonts w:ascii="Times New Roman" w:eastAsia="Times New Roman" w:hAnsi="Times New Roman" w:cs="Times New Roman"/>
@@ -2733,7 +2668,45 @@
           <w:kern w:val="0"/>
           <w14:ligatures w14:val="none"/>
         </w:rPr>
-        <w:t xml:space="preserve"> || ' ' || </w:t>
+        <w:t>,</w:t>
+      </w:r>
+      <w:r>
+        <w:rPr>
+          <w:rFonts w:ascii="Times New Roman" w:eastAsia="Times New Roman" w:hAnsi="Times New Roman" w:cs="Times New Roman"/>
+          <w:color w:val="215E99" w:themeColor="text2" w:themeTint="BF"/>
+          <w:kern w:val="0"/>
+          <w14:ligatures w14:val="none"/>
+        </w:rPr>
+        <w:t xml:space="preserve"> ' </w:t>
+      </w:r>
+      <w:proofErr w:type="gramStart"/>
+      <w:r>
+        <w:rPr>
+          <w:rFonts w:ascii="Times New Roman" w:eastAsia="Times New Roman" w:hAnsi="Times New Roman" w:cs="Times New Roman"/>
+          <w:color w:val="215E99" w:themeColor="text2" w:themeTint="BF"/>
+          <w:kern w:val="0"/>
+          <w14:ligatures w14:val="none"/>
+        </w:rPr>
+        <w:t xml:space="preserve">' </w:t>
+      </w:r>
+      <w:r>
+        <w:rPr>
+          <w:rFonts w:ascii="Times New Roman" w:eastAsia="Times New Roman" w:hAnsi="Times New Roman" w:cs="Times New Roman"/>
+          <w:color w:val="215E99" w:themeColor="text2" w:themeTint="BF"/>
+          <w:kern w:val="0"/>
+          <w14:ligatures w14:val="none"/>
+        </w:rPr>
+        <w:t>,</w:t>
+      </w:r>
+      <w:proofErr w:type="gramEnd"/>
+      <w:r>
+        <w:rPr>
+          <w:rFonts w:ascii="Times New Roman" w:eastAsia="Times New Roman" w:hAnsi="Times New Roman" w:cs="Times New Roman"/>
+          <w:color w:val="215E99" w:themeColor="text2" w:themeTint="BF"/>
+          <w:kern w:val="0"/>
+          <w14:ligatures w14:val="none"/>
+        </w:rPr>
+        <w:t xml:space="preserve"> </w:t>
       </w:r>
       <w:proofErr w:type="spellStart"/>
       <w:r>
@@ -2746,6 +2719,15 @@
         <w:t>Patrons.last_name</w:t>
       </w:r>
       <w:proofErr w:type="spellEnd"/>
+      <w:r>
+        <w:rPr>
+          <w:rFonts w:ascii="Times New Roman" w:eastAsia="Times New Roman" w:hAnsi="Times New Roman" w:cs="Times New Roman"/>
+          <w:color w:val="215E99" w:themeColor="text2" w:themeTint="BF"/>
+          <w:kern w:val="0"/>
+          <w14:ligatures w14:val="none"/>
+        </w:rPr>
+        <w:t>)</w:t>
+      </w:r>
       <w:r>
         <w:rPr>
           <w:rFonts w:ascii="Times New Roman" w:eastAsia="Times New Roman" w:hAnsi="Times New Roman" w:cs="Times New Roman"/>
@@ -2818,7 +2800,7 @@
           <w:noProof/>
         </w:rPr>
         <w:drawing>
-          <wp:anchor distT="0" distB="0" distL="114300" distR="114300" simplePos="0" relativeHeight="251665408" behindDoc="1" locked="0" layoutInCell="1" allowOverlap="1" wp14:anchorId="4725C885" wp14:editId="71C25F41">
+          <wp:anchor distT="0" distB="0" distL="114300" distR="114300" simplePos="0" relativeHeight="251665408" behindDoc="1" locked="0" layoutInCell="1" allowOverlap="1" wp14:anchorId="4725C885" wp14:editId="458B19BF">
             <wp:simplePos x="0" y="0"/>
             <wp:positionH relativeFrom="margin">
               <wp:posOffset>3599180</wp:posOffset>
@@ -2843,7 +2825,7 @@
                     </pic:cNvPicPr>
                   </pic:nvPicPr>
                   <pic:blipFill>
-                    <a:blip r:embed="rId14" cstate="print">
+                    <a:blip r:embed="rId12" cstate="print">
                       <a:extLst>
                         <a:ext uri="{28A0092B-C50C-407E-A947-70E740481C1C}">
                           <a14:useLocalDpi xmlns:a14="http://schemas.microsoft.com/office/drawing/2010/main" val="0"/>
@@ -3271,7 +3253,7 @@
                     </pic:cNvPicPr>
                   </pic:nvPicPr>
                   <pic:blipFill>
-                    <a:blip r:embed="rId15">
+                    <a:blip r:embed="rId13">
                       <a:extLst>
                         <a:ext uri="{28A0092B-C50C-407E-A947-70E740481C1C}">
                           <a14:useLocalDpi xmlns:a14="http://schemas.microsoft.com/office/drawing/2010/main" val="0"/>
@@ -3345,6 +3327,7 @@
           <w14:ligatures w14:val="none"/>
         </w:rPr>
       </w:pPr>
+      <w:proofErr w:type="gramStart"/>
       <w:r>
         <w:rPr>
           <w:rFonts w:ascii="Times New Roman" w:eastAsia="Times New Roman" w:hAnsi="Times New Roman" w:cs="Times New Roman"/>
@@ -3355,6 +3338,7 @@
         <w:t>COUNT(</w:t>
       </w:r>
       <w:proofErr w:type="spellStart"/>
+      <w:proofErr w:type="gramEnd"/>
       <w:r>
         <w:rPr>
           <w:rFonts w:ascii="Times New Roman" w:eastAsia="Times New Roman" w:hAnsi="Times New Roman" w:cs="Times New Roman"/>
@@ -3546,693 +3530,301 @@
     </w:p>
     <w:p>
       <w:pPr>
-        <w:spacing w:after="0" w:line="240" w:lineRule="auto"/>
         <w:ind w:left="360"/>
         <w:rPr>
-          <w:rFonts w:ascii="Times New Roman" w:eastAsia="Times New Roman" w:hAnsi="Times New Roman" w:cs="Times New Roman"/>
-          <w:color w:val="215E99" w:themeColor="text2" w:themeTint="BF"/>
-          <w:kern w:val="0"/>
-          <w14:ligatures w14:val="none"/>
-        </w:rPr>
-      </w:pPr>
-      <w:r>
-        <w:rPr>
-          <w:rFonts w:ascii="Times New Roman" w:eastAsia="Times New Roman" w:hAnsi="Times New Roman" w:cs="Times New Roman"/>
-          <w:color w:val="215E99" w:themeColor="text2" w:themeTint="BF"/>
-          <w:kern w:val="0"/>
-          <w14:ligatures w14:val="none"/>
-        </w:rPr>
-        <w:t xml:space="preserve">SELECT </w:t>
-      </w:r>
-    </w:p>
-    <w:p>
-      <w:pPr>
-        <w:spacing w:after="0" w:line="240" w:lineRule="auto"/>
-        <w:ind w:left="360"/>
-        <w:rPr>
-          <w:rFonts w:ascii="Times New Roman" w:eastAsia="Times New Roman" w:hAnsi="Times New Roman" w:cs="Times New Roman"/>
-          <w:color w:val="215E99" w:themeColor="text2" w:themeTint="BF"/>
-          <w:kern w:val="0"/>
-          <w14:ligatures w14:val="none"/>
-        </w:rPr>
-      </w:pPr>
-      <w:proofErr w:type="spellStart"/>
-      <w:r>
-        <w:rPr>
-          <w:rFonts w:ascii="Times New Roman" w:eastAsia="Times New Roman" w:hAnsi="Times New Roman" w:cs="Times New Roman"/>
-          <w:color w:val="215E99" w:themeColor="text2" w:themeTint="BF"/>
-          <w:kern w:val="0"/>
-          <w14:ligatures w14:val="none"/>
+          <w:rFonts w:ascii="Times New Roman" w:hAnsi="Times New Roman" w:cs="Times New Roman"/>
+          <w:color w:val="215E99" w:themeColor="text2" w:themeTint="BF"/>
+        </w:rPr>
+      </w:pPr>
+      <w:r>
+        <w:rPr>
+          <w:rFonts w:ascii="Times New Roman" w:hAnsi="Times New Roman" w:cs="Times New Roman"/>
+          <w:color w:val="215E99" w:themeColor="text2" w:themeTint="BF"/>
+        </w:rPr>
+        <w:t>SELECT</w:t>
+      </w:r>
+      <w:r>
+        <w:rPr>
+          <w:rFonts w:ascii="Times New Roman" w:hAnsi="Times New Roman" w:cs="Times New Roman"/>
+          <w:color w:val="215E99" w:themeColor="text2" w:themeTint="BF"/>
+        </w:rPr>
+        <w:br/>
+        <w:t xml:space="preserve">    </w:t>
+      </w:r>
+      <w:proofErr w:type="spellStart"/>
+      <w:r>
+        <w:rPr>
+          <w:rFonts w:ascii="Times New Roman" w:hAnsi="Times New Roman" w:cs="Times New Roman"/>
+          <w:color w:val="215E99" w:themeColor="text2" w:themeTint="BF"/>
         </w:rPr>
         <w:t>Branches.branch_name</w:t>
       </w:r>
       <w:proofErr w:type="spellEnd"/>
       <w:r>
         <w:rPr>
-          <w:rFonts w:ascii="Times New Roman" w:eastAsia="Times New Roman" w:hAnsi="Times New Roman" w:cs="Times New Roman"/>
-          <w:color w:val="215E99" w:themeColor="text2" w:themeTint="BF"/>
-          <w:kern w:val="0"/>
-          <w14:ligatures w14:val="none"/>
+          <w:rFonts w:ascii="Times New Roman" w:hAnsi="Times New Roman" w:cs="Times New Roman"/>
+          <w:color w:val="215E99" w:themeColor="text2" w:themeTint="BF"/>
         </w:rPr>
         <w:t>,</w:t>
       </w:r>
-    </w:p>
-    <w:p>
-      <w:pPr>
-        <w:spacing w:after="0" w:line="240" w:lineRule="auto"/>
-        <w:ind w:left="360"/>
-        <w:rPr>
-          <w:rFonts w:ascii="Times New Roman" w:eastAsia="Times New Roman" w:hAnsi="Times New Roman" w:cs="Times New Roman"/>
-          <w:color w:val="215E99" w:themeColor="text2" w:themeTint="BF"/>
-          <w:kern w:val="0"/>
-          <w14:ligatures w14:val="none"/>
-        </w:rPr>
-      </w:pPr>
-      <w:r>
-        <w:rPr>
-          <w:rFonts w:ascii="Times New Roman" w:eastAsia="Times New Roman" w:hAnsi="Times New Roman" w:cs="Times New Roman"/>
-          <w:color w:val="215E99" w:themeColor="text2" w:themeTint="BF"/>
-          <w:kern w:val="0"/>
-          <w14:ligatures w14:val="none"/>
-        </w:rPr>
-        <w:t>ROUND(AVG(</w:t>
-      </w:r>
-      <w:proofErr w:type="spellStart"/>
-      <w:r>
-        <w:rPr>
-          <w:rFonts w:ascii="Times New Roman" w:eastAsia="Times New Roman" w:hAnsi="Times New Roman" w:cs="Times New Roman"/>
-          <w:color w:val="215E99" w:themeColor="text2" w:themeTint="BF"/>
-          <w:kern w:val="0"/>
-          <w14:ligatures w14:val="none"/>
-        </w:rPr>
-        <w:t>julianday</w:t>
-      </w:r>
-      <w:proofErr w:type="spellEnd"/>
-      <w:r>
-        <w:rPr>
-          <w:rFonts w:ascii="Times New Roman" w:eastAsia="Times New Roman" w:hAnsi="Times New Roman" w:cs="Times New Roman"/>
-          <w:color w:val="215E99" w:themeColor="text2" w:themeTint="BF"/>
-          <w:kern w:val="0"/>
-          <w14:ligatures w14:val="none"/>
-        </w:rPr>
-        <w:t>(</w:t>
-      </w:r>
-      <w:proofErr w:type="spellStart"/>
-      <w:r>
-        <w:rPr>
-          <w:rFonts w:ascii="Times New Roman" w:eastAsia="Times New Roman" w:hAnsi="Times New Roman" w:cs="Times New Roman"/>
-          <w:color w:val="215E99" w:themeColor="text2" w:themeTint="BF"/>
-          <w:kern w:val="0"/>
-          <w14:ligatures w14:val="none"/>
+      <w:r>
+        <w:rPr>
+          <w:rFonts w:ascii="Times New Roman" w:hAnsi="Times New Roman" w:cs="Times New Roman"/>
+          <w:color w:val="215E99" w:themeColor="text2" w:themeTint="BF"/>
+        </w:rPr>
+        <w:br/>
+        <w:t xml:space="preserve">    AVG(</w:t>
+      </w:r>
+      <w:proofErr w:type="spellStart"/>
+      <w:r>
+        <w:rPr>
+          <w:rFonts w:ascii="Times New Roman" w:hAnsi="Times New Roman" w:cs="Times New Roman"/>
+          <w:color w:val="215E99" w:themeColor="text2" w:themeTint="BF"/>
         </w:rPr>
         <w:t>Loans.return_date</w:t>
       </w:r>
       <w:proofErr w:type="spellEnd"/>
       <w:r>
         <w:rPr>
-          <w:rFonts w:ascii="Times New Roman" w:eastAsia="Times New Roman" w:hAnsi="Times New Roman" w:cs="Times New Roman"/>
-          <w:color w:val="215E99" w:themeColor="text2" w:themeTint="BF"/>
-          <w:kern w:val="0"/>
-          <w14:ligatures w14:val="none"/>
-        </w:rPr>
-        <w:t xml:space="preserve">) - </w:t>
-      </w:r>
-      <w:proofErr w:type="spellStart"/>
-      <w:r>
-        <w:rPr>
-          <w:rFonts w:ascii="Times New Roman" w:eastAsia="Times New Roman" w:hAnsi="Times New Roman" w:cs="Times New Roman"/>
-          <w:color w:val="215E99" w:themeColor="text2" w:themeTint="BF"/>
-          <w:kern w:val="0"/>
-          <w14:ligatures w14:val="none"/>
-        </w:rPr>
-        <w:t>julianday</w:t>
-      </w:r>
-      <w:proofErr w:type="spellEnd"/>
-      <w:r>
-        <w:rPr>
-          <w:rFonts w:ascii="Times New Roman" w:eastAsia="Times New Roman" w:hAnsi="Times New Roman" w:cs="Times New Roman"/>
-          <w:color w:val="215E99" w:themeColor="text2" w:themeTint="BF"/>
-          <w:kern w:val="0"/>
-          <w14:ligatures w14:val="none"/>
-        </w:rPr>
-        <w:t>(</w:t>
-      </w:r>
-      <w:proofErr w:type="spellStart"/>
-      <w:r>
-        <w:rPr>
-          <w:rFonts w:ascii="Times New Roman" w:eastAsia="Times New Roman" w:hAnsi="Times New Roman" w:cs="Times New Roman"/>
-          <w:color w:val="215E99" w:themeColor="text2" w:themeTint="BF"/>
-          <w:kern w:val="0"/>
-          <w14:ligatures w14:val="none"/>
+          <w:rFonts w:ascii="Times New Roman" w:hAnsi="Times New Roman" w:cs="Times New Roman"/>
+          <w:color w:val="215E99" w:themeColor="text2" w:themeTint="BF"/>
+        </w:rPr>
+        <w:t xml:space="preserve"> - </w:t>
+      </w:r>
+      <w:proofErr w:type="spellStart"/>
+      <w:r>
+        <w:rPr>
+          <w:rFonts w:ascii="Times New Roman" w:hAnsi="Times New Roman" w:cs="Times New Roman"/>
+          <w:color w:val="215E99" w:themeColor="text2" w:themeTint="BF"/>
         </w:rPr>
         <w:t>Loans.checkout_date</w:t>
       </w:r>
       <w:proofErr w:type="spellEnd"/>
       <w:r>
         <w:rPr>
-          <w:rFonts w:ascii="Times New Roman" w:eastAsia="Times New Roman" w:hAnsi="Times New Roman" w:cs="Times New Roman"/>
-          <w:color w:val="215E99" w:themeColor="text2" w:themeTint="BF"/>
-          <w:kern w:val="0"/>
-          <w14:ligatures w14:val="none"/>
-        </w:rPr>
-        <w:t xml:space="preserve">)), 2) AS </w:t>
-      </w:r>
-      <w:proofErr w:type="spellStart"/>
-      <w:r>
-        <w:rPr>
-          <w:rFonts w:ascii="Times New Roman" w:eastAsia="Times New Roman" w:hAnsi="Times New Roman" w:cs="Times New Roman"/>
-          <w:color w:val="215E99" w:themeColor="text2" w:themeTint="BF"/>
-          <w:kern w:val="0"/>
-          <w14:ligatures w14:val="none"/>
+          <w:rFonts w:ascii="Times New Roman" w:hAnsi="Times New Roman" w:cs="Times New Roman"/>
+          <w:color w:val="215E99" w:themeColor="text2" w:themeTint="BF"/>
+        </w:rPr>
+        <w:t xml:space="preserve">) AS </w:t>
+      </w:r>
+      <w:proofErr w:type="spellStart"/>
+      <w:r>
+        <w:rPr>
+          <w:rFonts w:ascii="Times New Roman" w:hAnsi="Times New Roman" w:cs="Times New Roman"/>
+          <w:color w:val="215E99" w:themeColor="text2" w:themeTint="BF"/>
         </w:rPr>
         <w:t>average_loan_duration</w:t>
       </w:r>
       <w:proofErr w:type="spellEnd"/>
       <w:r>
         <w:rPr>
-          <w:rFonts w:ascii="Times New Roman" w:eastAsia="Times New Roman" w:hAnsi="Times New Roman" w:cs="Times New Roman"/>
-          <w:color w:val="215E99" w:themeColor="text2" w:themeTint="BF"/>
-          <w:kern w:val="0"/>
-          <w14:ligatures w14:val="none"/>
+          <w:rFonts w:ascii="Times New Roman" w:hAnsi="Times New Roman" w:cs="Times New Roman"/>
+          <w:color w:val="215E99" w:themeColor="text2" w:themeTint="BF"/>
         </w:rPr>
         <w:t>,</w:t>
       </w:r>
-    </w:p>
-    <w:p>
-      <w:pPr>
-        <w:spacing w:after="0" w:line="240" w:lineRule="auto"/>
-        <w:ind w:left="360"/>
-        <w:rPr>
-          <w:rFonts w:ascii="Times New Roman" w:eastAsia="Times New Roman" w:hAnsi="Times New Roman" w:cs="Times New Roman"/>
-          <w:color w:val="215E99" w:themeColor="text2" w:themeTint="BF"/>
-          <w:kern w:val="0"/>
-          <w14:ligatures w14:val="none"/>
-        </w:rPr>
-      </w:pPr>
-      <w:r>
-        <w:rPr>
-          <w:rFonts w:ascii="Times New Roman" w:eastAsia="Times New Roman" w:hAnsi="Times New Roman" w:cs="Times New Roman"/>
-          <w:color w:val="215E99" w:themeColor="text2" w:themeTint="BF"/>
-          <w:kern w:val="0"/>
-          <w14:ligatures w14:val="none"/>
-        </w:rPr>
-        <w:t>MIN(</w:t>
-      </w:r>
-      <w:proofErr w:type="spellStart"/>
-      <w:r>
-        <w:rPr>
-          <w:rFonts w:ascii="Times New Roman" w:eastAsia="Times New Roman" w:hAnsi="Times New Roman" w:cs="Times New Roman"/>
-          <w:color w:val="215E99" w:themeColor="text2" w:themeTint="BF"/>
-          <w:kern w:val="0"/>
-          <w14:ligatures w14:val="none"/>
-        </w:rPr>
-        <w:t>julianday</w:t>
-      </w:r>
-      <w:proofErr w:type="spellEnd"/>
-      <w:r>
-        <w:rPr>
-          <w:rFonts w:ascii="Times New Roman" w:eastAsia="Times New Roman" w:hAnsi="Times New Roman" w:cs="Times New Roman"/>
-          <w:color w:val="215E99" w:themeColor="text2" w:themeTint="BF"/>
-          <w:kern w:val="0"/>
-          <w14:ligatures w14:val="none"/>
-        </w:rPr>
-        <w:t>(</w:t>
-      </w:r>
-      <w:proofErr w:type="spellStart"/>
-      <w:r>
-        <w:rPr>
-          <w:rFonts w:ascii="Times New Roman" w:eastAsia="Times New Roman" w:hAnsi="Times New Roman" w:cs="Times New Roman"/>
-          <w:color w:val="215E99" w:themeColor="text2" w:themeTint="BF"/>
-          <w:kern w:val="0"/>
-          <w14:ligatures w14:val="none"/>
+      <w:r>
+        <w:rPr>
+          <w:rFonts w:ascii="Times New Roman" w:hAnsi="Times New Roman" w:cs="Times New Roman"/>
+          <w:color w:val="215E99" w:themeColor="text2" w:themeTint="BF"/>
+        </w:rPr>
+        <w:br/>
+        <w:t xml:space="preserve">    MIN(</w:t>
+      </w:r>
+      <w:proofErr w:type="spellStart"/>
+      <w:r>
+        <w:rPr>
+          <w:rFonts w:ascii="Times New Roman" w:hAnsi="Times New Roman" w:cs="Times New Roman"/>
+          <w:color w:val="215E99" w:themeColor="text2" w:themeTint="BF"/>
         </w:rPr>
         <w:t>Loans.return_date</w:t>
       </w:r>
       <w:proofErr w:type="spellEnd"/>
       <w:r>
         <w:rPr>
-          <w:rFonts w:ascii="Times New Roman" w:eastAsia="Times New Roman" w:hAnsi="Times New Roman" w:cs="Times New Roman"/>
-          <w:color w:val="215E99" w:themeColor="text2" w:themeTint="BF"/>
-          <w:kern w:val="0"/>
-          <w14:ligatures w14:val="none"/>
-        </w:rPr>
-        <w:t xml:space="preserve">) - </w:t>
-      </w:r>
-      <w:proofErr w:type="spellStart"/>
-      <w:r>
-        <w:rPr>
-          <w:rFonts w:ascii="Times New Roman" w:eastAsia="Times New Roman" w:hAnsi="Times New Roman" w:cs="Times New Roman"/>
-          <w:color w:val="215E99" w:themeColor="text2" w:themeTint="BF"/>
-          <w:kern w:val="0"/>
-          <w14:ligatures w14:val="none"/>
-        </w:rPr>
-        <w:t>julianday</w:t>
-      </w:r>
-      <w:proofErr w:type="spellEnd"/>
-      <w:r>
-        <w:rPr>
-          <w:rFonts w:ascii="Times New Roman" w:eastAsia="Times New Roman" w:hAnsi="Times New Roman" w:cs="Times New Roman"/>
-          <w:color w:val="215E99" w:themeColor="text2" w:themeTint="BF"/>
-          <w:kern w:val="0"/>
-          <w14:ligatures w14:val="none"/>
-        </w:rPr>
-        <w:t>(</w:t>
-      </w:r>
-      <w:proofErr w:type="spellStart"/>
-      <w:r>
-        <w:rPr>
-          <w:rFonts w:ascii="Times New Roman" w:eastAsia="Times New Roman" w:hAnsi="Times New Roman" w:cs="Times New Roman"/>
-          <w:color w:val="215E99" w:themeColor="text2" w:themeTint="BF"/>
-          <w:kern w:val="0"/>
-          <w14:ligatures w14:val="none"/>
+          <w:rFonts w:ascii="Times New Roman" w:hAnsi="Times New Roman" w:cs="Times New Roman"/>
+          <w:color w:val="215E99" w:themeColor="text2" w:themeTint="BF"/>
+        </w:rPr>
+        <w:t xml:space="preserve"> - </w:t>
+      </w:r>
+      <w:proofErr w:type="spellStart"/>
+      <w:r>
+        <w:rPr>
+          <w:rFonts w:ascii="Times New Roman" w:hAnsi="Times New Roman" w:cs="Times New Roman"/>
+          <w:color w:val="215E99" w:themeColor="text2" w:themeTint="BF"/>
         </w:rPr>
         <w:t>Loans.checkout_date</w:t>
       </w:r>
       <w:proofErr w:type="spellEnd"/>
       <w:r>
         <w:rPr>
-          <w:rFonts w:ascii="Times New Roman" w:eastAsia="Times New Roman" w:hAnsi="Times New Roman" w:cs="Times New Roman"/>
-          <w:color w:val="215E99" w:themeColor="text2" w:themeTint="BF"/>
-          <w:kern w:val="0"/>
-          <w14:ligatures w14:val="none"/>
-        </w:rPr>
-        <w:t xml:space="preserve">)) AS </w:t>
-      </w:r>
-      <w:proofErr w:type="spellStart"/>
-      <w:r>
-        <w:rPr>
-          <w:rFonts w:ascii="Times New Roman" w:eastAsia="Times New Roman" w:hAnsi="Times New Roman" w:cs="Times New Roman"/>
-          <w:color w:val="215E99" w:themeColor="text2" w:themeTint="BF"/>
-          <w:kern w:val="0"/>
-          <w14:ligatures w14:val="none"/>
+          <w:rFonts w:ascii="Times New Roman" w:hAnsi="Times New Roman" w:cs="Times New Roman"/>
+          <w:color w:val="215E99" w:themeColor="text2" w:themeTint="BF"/>
+        </w:rPr>
+        <w:t xml:space="preserve">) AS </w:t>
+      </w:r>
+      <w:proofErr w:type="spellStart"/>
+      <w:r>
+        <w:rPr>
+          <w:rFonts w:ascii="Times New Roman" w:hAnsi="Times New Roman" w:cs="Times New Roman"/>
+          <w:color w:val="215E99" w:themeColor="text2" w:themeTint="BF"/>
         </w:rPr>
         <w:t>minimum_loan_duration</w:t>
       </w:r>
       <w:proofErr w:type="spellEnd"/>
       <w:r>
         <w:rPr>
-          <w:rFonts w:ascii="Times New Roman" w:eastAsia="Times New Roman" w:hAnsi="Times New Roman" w:cs="Times New Roman"/>
-          <w:color w:val="215E99" w:themeColor="text2" w:themeTint="BF"/>
-          <w:kern w:val="0"/>
-          <w14:ligatures w14:val="none"/>
+          <w:rFonts w:ascii="Times New Roman" w:hAnsi="Times New Roman" w:cs="Times New Roman"/>
+          <w:color w:val="215E99" w:themeColor="text2" w:themeTint="BF"/>
         </w:rPr>
         <w:t>,</w:t>
       </w:r>
-    </w:p>
-    <w:p>
-      <w:pPr>
-        <w:spacing w:after="0" w:line="240" w:lineRule="auto"/>
-        <w:ind w:left="360"/>
-        <w:rPr>
-          <w:rFonts w:ascii="Times New Roman" w:eastAsia="Times New Roman" w:hAnsi="Times New Roman" w:cs="Times New Roman"/>
-          <w:color w:val="215E99" w:themeColor="text2" w:themeTint="BF"/>
-          <w:kern w:val="0"/>
-          <w14:ligatures w14:val="none"/>
-        </w:rPr>
-      </w:pPr>
-      <w:r>
-        <w:rPr>
-          <w:rFonts w:ascii="Times New Roman" w:eastAsia="Times New Roman" w:hAnsi="Times New Roman" w:cs="Times New Roman"/>
-          <w:color w:val="215E99" w:themeColor="text2" w:themeTint="BF"/>
-          <w:kern w:val="0"/>
-          <w14:ligatures w14:val="none"/>
-        </w:rPr>
-        <w:t>MAX(</w:t>
-      </w:r>
-      <w:proofErr w:type="spellStart"/>
-      <w:r>
-        <w:rPr>
-          <w:rFonts w:ascii="Times New Roman" w:eastAsia="Times New Roman" w:hAnsi="Times New Roman" w:cs="Times New Roman"/>
-          <w:color w:val="215E99" w:themeColor="text2" w:themeTint="BF"/>
-          <w:kern w:val="0"/>
-          <w14:ligatures w14:val="none"/>
-        </w:rPr>
-        <w:t>julianday</w:t>
-      </w:r>
-      <w:proofErr w:type="spellEnd"/>
-      <w:r>
-        <w:rPr>
-          <w:rFonts w:ascii="Times New Roman" w:eastAsia="Times New Roman" w:hAnsi="Times New Roman" w:cs="Times New Roman"/>
-          <w:color w:val="215E99" w:themeColor="text2" w:themeTint="BF"/>
-          <w:kern w:val="0"/>
-          <w14:ligatures w14:val="none"/>
-        </w:rPr>
-        <w:t>(</w:t>
-      </w:r>
-      <w:proofErr w:type="spellStart"/>
-      <w:r>
-        <w:rPr>
-          <w:rFonts w:ascii="Times New Roman" w:eastAsia="Times New Roman" w:hAnsi="Times New Roman" w:cs="Times New Roman"/>
-          <w:color w:val="215E99" w:themeColor="text2" w:themeTint="BF"/>
-          <w:kern w:val="0"/>
-          <w14:ligatures w14:val="none"/>
+      <w:r>
+        <w:rPr>
+          <w:rFonts w:ascii="Times New Roman" w:hAnsi="Times New Roman" w:cs="Times New Roman"/>
+          <w:color w:val="215E99" w:themeColor="text2" w:themeTint="BF"/>
+        </w:rPr>
+        <w:br/>
+        <w:t xml:space="preserve">    MAX(</w:t>
+      </w:r>
+      <w:proofErr w:type="spellStart"/>
+      <w:r>
+        <w:rPr>
+          <w:rFonts w:ascii="Times New Roman" w:hAnsi="Times New Roman" w:cs="Times New Roman"/>
+          <w:color w:val="215E99" w:themeColor="text2" w:themeTint="BF"/>
         </w:rPr>
         <w:t>Loans.return_date</w:t>
       </w:r>
       <w:proofErr w:type="spellEnd"/>
       <w:r>
         <w:rPr>
-          <w:rFonts w:ascii="Times New Roman" w:eastAsia="Times New Roman" w:hAnsi="Times New Roman" w:cs="Times New Roman"/>
-          <w:color w:val="215E99" w:themeColor="text2" w:themeTint="BF"/>
-          <w:kern w:val="0"/>
-          <w14:ligatures w14:val="none"/>
-        </w:rPr>
-        <w:t xml:space="preserve">) - </w:t>
-      </w:r>
-      <w:proofErr w:type="spellStart"/>
-      <w:r>
-        <w:rPr>
-          <w:rFonts w:ascii="Times New Roman" w:eastAsia="Times New Roman" w:hAnsi="Times New Roman" w:cs="Times New Roman"/>
-          <w:color w:val="215E99" w:themeColor="text2" w:themeTint="BF"/>
-          <w:kern w:val="0"/>
-          <w14:ligatures w14:val="none"/>
-        </w:rPr>
-        <w:t>julianday</w:t>
-      </w:r>
-      <w:proofErr w:type="spellEnd"/>
-      <w:r>
-        <w:rPr>
-          <w:rFonts w:ascii="Times New Roman" w:eastAsia="Times New Roman" w:hAnsi="Times New Roman" w:cs="Times New Roman"/>
-          <w:color w:val="215E99" w:themeColor="text2" w:themeTint="BF"/>
-          <w:kern w:val="0"/>
-          <w14:ligatures w14:val="none"/>
-        </w:rPr>
-        <w:t>(</w:t>
-      </w:r>
-      <w:proofErr w:type="spellStart"/>
-      <w:r>
-        <w:rPr>
-          <w:rFonts w:ascii="Times New Roman" w:eastAsia="Times New Roman" w:hAnsi="Times New Roman" w:cs="Times New Roman"/>
-          <w:color w:val="215E99" w:themeColor="text2" w:themeTint="BF"/>
-          <w:kern w:val="0"/>
-          <w14:ligatures w14:val="none"/>
+          <w:rFonts w:ascii="Times New Roman" w:hAnsi="Times New Roman" w:cs="Times New Roman"/>
+          <w:color w:val="215E99" w:themeColor="text2" w:themeTint="BF"/>
+        </w:rPr>
+        <w:t xml:space="preserve"> - </w:t>
+      </w:r>
+      <w:proofErr w:type="spellStart"/>
+      <w:r>
+        <w:rPr>
+          <w:rFonts w:ascii="Times New Roman" w:hAnsi="Times New Roman" w:cs="Times New Roman"/>
+          <w:color w:val="215E99" w:themeColor="text2" w:themeTint="BF"/>
         </w:rPr>
         <w:t>Loans.checkout_date</w:t>
       </w:r>
       <w:proofErr w:type="spellEnd"/>
       <w:r>
         <w:rPr>
-          <w:rFonts w:ascii="Times New Roman" w:eastAsia="Times New Roman" w:hAnsi="Times New Roman" w:cs="Times New Roman"/>
-          <w:color w:val="215E99" w:themeColor="text2" w:themeTint="BF"/>
-          <w:kern w:val="0"/>
-          <w14:ligatures w14:val="none"/>
-        </w:rPr>
-        <w:t xml:space="preserve">)) AS </w:t>
-      </w:r>
-      <w:proofErr w:type="spellStart"/>
-      <w:r>
-        <w:rPr>
-          <w:rFonts w:ascii="Times New Roman" w:eastAsia="Times New Roman" w:hAnsi="Times New Roman" w:cs="Times New Roman"/>
-          <w:color w:val="215E99" w:themeColor="text2" w:themeTint="BF"/>
-          <w:kern w:val="0"/>
-          <w14:ligatures w14:val="none"/>
+          <w:rFonts w:ascii="Times New Roman" w:hAnsi="Times New Roman" w:cs="Times New Roman"/>
+          <w:color w:val="215E99" w:themeColor="text2" w:themeTint="BF"/>
+        </w:rPr>
+        <w:t xml:space="preserve">) AS </w:t>
+      </w:r>
+      <w:proofErr w:type="spellStart"/>
+      <w:r>
+        <w:rPr>
+          <w:rFonts w:ascii="Times New Roman" w:hAnsi="Times New Roman" w:cs="Times New Roman"/>
+          <w:color w:val="215E99" w:themeColor="text2" w:themeTint="BF"/>
         </w:rPr>
         <w:t>maximum_loan_duration</w:t>
       </w:r>
       <w:proofErr w:type="spellEnd"/>
-    </w:p>
-    <w:p>
-      <w:pPr>
-        <w:spacing w:after="0" w:line="240" w:lineRule="auto"/>
-        <w:ind w:left="360"/>
-        <w:rPr>
-          <w:rFonts w:ascii="Times New Roman" w:eastAsia="Times New Roman" w:hAnsi="Times New Roman" w:cs="Times New Roman"/>
-          <w:color w:val="215E99" w:themeColor="text2" w:themeTint="BF"/>
-          <w:kern w:val="0"/>
-          <w14:ligatures w14:val="none"/>
-        </w:rPr>
-      </w:pPr>
-      <w:r>
-        <w:rPr>
-          <w:rFonts w:ascii="Times New Roman" w:eastAsia="Times New Roman" w:hAnsi="Times New Roman" w:cs="Times New Roman"/>
-          <w:color w:val="215E99" w:themeColor="text2" w:themeTint="BF"/>
-          <w:kern w:val="0"/>
-          <w14:ligatures w14:val="none"/>
-        </w:rPr>
+      <w:r>
+        <w:rPr>
+          <w:rFonts w:ascii="Times New Roman" w:hAnsi="Times New Roman" w:cs="Times New Roman"/>
+          <w:color w:val="215E99" w:themeColor="text2" w:themeTint="BF"/>
+        </w:rPr>
+        <w:br/>
         <w:t>FROM Loans</w:t>
       </w:r>
-    </w:p>
-    <w:p>
-      <w:pPr>
-        <w:spacing w:after="0" w:line="240" w:lineRule="auto"/>
-        <w:ind w:left="360"/>
-        <w:rPr>
-          <w:rFonts w:ascii="Times New Roman" w:eastAsia="Times New Roman" w:hAnsi="Times New Roman" w:cs="Times New Roman"/>
-          <w:color w:val="215E99" w:themeColor="text2" w:themeTint="BF"/>
-          <w:kern w:val="0"/>
-          <w14:ligatures w14:val="none"/>
-        </w:rPr>
-      </w:pPr>
-      <w:r>
-        <w:rPr>
-          <w:rFonts w:ascii="Times New Roman" w:eastAsia="Times New Roman" w:hAnsi="Times New Roman" w:cs="Times New Roman"/>
-          <w:color w:val="215E99" w:themeColor="text2" w:themeTint="BF"/>
-          <w:kern w:val="0"/>
-          <w14:ligatures w14:val="none"/>
-        </w:rPr>
+      <w:r>
+        <w:rPr>
+          <w:rFonts w:ascii="Times New Roman" w:hAnsi="Times New Roman" w:cs="Times New Roman"/>
+          <w:color w:val="215E99" w:themeColor="text2" w:themeTint="BF"/>
+        </w:rPr>
+        <w:br/>
         <w:t>JOIN Branches</w:t>
       </w:r>
-    </w:p>
-    <w:p>
-      <w:pPr>
-        <w:spacing w:after="0" w:line="240" w:lineRule="auto"/>
-        <w:ind w:left="360"/>
-        <w:rPr>
-          <w:rFonts w:ascii="Times New Roman" w:eastAsia="Times New Roman" w:hAnsi="Times New Roman" w:cs="Times New Roman"/>
-          <w:color w:val="215E99" w:themeColor="text2" w:themeTint="BF"/>
-          <w:kern w:val="0"/>
-          <w14:ligatures w14:val="none"/>
-        </w:rPr>
-      </w:pPr>
-      <w:r>
-        <w:rPr>
-          <w:rFonts w:ascii="Times New Roman" w:eastAsia="Times New Roman" w:hAnsi="Times New Roman" w:cs="Times New Roman"/>
-          <w:color w:val="215E99" w:themeColor="text2" w:themeTint="BF"/>
-          <w:kern w:val="0"/>
-          <w14:ligatures w14:val="none"/>
-        </w:rPr>
+      <w:r>
+        <w:rPr>
+          <w:rFonts w:ascii="Times New Roman" w:hAnsi="Times New Roman" w:cs="Times New Roman"/>
+          <w:color w:val="215E99" w:themeColor="text2" w:themeTint="BF"/>
+        </w:rPr>
+        <w:br/>
         <w:t xml:space="preserve">ON </w:t>
       </w:r>
       <w:proofErr w:type="spellStart"/>
       <w:r>
         <w:rPr>
-          <w:rFonts w:ascii="Times New Roman" w:eastAsia="Times New Roman" w:hAnsi="Times New Roman" w:cs="Times New Roman"/>
-          <w:color w:val="215E99" w:themeColor="text2" w:themeTint="BF"/>
-          <w:kern w:val="0"/>
-          <w14:ligatures w14:val="none"/>
+          <w:rFonts w:ascii="Times New Roman" w:hAnsi="Times New Roman" w:cs="Times New Roman"/>
+          <w:color w:val="215E99" w:themeColor="text2" w:themeTint="BF"/>
         </w:rPr>
         <w:t>Loans.branch_id</w:t>
       </w:r>
       <w:proofErr w:type="spellEnd"/>
       <w:r>
         <w:rPr>
-          <w:rFonts w:ascii="Times New Roman" w:eastAsia="Times New Roman" w:hAnsi="Times New Roman" w:cs="Times New Roman"/>
-          <w:color w:val="215E99" w:themeColor="text2" w:themeTint="BF"/>
-          <w:kern w:val="0"/>
-          <w14:ligatures w14:val="none"/>
+          <w:rFonts w:ascii="Times New Roman" w:hAnsi="Times New Roman" w:cs="Times New Roman"/>
+          <w:color w:val="215E99" w:themeColor="text2" w:themeTint="BF"/>
         </w:rPr>
         <w:t xml:space="preserve"> = </w:t>
       </w:r>
       <w:proofErr w:type="spellStart"/>
       <w:r>
         <w:rPr>
-          <w:rFonts w:ascii="Times New Roman" w:eastAsia="Times New Roman" w:hAnsi="Times New Roman" w:cs="Times New Roman"/>
-          <w:color w:val="215E99" w:themeColor="text2" w:themeTint="BF"/>
-          <w:kern w:val="0"/>
-          <w14:ligatures w14:val="none"/>
+          <w:rFonts w:ascii="Times New Roman" w:hAnsi="Times New Roman" w:cs="Times New Roman"/>
+          <w:color w:val="215E99" w:themeColor="text2" w:themeTint="BF"/>
         </w:rPr>
         <w:t>Branches.branch_id</w:t>
       </w:r>
       <w:proofErr w:type="spellEnd"/>
-    </w:p>
-    <w:p>
-      <w:pPr>
-        <w:spacing w:after="0" w:line="240" w:lineRule="auto"/>
-        <w:ind w:left="360"/>
-        <w:rPr>
-          <w:rFonts w:ascii="Times New Roman" w:eastAsia="Times New Roman" w:hAnsi="Times New Roman" w:cs="Times New Roman"/>
-          <w:color w:val="215E99" w:themeColor="text2" w:themeTint="BF"/>
-          <w:kern w:val="0"/>
-          <w14:ligatures w14:val="none"/>
-        </w:rPr>
-      </w:pPr>
-      <w:r>
-        <w:rPr>
-          <w:rFonts w:ascii="Times New Roman" w:eastAsia="Times New Roman" w:hAnsi="Times New Roman" w:cs="Times New Roman"/>
-          <w:color w:val="215E99" w:themeColor="text2" w:themeTint="BF"/>
-          <w:kern w:val="0"/>
-          <w14:ligatures w14:val="none"/>
-        </w:rPr>
+      <w:r>
+        <w:rPr>
+          <w:rFonts w:ascii="Times New Roman" w:hAnsi="Times New Roman" w:cs="Times New Roman"/>
+          <w:color w:val="215E99" w:themeColor="text2" w:themeTint="BF"/>
+        </w:rPr>
+        <w:br/>
         <w:t xml:space="preserve">WHERE </w:t>
       </w:r>
       <w:proofErr w:type="spellStart"/>
       <w:r>
         <w:rPr>
-          <w:rFonts w:ascii="Times New Roman" w:eastAsia="Times New Roman" w:hAnsi="Times New Roman" w:cs="Times New Roman"/>
-          <w:color w:val="215E99" w:themeColor="text2" w:themeTint="BF"/>
-          <w:kern w:val="0"/>
-          <w14:ligatures w14:val="none"/>
+          <w:rFonts w:ascii="Times New Roman" w:hAnsi="Times New Roman" w:cs="Times New Roman"/>
+          <w:color w:val="215E99" w:themeColor="text2" w:themeTint="BF"/>
         </w:rPr>
         <w:t>Loans.return_date</w:t>
       </w:r>
       <w:proofErr w:type="spellEnd"/>
       <w:r>
         <w:rPr>
-          <w:rFonts w:ascii="Times New Roman" w:eastAsia="Times New Roman" w:hAnsi="Times New Roman" w:cs="Times New Roman"/>
-          <w:color w:val="215E99" w:themeColor="text2" w:themeTint="BF"/>
-          <w:kern w:val="0"/>
-          <w14:ligatures w14:val="none"/>
+          <w:rFonts w:ascii="Times New Roman" w:hAnsi="Times New Roman" w:cs="Times New Roman"/>
+          <w:color w:val="215E99" w:themeColor="text2" w:themeTint="BF"/>
         </w:rPr>
         <w:t xml:space="preserve"> IS NOT NULL</w:t>
       </w:r>
-    </w:p>
-    <w:p>
-      <w:pPr>
-        <w:ind w:left="360"/>
-        <w:rPr>
-          <w:rFonts w:ascii="Times New Roman" w:hAnsi="Times New Roman" w:cs="Times New Roman"/>
-          <w:color w:val="215E99" w:themeColor="text2" w:themeTint="BF"/>
-        </w:rPr>
-      </w:pPr>
-      <w:r>
-        <w:rPr>
-          <w:rFonts w:ascii="Times New Roman" w:eastAsia="Times New Roman" w:hAnsi="Times New Roman" w:cs="Times New Roman"/>
-          <w:color w:val="215E99" w:themeColor="text2" w:themeTint="BF"/>
-          <w:kern w:val="0"/>
-          <w14:ligatures w14:val="none"/>
-        </w:rPr>
+      <w:r>
+        <w:rPr>
+          <w:rFonts w:ascii="Times New Roman" w:hAnsi="Times New Roman" w:cs="Times New Roman"/>
+          <w:color w:val="215E99" w:themeColor="text2" w:themeTint="BF"/>
+        </w:rPr>
+        <w:br/>
         <w:t xml:space="preserve">GROUP BY </w:t>
       </w:r>
       <w:proofErr w:type="spellStart"/>
       <w:r>
         <w:rPr>
-          <w:rFonts w:ascii="Times New Roman" w:eastAsia="Times New Roman" w:hAnsi="Times New Roman" w:cs="Times New Roman"/>
-          <w:color w:val="215E99" w:themeColor="text2" w:themeTint="BF"/>
-          <w:kern w:val="0"/>
-          <w14:ligatures w14:val="none"/>
+          <w:rFonts w:ascii="Times New Roman" w:hAnsi="Times New Roman" w:cs="Times New Roman"/>
+          <w:color w:val="215E99" w:themeColor="text2" w:themeTint="BF"/>
         </w:rPr>
         <w:t>Branches.branch_name</w:t>
       </w:r>
       <w:proofErr w:type="spellEnd"/>
       <w:r>
         <w:rPr>
-          <w:rFonts w:ascii="Times New Roman" w:eastAsia="Times New Roman" w:hAnsi="Times New Roman" w:cs="Times New Roman"/>
-          <w:color w:val="215E99" w:themeColor="text2" w:themeTint="BF"/>
-          <w:kern w:val="0"/>
-          <w14:ligatures w14:val="none"/>
+          <w:rFonts w:ascii="Times New Roman" w:hAnsi="Times New Roman" w:cs="Times New Roman"/>
+          <w:color w:val="215E99" w:themeColor="text2" w:themeTint="BF"/>
         </w:rPr>
         <w:t>;</w:t>
       </w:r>
-    </w:p>
-    <w:p>
-      <w:pPr>
-        <w:rPr>
-          <w:rFonts w:ascii="Times New Roman" w:hAnsi="Times New Roman" w:cs="Times New Roman"/>
-          <w:noProof/>
-        </w:rPr>
-      </w:pPr>
-    </w:p>
-    <w:p>
-      <w:pPr>
-        <w:rPr>
-          <w:rFonts w:ascii="Times New Roman" w:hAnsi="Times New Roman" w:cs="Times New Roman"/>
-          <w:noProof/>
-        </w:rPr>
-      </w:pPr>
-      <w:r>
-        <w:rPr>
-          <w:rFonts w:ascii="Times New Roman" w:hAnsi="Times New Roman" w:cs="Times New Roman"/>
-          <w:noProof/>
-        </w:rPr>
-        <w:drawing>
-          <wp:anchor distT="0" distB="0" distL="114300" distR="114300" simplePos="0" relativeHeight="251667456" behindDoc="1" locked="0" layoutInCell="1" allowOverlap="1" wp14:anchorId="30092FFF" wp14:editId="3D380514">
-            <wp:simplePos x="0" y="0"/>
-            <wp:positionH relativeFrom="margin">
-              <wp:align>center</wp:align>
-            </wp:positionH>
-            <wp:positionV relativeFrom="paragraph">
-              <wp:posOffset>-263108</wp:posOffset>
-            </wp:positionV>
-            <wp:extent cx="4071582" cy="1221997"/>
-            <wp:effectExtent l="19050" t="19050" r="24765" b="16510"/>
-            <wp:wrapNone/>
-            <wp:docPr id="1539148024" name="Picture 10"/>
-            <wp:cNvGraphicFramePr>
-              <a:graphicFrameLocks xmlns:a="http://schemas.openxmlformats.org/drawingml/2006/main" noChangeAspect="1"/>
-            </wp:cNvGraphicFramePr>
-            <a:graphic xmlns:a="http://schemas.openxmlformats.org/drawingml/2006/main">
-              <a:graphicData uri="http://schemas.openxmlformats.org/drawingml/2006/picture">
-                <pic:pic xmlns:pic="http://schemas.openxmlformats.org/drawingml/2006/picture">
-                  <pic:nvPicPr>
-                    <pic:cNvPr id="0" name="Picture 10"/>
-                    <pic:cNvPicPr>
-                      <a:picLocks noChangeAspect="1" noChangeArrowheads="1"/>
-                    </pic:cNvPicPr>
-                  </pic:nvPicPr>
-                  <pic:blipFill>
-                    <a:blip r:embed="rId16" cstate="print">
-                      <a:extLst>
-                        <a:ext uri="{28A0092B-C50C-407E-A947-70E740481C1C}">
-                          <a14:useLocalDpi xmlns:a14="http://schemas.microsoft.com/office/drawing/2010/main" val="0"/>
-                        </a:ext>
-                      </a:extLst>
-                    </a:blip>
-                    <a:srcRect/>
-                    <a:stretch>
-                      <a:fillRect/>
-                    </a:stretch>
-                  </pic:blipFill>
-                  <pic:spPr bwMode="auto">
-                    <a:xfrm>
-                      <a:off x="0" y="0"/>
-                      <a:ext cx="4071582" cy="1221997"/>
-                    </a:xfrm>
-                    <a:prstGeom prst="rect">
-                      <a:avLst/>
-                    </a:prstGeom>
-                    <a:noFill/>
-                    <a:ln>
-                      <a:solidFill>
-                        <a:schemeClr val="tx2">
-                          <a:lumMod val="75000"/>
-                          <a:lumOff val="25000"/>
-                        </a:schemeClr>
-                      </a:solidFill>
-                    </a:ln>
-                  </pic:spPr>
-                </pic:pic>
-              </a:graphicData>
-            </a:graphic>
-            <wp14:sizeRelH relativeFrom="page">
-              <wp14:pctWidth>0</wp14:pctWidth>
-            </wp14:sizeRelH>
-            <wp14:sizeRelV relativeFrom="page">
-              <wp14:pctHeight>0</wp14:pctHeight>
-            </wp14:sizeRelV>
-          </wp:anchor>
-        </w:drawing>
-      </w:r>
-    </w:p>
-    <w:p>
-      <w:pPr>
-        <w:rPr>
-          <w:rFonts w:ascii="Times New Roman" w:hAnsi="Times New Roman" w:cs="Times New Roman"/>
-        </w:rPr>
-      </w:pPr>
-    </w:p>
-    <w:p>
-      <w:pPr>
-        <w:rPr>
-          <w:rFonts w:ascii="Times New Roman" w:hAnsi="Times New Roman" w:cs="Times New Roman"/>
-        </w:rPr>
-      </w:pPr>
-    </w:p>
-    <w:p>
-      <w:pPr>
-        <w:rPr>
-          <w:rFonts w:ascii="Times New Roman" w:hAnsi="Times New Roman" w:cs="Times New Roman"/>
-        </w:rPr>
-      </w:pPr>
     </w:p>
     <w:p>
       <w:pPr>
@@ -4284,7 +3876,21 @@
         <w:rPr>
           <w:rFonts w:ascii="Times New Roman" w:hAnsi="Times New Roman" w:cs="Times New Roman"/>
         </w:rPr>
-        <w:t xml:space="preserve"> = ' '), along with the count of overdue books they have.</w:t>
+        <w:t xml:space="preserve"> </w:t>
+      </w:r>
+      <w:proofErr w:type="gramStart"/>
+      <w:r>
+        <w:rPr>
+          <w:rFonts w:ascii="Times New Roman" w:hAnsi="Times New Roman" w:cs="Times New Roman"/>
+        </w:rPr>
+        <w:t>= ' '</w:t>
+      </w:r>
+      <w:proofErr w:type="gramEnd"/>
+      <w:r>
+        <w:rPr>
+          <w:rFonts w:ascii="Times New Roman" w:hAnsi="Times New Roman" w:cs="Times New Roman"/>
+        </w:rPr>
+        <w:t>), along with the count of overdue books they have.</w:t>
       </w:r>
     </w:p>
     <w:p>
@@ -4383,6 +3989,7 @@
           <w14:ligatures w14:val="none"/>
         </w:rPr>
       </w:pPr>
+      <w:proofErr w:type="gramStart"/>
       <w:r>
         <w:rPr>
           <w:rFonts w:ascii="Times New Roman" w:eastAsia="Times New Roman" w:hAnsi="Times New Roman" w:cs="Times New Roman"/>
@@ -4393,6 +4000,7 @@
         <w:t>COUNT(</w:t>
       </w:r>
       <w:proofErr w:type="spellStart"/>
+      <w:proofErr w:type="gramEnd"/>
       <w:r>
         <w:rPr>
           <w:rFonts w:ascii="Times New Roman" w:eastAsia="Times New Roman" w:hAnsi="Times New Roman" w:cs="Times New Roman"/>
@@ -4617,7 +4225,27 @@
           <w:kern w:val="0"/>
           <w14:ligatures w14:val="none"/>
         </w:rPr>
-        <w:t xml:space="preserve"> = '')</w:t>
+        <w:t xml:space="preserve"> </w:t>
+      </w:r>
+      <w:proofErr w:type="gramStart"/>
+      <w:r>
+        <w:rPr>
+          <w:rFonts w:ascii="Times New Roman" w:eastAsia="Times New Roman" w:hAnsi="Times New Roman" w:cs="Times New Roman"/>
+          <w:color w:val="215E99" w:themeColor="text2" w:themeTint="BF"/>
+          <w:kern w:val="0"/>
+          <w14:ligatures w14:val="none"/>
+        </w:rPr>
+        <w:t>= ''</w:t>
+      </w:r>
+      <w:proofErr w:type="gramEnd"/>
+      <w:r>
+        <w:rPr>
+          <w:rFonts w:ascii="Times New Roman" w:eastAsia="Times New Roman" w:hAnsi="Times New Roman" w:cs="Times New Roman"/>
+          <w:color w:val="215E99" w:themeColor="text2" w:themeTint="BF"/>
+          <w:kern w:val="0"/>
+          <w14:ligatures w14:val="none"/>
+        </w:rPr>
+        <w:t>)</w:t>
       </w:r>
     </w:p>
     <w:p>
@@ -4751,7 +4379,6 @@
           <w:b/>
           <w:bCs/>
         </w:rPr>
-        <w:lastRenderedPageBreak/>
         <w:t>Time-based analysis</w:t>
       </w:r>
       <w:r>
@@ -4794,6 +4421,7 @@
         </w:rPr>
       </w:pPr>
       <w:proofErr w:type="spellStart"/>
+      <w:proofErr w:type="gramStart"/>
       <w:r>
         <w:rPr>
           <w:rFonts w:ascii="Times New Roman" w:eastAsia="Times New Roman" w:hAnsi="Times New Roman" w:cs="Times New Roman"/>
@@ -4811,7 +4439,17 @@
           <w:kern w:val="0"/>
           <w14:ligatures w14:val="none"/>
         </w:rPr>
-        <w:t xml:space="preserve">('%Y', </w:t>
+        <w:t>(</w:t>
+      </w:r>
+      <w:proofErr w:type="gramEnd"/>
+      <w:r>
+        <w:rPr>
+          <w:rFonts w:ascii="Times New Roman" w:eastAsia="Times New Roman" w:hAnsi="Times New Roman" w:cs="Times New Roman"/>
+          <w:color w:val="215E99" w:themeColor="text2" w:themeTint="BF"/>
+          <w:kern w:val="0"/>
+          <w14:ligatures w14:val="none"/>
+        </w:rPr>
+        <w:t xml:space="preserve">'%Y', </w:t>
       </w:r>
       <w:proofErr w:type="spellStart"/>
       <w:r>
@@ -4846,6 +4484,7 @@
         </w:rPr>
       </w:pPr>
       <w:proofErr w:type="spellStart"/>
+      <w:proofErr w:type="gramStart"/>
       <w:r>
         <w:rPr>
           <w:rFonts w:ascii="Times New Roman" w:eastAsia="Times New Roman" w:hAnsi="Times New Roman" w:cs="Times New Roman"/>
@@ -4863,7 +4502,17 @@
           <w:kern w:val="0"/>
           <w14:ligatures w14:val="none"/>
         </w:rPr>
-        <w:t xml:space="preserve">('%m', </w:t>
+        <w:t>(</w:t>
+      </w:r>
+      <w:proofErr w:type="gramEnd"/>
+      <w:r>
+        <w:rPr>
+          <w:rFonts w:ascii="Times New Roman" w:eastAsia="Times New Roman" w:hAnsi="Times New Roman" w:cs="Times New Roman"/>
+          <w:color w:val="215E99" w:themeColor="text2" w:themeTint="BF"/>
+          <w:kern w:val="0"/>
+          <w14:ligatures w14:val="none"/>
+        </w:rPr>
+        <w:t xml:space="preserve">'%m', </w:t>
       </w:r>
       <w:proofErr w:type="spellStart"/>
       <w:r>
@@ -4897,6 +4546,7 @@
           <w14:ligatures w14:val="none"/>
         </w:rPr>
       </w:pPr>
+      <w:proofErr w:type="gramStart"/>
       <w:r>
         <w:rPr>
           <w:rFonts w:ascii="Times New Roman" w:eastAsia="Times New Roman" w:hAnsi="Times New Roman" w:cs="Times New Roman"/>
@@ -4907,6 +4557,7 @@
         <w:t>COUNT(</w:t>
       </w:r>
       <w:proofErr w:type="spellStart"/>
+      <w:proofErr w:type="gramEnd"/>
       <w:r>
         <w:rPr>
           <w:rFonts w:ascii="Times New Roman" w:eastAsia="Times New Roman" w:hAnsi="Times New Roman" w:cs="Times New Roman"/>
@@ -4958,14 +4609,25 @@
           <w14:ligatures w14:val="none"/>
         </w:rPr>
       </w:pPr>
-      <w:r>
-        <w:rPr>
-          <w:rFonts w:ascii="Times New Roman" w:eastAsia="Times New Roman" w:hAnsi="Times New Roman" w:cs="Times New Roman"/>
-          <w:color w:val="215E99" w:themeColor="text2" w:themeTint="BF"/>
-          <w:kern w:val="0"/>
-          <w14:ligatures w14:val="none"/>
-        </w:rPr>
-        <w:t xml:space="preserve">COUNT(DISTINCT </w:t>
+      <w:proofErr w:type="gramStart"/>
+      <w:r>
+        <w:rPr>
+          <w:rFonts w:ascii="Times New Roman" w:eastAsia="Times New Roman" w:hAnsi="Times New Roman" w:cs="Times New Roman"/>
+          <w:color w:val="215E99" w:themeColor="text2" w:themeTint="BF"/>
+          <w:kern w:val="0"/>
+          <w14:ligatures w14:val="none"/>
+        </w:rPr>
+        <w:t>COUNT(</w:t>
+      </w:r>
+      <w:proofErr w:type="gramEnd"/>
+      <w:r>
+        <w:rPr>
+          <w:rFonts w:ascii="Times New Roman" w:eastAsia="Times New Roman" w:hAnsi="Times New Roman" w:cs="Times New Roman"/>
+          <w:color w:val="215E99" w:themeColor="text2" w:themeTint="BF"/>
+          <w:kern w:val="0"/>
+          <w14:ligatures w14:val="none"/>
+        </w:rPr>
+        <w:t xml:space="preserve">DISTINCT </w:t>
       </w:r>
       <w:proofErr w:type="spellStart"/>
       <w:r>
@@ -5037,7 +4699,7 @@
           <w:noProof/>
         </w:rPr>
         <w:drawing>
-          <wp:anchor distT="0" distB="0" distL="114300" distR="114300" simplePos="0" relativeHeight="251668480" behindDoc="1" locked="0" layoutInCell="1" allowOverlap="1" wp14:anchorId="08EEE439" wp14:editId="49993F20">
+          <wp:anchor distT="0" distB="0" distL="114300" distR="114300" simplePos="0" relativeHeight="251668480" behindDoc="1" locked="0" layoutInCell="1" allowOverlap="1" wp14:anchorId="08EEE439" wp14:editId="56BFAA72">
             <wp:simplePos x="0" y="0"/>
             <wp:positionH relativeFrom="margin">
               <wp:posOffset>2653145</wp:posOffset>
@@ -5062,7 +4724,7 @@
                     </pic:cNvPicPr>
                   </pic:nvPicPr>
                   <pic:blipFill>
-                    <a:blip r:embed="rId17" cstate="print">
+                    <a:blip r:embed="rId14" cstate="print">
                       <a:extLst>
                         <a:ext uri="{28A0092B-C50C-407E-A947-70E740481C1C}">
                           <a14:useLocalDpi xmlns:a14="http://schemas.microsoft.com/office/drawing/2010/main" val="0"/>
@@ -5144,6 +4806,7 @@
           <w:b/>
           <w:bCs/>
         </w:rPr>
+        <w:lastRenderedPageBreak/>
         <w:t>BONUS</w:t>
       </w:r>
       <w:r>
@@ -5192,7 +4855,7 @@
                     </pic:cNvPicPr>
                   </pic:nvPicPr>
                   <pic:blipFill>
-                    <a:blip r:embed="rId18">
+                    <a:blip r:embed="rId15">
                       <a:extLst>
                         <a:ext uri="{28A0092B-C50C-407E-A947-70E740481C1C}">
                           <a14:useLocalDpi xmlns:a14="http://schemas.microsoft.com/office/drawing/2010/main" val="0"/>
@@ -5247,15 +4910,31 @@
           <w:rFonts w:ascii="Times New Roman" w:hAnsi="Times New Roman" w:cs="Times New Roman"/>
           <w:color w:val="215E99" w:themeColor="text2" w:themeTint="BF"/>
         </w:rPr>
-        <w:t>table_info</w:t>
-      </w:r>
-      <w:proofErr w:type="spellEnd"/>
-      <w:r>
-        <w:rPr>
-          <w:rFonts w:ascii="Times New Roman" w:hAnsi="Times New Roman" w:cs="Times New Roman"/>
-          <w:color w:val="215E99" w:themeColor="text2" w:themeTint="BF"/>
-        </w:rPr>
-        <w:t>(Branches);</w:t>
+        <w:t>table_</w:t>
+      </w:r>
+      <w:proofErr w:type="gramStart"/>
+      <w:r>
+        <w:rPr>
+          <w:rFonts w:ascii="Times New Roman" w:hAnsi="Times New Roman" w:cs="Times New Roman"/>
+          <w:color w:val="215E99" w:themeColor="text2" w:themeTint="BF"/>
+        </w:rPr>
+        <w:t>info</w:t>
+      </w:r>
+      <w:proofErr w:type="spellEnd"/>
+      <w:r>
+        <w:rPr>
+          <w:rFonts w:ascii="Times New Roman" w:hAnsi="Times New Roman" w:cs="Times New Roman"/>
+          <w:color w:val="215E99" w:themeColor="text2" w:themeTint="BF"/>
+        </w:rPr>
+        <w:t>(</w:t>
+      </w:r>
+      <w:proofErr w:type="gramEnd"/>
+      <w:r>
+        <w:rPr>
+          <w:rFonts w:ascii="Times New Roman" w:hAnsi="Times New Roman" w:cs="Times New Roman"/>
+          <w:color w:val="215E99" w:themeColor="text2" w:themeTint="BF"/>
+        </w:rPr>
+        <w:t>Branches);</w:t>
       </w:r>
     </w:p>
     <w:p>
@@ -5279,15 +4958,31 @@
           <w:rFonts w:ascii="Times New Roman" w:hAnsi="Times New Roman" w:cs="Times New Roman"/>
           <w:color w:val="215E99" w:themeColor="text2" w:themeTint="BF"/>
         </w:rPr>
-        <w:t>table_info</w:t>
-      </w:r>
-      <w:proofErr w:type="spellEnd"/>
-      <w:r>
-        <w:rPr>
-          <w:rFonts w:ascii="Times New Roman" w:hAnsi="Times New Roman" w:cs="Times New Roman"/>
-          <w:color w:val="215E99" w:themeColor="text2" w:themeTint="BF"/>
-        </w:rPr>
-        <w:t>(Patrons);</w:t>
+        <w:t>table_</w:t>
+      </w:r>
+      <w:proofErr w:type="gramStart"/>
+      <w:r>
+        <w:rPr>
+          <w:rFonts w:ascii="Times New Roman" w:hAnsi="Times New Roman" w:cs="Times New Roman"/>
+          <w:color w:val="215E99" w:themeColor="text2" w:themeTint="BF"/>
+        </w:rPr>
+        <w:t>info</w:t>
+      </w:r>
+      <w:proofErr w:type="spellEnd"/>
+      <w:r>
+        <w:rPr>
+          <w:rFonts w:ascii="Times New Roman" w:hAnsi="Times New Roman" w:cs="Times New Roman"/>
+          <w:color w:val="215E99" w:themeColor="text2" w:themeTint="BF"/>
+        </w:rPr>
+        <w:t>(</w:t>
+      </w:r>
+      <w:proofErr w:type="gramEnd"/>
+      <w:r>
+        <w:rPr>
+          <w:rFonts w:ascii="Times New Roman" w:hAnsi="Times New Roman" w:cs="Times New Roman"/>
+          <w:color w:val="215E99" w:themeColor="text2" w:themeTint="BF"/>
+        </w:rPr>
+        <w:t>Patrons);</w:t>
       </w:r>
     </w:p>
     <w:p>
@@ -5311,15 +5006,31 @@
           <w:rFonts w:ascii="Times New Roman" w:hAnsi="Times New Roman" w:cs="Times New Roman"/>
           <w:color w:val="215E99" w:themeColor="text2" w:themeTint="BF"/>
         </w:rPr>
-        <w:t>table_info</w:t>
-      </w:r>
-      <w:proofErr w:type="spellEnd"/>
-      <w:r>
-        <w:rPr>
-          <w:rFonts w:ascii="Times New Roman" w:hAnsi="Times New Roman" w:cs="Times New Roman"/>
-          <w:color w:val="215E99" w:themeColor="text2" w:themeTint="BF"/>
-        </w:rPr>
-        <w:t>(Genres);</w:t>
+        <w:t>table_</w:t>
+      </w:r>
+      <w:proofErr w:type="gramStart"/>
+      <w:r>
+        <w:rPr>
+          <w:rFonts w:ascii="Times New Roman" w:hAnsi="Times New Roman" w:cs="Times New Roman"/>
+          <w:color w:val="215E99" w:themeColor="text2" w:themeTint="BF"/>
+        </w:rPr>
+        <w:t>info</w:t>
+      </w:r>
+      <w:proofErr w:type="spellEnd"/>
+      <w:r>
+        <w:rPr>
+          <w:rFonts w:ascii="Times New Roman" w:hAnsi="Times New Roman" w:cs="Times New Roman"/>
+          <w:color w:val="215E99" w:themeColor="text2" w:themeTint="BF"/>
+        </w:rPr>
+        <w:t>(</w:t>
+      </w:r>
+      <w:proofErr w:type="gramEnd"/>
+      <w:r>
+        <w:rPr>
+          <w:rFonts w:ascii="Times New Roman" w:hAnsi="Times New Roman" w:cs="Times New Roman"/>
+          <w:color w:val="215E99" w:themeColor="text2" w:themeTint="BF"/>
+        </w:rPr>
+        <w:t>Genres);</w:t>
       </w:r>
     </w:p>
     <w:p>
@@ -5343,15 +5054,31 @@
           <w:rFonts w:ascii="Times New Roman" w:hAnsi="Times New Roman" w:cs="Times New Roman"/>
           <w:color w:val="215E99" w:themeColor="text2" w:themeTint="BF"/>
         </w:rPr>
-        <w:t>table_info</w:t>
-      </w:r>
-      <w:proofErr w:type="spellEnd"/>
-      <w:r>
-        <w:rPr>
-          <w:rFonts w:ascii="Times New Roman" w:hAnsi="Times New Roman" w:cs="Times New Roman"/>
-          <w:color w:val="215E99" w:themeColor="text2" w:themeTint="BF"/>
-        </w:rPr>
-        <w:t>(Authors);</w:t>
+        <w:t>table_</w:t>
+      </w:r>
+      <w:proofErr w:type="gramStart"/>
+      <w:r>
+        <w:rPr>
+          <w:rFonts w:ascii="Times New Roman" w:hAnsi="Times New Roman" w:cs="Times New Roman"/>
+          <w:color w:val="215E99" w:themeColor="text2" w:themeTint="BF"/>
+        </w:rPr>
+        <w:t>info</w:t>
+      </w:r>
+      <w:proofErr w:type="spellEnd"/>
+      <w:r>
+        <w:rPr>
+          <w:rFonts w:ascii="Times New Roman" w:hAnsi="Times New Roman" w:cs="Times New Roman"/>
+          <w:color w:val="215E99" w:themeColor="text2" w:themeTint="BF"/>
+        </w:rPr>
+        <w:t>(</w:t>
+      </w:r>
+      <w:proofErr w:type="gramEnd"/>
+      <w:r>
+        <w:rPr>
+          <w:rFonts w:ascii="Times New Roman" w:hAnsi="Times New Roman" w:cs="Times New Roman"/>
+          <w:color w:val="215E99" w:themeColor="text2" w:themeTint="BF"/>
+        </w:rPr>
+        <w:t>Authors);</w:t>
       </w:r>
     </w:p>
     <w:p>
@@ -5375,15 +5102,31 @@
           <w:rFonts w:ascii="Times New Roman" w:hAnsi="Times New Roman" w:cs="Times New Roman"/>
           <w:color w:val="215E99" w:themeColor="text2" w:themeTint="BF"/>
         </w:rPr>
-        <w:t>table_info</w:t>
-      </w:r>
-      <w:proofErr w:type="spellEnd"/>
-      <w:r>
-        <w:rPr>
-          <w:rFonts w:ascii="Times New Roman" w:hAnsi="Times New Roman" w:cs="Times New Roman"/>
-          <w:color w:val="215E99" w:themeColor="text2" w:themeTint="BF"/>
-        </w:rPr>
-        <w:t>(Books);</w:t>
+        <w:t>table_</w:t>
+      </w:r>
+      <w:proofErr w:type="gramStart"/>
+      <w:r>
+        <w:rPr>
+          <w:rFonts w:ascii="Times New Roman" w:hAnsi="Times New Roman" w:cs="Times New Roman"/>
+          <w:color w:val="215E99" w:themeColor="text2" w:themeTint="BF"/>
+        </w:rPr>
+        <w:t>info</w:t>
+      </w:r>
+      <w:proofErr w:type="spellEnd"/>
+      <w:r>
+        <w:rPr>
+          <w:rFonts w:ascii="Times New Roman" w:hAnsi="Times New Roman" w:cs="Times New Roman"/>
+          <w:color w:val="215E99" w:themeColor="text2" w:themeTint="BF"/>
+        </w:rPr>
+        <w:t>(</w:t>
+      </w:r>
+      <w:proofErr w:type="gramEnd"/>
+      <w:r>
+        <w:rPr>
+          <w:rFonts w:ascii="Times New Roman" w:hAnsi="Times New Roman" w:cs="Times New Roman"/>
+          <w:color w:val="215E99" w:themeColor="text2" w:themeTint="BF"/>
+        </w:rPr>
+        <w:t>Books);</w:t>
       </w:r>
     </w:p>
     <w:p>
@@ -5407,15 +5150,31 @@
           <w:rFonts w:ascii="Times New Roman" w:hAnsi="Times New Roman" w:cs="Times New Roman"/>
           <w:color w:val="215E99" w:themeColor="text2" w:themeTint="BF"/>
         </w:rPr>
-        <w:t>table_info</w:t>
-      </w:r>
-      <w:proofErr w:type="spellEnd"/>
-      <w:r>
-        <w:rPr>
-          <w:rFonts w:ascii="Times New Roman" w:hAnsi="Times New Roman" w:cs="Times New Roman"/>
-          <w:color w:val="215E99" w:themeColor="text2" w:themeTint="BF"/>
-        </w:rPr>
-        <w:t>(Loans);</w:t>
+        <w:t>table_</w:t>
+      </w:r>
+      <w:proofErr w:type="gramStart"/>
+      <w:r>
+        <w:rPr>
+          <w:rFonts w:ascii="Times New Roman" w:hAnsi="Times New Roman" w:cs="Times New Roman"/>
+          <w:color w:val="215E99" w:themeColor="text2" w:themeTint="BF"/>
+        </w:rPr>
+        <w:t>info</w:t>
+      </w:r>
+      <w:proofErr w:type="spellEnd"/>
+      <w:r>
+        <w:rPr>
+          <w:rFonts w:ascii="Times New Roman" w:hAnsi="Times New Roman" w:cs="Times New Roman"/>
+          <w:color w:val="215E99" w:themeColor="text2" w:themeTint="BF"/>
+        </w:rPr>
+        <w:t>(</w:t>
+      </w:r>
+      <w:proofErr w:type="gramEnd"/>
+      <w:r>
+        <w:rPr>
+          <w:rFonts w:ascii="Times New Roman" w:hAnsi="Times New Roman" w:cs="Times New Roman"/>
+          <w:color w:val="215E99" w:themeColor="text2" w:themeTint="BF"/>
+        </w:rPr>
+        <w:t>Loans);</w:t>
       </w:r>
     </w:p>
     <w:p>
@@ -5737,7 +5496,6 @@
         <w:rPr>
           <w:rFonts w:ascii="Times New Roman" w:hAnsi="Times New Roman" w:cs="Times New Roman"/>
         </w:rPr>
-        <w:lastRenderedPageBreak/>
         <w:t>Library administrators could answer questions like which branch has the most loans, which genres are borrowed the most, and which patrons borrow the most books. They could also check which books are not borrowed often and may not need many copies. This would help the library make better decisions about staffing, book purchases, and branch inventory.</w:t>
       </w:r>
     </w:p>
@@ -5759,7 +5517,25 @@
           <w:b/>
           <w:bCs/>
         </w:rPr>
-        <w:t>How would you extend this schema to track additional patron interactions, such as reserved books, late fees, or participation in library programs?</w:t>
+        <w:t xml:space="preserve">How would you extend this </w:t>
+      </w:r>
+      <w:proofErr w:type="gramStart"/>
+      <w:r>
+        <w:rPr>
+          <w:rFonts w:ascii="Times New Roman" w:hAnsi="Times New Roman" w:cs="Times New Roman"/>
+          <w:b/>
+          <w:bCs/>
+        </w:rPr>
+        <w:t>schema</w:t>
+      </w:r>
+      <w:proofErr w:type="gramEnd"/>
+      <w:r>
+        <w:rPr>
+          <w:rFonts w:ascii="Times New Roman" w:hAnsi="Times New Roman" w:cs="Times New Roman"/>
+          <w:b/>
+          <w:bCs/>
+        </w:rPr>
+        <w:t xml:space="preserve"> to track additional patron interactions, such as reserved books, late fees, or participation in library programs?</w:t>
       </w:r>
     </w:p>
     <w:p>
@@ -5779,6 +5555,7 @@
         <w:rPr>
           <w:rFonts w:ascii="Times New Roman" w:hAnsi="Times New Roman" w:cs="Times New Roman"/>
         </w:rPr>
+        <w:lastRenderedPageBreak/>
         <w:t>Late_Fees</w:t>
       </w:r>
       <w:proofErr w:type="spellEnd"/>
@@ -6032,20 +5809,52 @@
           <w:b/>
           <w:bCs/>
         </w:rPr>
-        <w:t>What performance considerations should be kept in mind when running complex joins and aggregations on large library datasets?</w:t>
-      </w:r>
-    </w:p>
-    <w:p>
-      <w:pPr>
-        <w:rPr>
-          <w:rFonts w:ascii="Times New Roman" w:hAnsi="Times New Roman" w:cs="Times New Roman"/>
-        </w:rPr>
-      </w:pPr>
-      <w:r>
-        <w:rPr>
-          <w:rFonts w:ascii="Times New Roman" w:hAnsi="Times New Roman" w:cs="Times New Roman"/>
-        </w:rPr>
-        <w:t xml:space="preserve">For larger library datasets, complex joins and aggregations can take longer to run. It is better to select only the columns needed instead of using SELECT *. It also helps to filter early with WHERE before joining large tables. Indexes on common columns like </w:t>
+        <w:t xml:space="preserve">What performance considerations should be kept in mind when running complex </w:t>
+      </w:r>
+      <w:proofErr w:type="gramStart"/>
+      <w:r>
+        <w:rPr>
+          <w:rFonts w:ascii="Times New Roman" w:hAnsi="Times New Roman" w:cs="Times New Roman"/>
+          <w:b/>
+          <w:bCs/>
+        </w:rPr>
+        <w:t>joins</w:t>
+      </w:r>
+      <w:proofErr w:type="gramEnd"/>
+      <w:r>
+        <w:rPr>
+          <w:rFonts w:ascii="Times New Roman" w:hAnsi="Times New Roman" w:cs="Times New Roman"/>
+          <w:b/>
+          <w:bCs/>
+        </w:rPr>
+        <w:t xml:space="preserve"> and aggregations on large library datasets?</w:t>
+      </w:r>
+    </w:p>
+    <w:p>
+      <w:pPr>
+        <w:rPr>
+          <w:rFonts w:ascii="Times New Roman" w:hAnsi="Times New Roman" w:cs="Times New Roman"/>
+        </w:rPr>
+      </w:pPr>
+      <w:r>
+        <w:rPr>
+          <w:rFonts w:ascii="Times New Roman" w:hAnsi="Times New Roman" w:cs="Times New Roman"/>
+        </w:rPr>
+        <w:t xml:space="preserve">For larger library datasets, complex </w:t>
+      </w:r>
+      <w:proofErr w:type="gramStart"/>
+      <w:r>
+        <w:rPr>
+          <w:rFonts w:ascii="Times New Roman" w:hAnsi="Times New Roman" w:cs="Times New Roman"/>
+        </w:rPr>
+        <w:t>joins</w:t>
+      </w:r>
+      <w:proofErr w:type="gramEnd"/>
+      <w:r>
+        <w:rPr>
+          <w:rFonts w:ascii="Times New Roman" w:hAnsi="Times New Roman" w:cs="Times New Roman"/>
+        </w:rPr>
+        <w:t xml:space="preserve"> and aggregations can take longer to run. It is better to select only the columns needed instead of using SELECT *. It also helps to filter early with WHERE before joining large tables. Indexes on common columns like </w:t>
       </w:r>
       <w:proofErr w:type="spellStart"/>
       <w:r>
@@ -7772,6 +7581,16 @@
       <w:szCs w:val="20"/>
     </w:rPr>
   </w:style>
+  <w:style w:type="character" w:customStyle="1" w:styleId="k">
+    <w:name w:val="ͼk"/>
+    <w:basedOn w:val="DefaultParagraphFont"/>
+    <w:rsid w:val="009C3603"/>
+  </w:style>
+  <w:style w:type="character" w:customStyle="1" w:styleId="g">
+    <w:name w:val="ͼg"/>
+    <w:basedOn w:val="DefaultParagraphFont"/>
+    <w:rsid w:val="009C3603"/>
+  </w:style>
 </w:styles>
 </file>
 
